--- a/7-技术管理/运行记录类文件/HFSJ-ITSS-0706-2026年度研发报告（截止2026年4月）.docx
+++ b/7-技术管理/运行记录类文件/HFSJ-ITSS-0706-2026年度研发报告（截止2026年4月）.docx
@@ -422,12 +422,14 @@
                 <w:lang w:val="en-US" w:eastAsia="zh-CN"/>
               </w:rPr>
             </w:pPr>
+            <w:bookmarkStart w:id="31" w:name="_GoBack"/>
+            <w:bookmarkEnd w:id="31"/>
             <w:r>
               <w:rPr>
                 <w:rFonts w:hint="eastAsia"/>
                 <w:lang w:val="en-US" w:eastAsia="zh-CN"/>
               </w:rPr>
-              <w:t>石宝升</w:t>
+              <w:t>黄正宇</w:t>
             </w:r>
           </w:p>
         </w:tc>
@@ -1912,7 +1914,7 @@
                 <w:vertAlign w:val="baseline"/>
                 <w:lang w:val="en-US" w:eastAsia="zh-CN"/>
               </w:rPr>
-              <w:t>石宝升</w:t>
+              <w:t>黄正宇</w:t>
             </w:r>
           </w:p>
         </w:tc>
@@ -3057,8 +3059,6 @@
               <w:tab w:val="right" w:leader="dot" w:pos="8306"/>
             </w:tabs>
           </w:pPr>
-          <w:bookmarkStart w:id="31" w:name="_GoBack"/>
-          <w:bookmarkEnd w:id="31"/>
           <w:r>
             <w:fldChar w:fldCharType="begin"/>
           </w:r>
@@ -3911,8 +3911,8 @@
         <w:snapToGrid w:val="0"/>
         <w:textAlignment w:val="baseline"/>
       </w:pPr>
-      <w:bookmarkStart w:id="5" w:name="heading_4"/>
-      <w:bookmarkStart w:id="6" w:name="_Toc9625"/>
+      <w:bookmarkStart w:id="5" w:name="_Toc9625"/>
+      <w:bookmarkStart w:id="6" w:name="heading_4"/>
       <w:r>
         <w:t>1-4月研发目标</w:t>
       </w:r>
@@ -6203,8 +6203,8 @@
         <w:snapToGrid w:val="0"/>
         <w:textAlignment w:val="baseline"/>
       </w:pPr>
-      <w:bookmarkStart w:id="13" w:name="heading_8"/>
-      <w:bookmarkStart w:id="14" w:name="_Toc7070"/>
+      <w:bookmarkStart w:id="13" w:name="_Toc7070"/>
+      <w:bookmarkStart w:id="14" w:name="heading_8"/>
       <w:r>
         <w:t>具体功能研发完成情况</w:t>
       </w:r>
@@ -6644,7 +6644,6 @@
             <w:insideH w:val="none" w:color="auto" w:sz="0" w:space="0"/>
             <w:insideV w:val="none" w:color="auto" w:sz="0" w:space="0"/>
           </w:tblBorders>
-          <w:shd w:val="clear" w:color="auto" w:fill="auto"/>
           <w:tblCellMar>
             <w:top w:w="15" w:type="dxa"/>
             <w:left w:w="15" w:type="dxa"/>
@@ -6994,6 +6993,1733 @@
                 <w:lang w:val="en-US" w:eastAsia="zh-CN"/>
               </w:rPr>
               <w:t>2026年2月</w:t>
+            </w:r>
+          </w:p>
+        </w:tc>
+      </w:tr>
+      <w:tr>
+        <w:tblPrEx>
+          <w:tblBorders>
+            <w:top w:val="none" w:color="auto" w:sz="0" w:space="0"/>
+            <w:left w:val="none" w:color="auto" w:sz="0" w:space="0"/>
+            <w:bottom w:val="none" w:color="auto" w:sz="0" w:space="0"/>
+            <w:right w:val="none" w:color="auto" w:sz="0" w:space="0"/>
+            <w:insideH w:val="none" w:color="auto" w:sz="0" w:space="0"/>
+            <w:insideV w:val="none" w:color="auto" w:sz="0" w:space="0"/>
+          </w:tblBorders>
+          <w:tblCellMar>
+            <w:top w:w="15" w:type="dxa"/>
+            <w:left w:w="15" w:type="dxa"/>
+            <w:bottom w:w="15" w:type="dxa"/>
+            <w:right w:w="15" w:type="dxa"/>
+          </w:tblCellMar>
+        </w:tblPrEx>
+        <w:trPr>
+          <w:trHeight w:val="0" w:hRule="atLeast"/>
+          <w:jc w:val="center"/>
+        </w:trPr>
+        <w:tc>
+          <w:tcPr>
+            <w:tcW w:w="1812" w:type="dxa"/>
+            <w:vMerge w:val="continue"/>
+            <w:tcBorders>
+              <w:left w:val="single" w:color="auto" w:sz="12" w:space="0"/>
+              <w:right w:val="nil"/>
+            </w:tcBorders>
+            <w:shd w:val="clear" w:color="auto" w:fill="auto"/>
+            <w:tcMar>
+              <w:top w:w="120" w:type="dxa"/>
+              <w:left w:w="-1" w:type="dxa"/>
+              <w:bottom w:w="120" w:type="dxa"/>
+              <w:right w:w="192" w:type="dxa"/>
+            </w:tcMar>
+            <w:vAlign w:val="center"/>
+          </w:tcPr>
+          <w:p>
+            <w:pPr>
+              <w:keepNext w:val="0"/>
+              <w:keepLines w:val="0"/>
+              <w:pageBreakBefore w:val="0"/>
+              <w:widowControl w:val="0"/>
+              <w:kinsoku w:val="0"/>
+              <w:wordWrap/>
+              <w:overflowPunct/>
+              <w:topLinePunct w:val="0"/>
+              <w:autoSpaceDE w:val="0"/>
+              <w:autoSpaceDN w:val="0"/>
+              <w:bidi w:val="0"/>
+              <w:adjustRightInd w:val="0"/>
+              <w:snapToGrid w:val="0"/>
+              <w:ind w:left="0" w:leftChars="0" w:right="0" w:rightChars="0" w:firstLine="0" w:firstLineChars="0"/>
+              <w:jc w:val="center"/>
+              <w:textAlignment w:val="baseline"/>
+              <w:rPr>
+                <w:rFonts w:hint="default" w:ascii="Segoe UI" w:hAnsi="Segoe UI" w:eastAsia="Segoe UI" w:cs="Segoe UI"/>
+                <w:i w:val="0"/>
+                <w:iCs w:val="0"/>
+                <w:caps w:val="0"/>
+                <w:color w:val="0F1115"/>
+                <w:spacing w:val="0"/>
+                <w:sz w:val="18"/>
+                <w:szCs w:val="18"/>
+              </w:rPr>
+            </w:pPr>
+          </w:p>
+        </w:tc>
+        <w:tc>
+          <w:tcPr>
+            <w:tcW w:w="1400" w:type="dxa"/>
+            <w:tcBorders>
+              <w:top w:val="single" w:color="auto" w:sz="4" w:space="0"/>
+              <w:left w:val="single" w:color="auto" w:sz="4" w:space="0"/>
+              <w:bottom w:val="nil"/>
+              <w:right w:val="nil"/>
+            </w:tcBorders>
+            <w:shd w:val="clear" w:color="auto" w:fill="auto"/>
+            <w:tcMar>
+              <w:top w:w="120" w:type="dxa"/>
+              <w:left w:w="192" w:type="dxa"/>
+              <w:bottom w:w="120" w:type="dxa"/>
+              <w:right w:w="192" w:type="dxa"/>
+            </w:tcMar>
+            <w:vAlign w:val="center"/>
+          </w:tcPr>
+          <w:p>
+            <w:pPr>
+              <w:keepNext w:val="0"/>
+              <w:keepLines w:val="0"/>
+              <w:pageBreakBefore w:val="0"/>
+              <w:widowControl w:val="0"/>
+              <w:suppressLineNumbers w:val="0"/>
+              <w:kinsoku w:val="0"/>
+              <w:wordWrap/>
+              <w:overflowPunct/>
+              <w:topLinePunct w:val="0"/>
+              <w:autoSpaceDE w:val="0"/>
+              <w:autoSpaceDN w:val="0"/>
+              <w:bidi w:val="0"/>
+              <w:adjustRightInd w:val="0"/>
+              <w:snapToGrid w:val="0"/>
+              <w:spacing w:line="240" w:lineRule="auto"/>
+              <w:ind w:left="0" w:leftChars="0" w:right="0" w:rightChars="0" w:firstLine="0" w:firstLineChars="0"/>
+              <w:jc w:val="left"/>
+              <w:textAlignment w:val="baseline"/>
+              <w:rPr>
+                <w:rFonts w:hint="default" w:ascii="Segoe UI" w:hAnsi="Segoe UI" w:eastAsia="Segoe UI" w:cs="Segoe UI"/>
+                <w:i w:val="0"/>
+                <w:iCs w:val="0"/>
+                <w:caps w:val="0"/>
+                <w:color w:val="0F1115"/>
+                <w:spacing w:val="0"/>
+                <w:sz w:val="18"/>
+                <w:szCs w:val="18"/>
+              </w:rPr>
+            </w:pPr>
+            <w:r>
+              <w:rPr>
+                <w:rFonts w:hint="default" w:ascii="Segoe UI" w:hAnsi="Segoe UI" w:eastAsia="Segoe UI" w:cs="Segoe UI"/>
+                <w:i w:val="0"/>
+                <w:iCs w:val="0"/>
+                <w:caps w:val="0"/>
+                <w:snapToGrid w:val="0"/>
+                <w:color w:val="000000"/>
+                <w:spacing w:val="0"/>
+                <w:kern w:val="0"/>
+                <w:sz w:val="18"/>
+                <w:szCs w:val="18"/>
+                <w:lang w:val="en-US" w:eastAsia="zh-CN"/>
+              </w:rPr>
+              <w:t>网络设备巡检</w:t>
+            </w:r>
+          </w:p>
+        </w:tc>
+        <w:tc>
+          <w:tcPr>
+            <w:tcW w:w="3884" w:type="dxa"/>
+            <w:tcBorders>
+              <w:top w:val="single" w:color="auto" w:sz="4" w:space="0"/>
+              <w:left w:val="single" w:color="auto" w:sz="4" w:space="0"/>
+              <w:bottom w:val="nil"/>
+              <w:right w:val="nil"/>
+            </w:tcBorders>
+            <w:shd w:val="clear" w:color="auto" w:fill="auto"/>
+            <w:tcMar>
+              <w:top w:w="120" w:type="dxa"/>
+              <w:left w:w="192" w:type="dxa"/>
+              <w:bottom w:w="120" w:type="dxa"/>
+              <w:right w:w="192" w:type="dxa"/>
+            </w:tcMar>
+            <w:vAlign w:val="center"/>
+          </w:tcPr>
+          <w:p>
+            <w:pPr>
+              <w:keepNext w:val="0"/>
+              <w:keepLines w:val="0"/>
+              <w:pageBreakBefore w:val="0"/>
+              <w:widowControl w:val="0"/>
+              <w:suppressLineNumbers w:val="0"/>
+              <w:kinsoku w:val="0"/>
+              <w:wordWrap/>
+              <w:overflowPunct/>
+              <w:topLinePunct w:val="0"/>
+              <w:autoSpaceDE w:val="0"/>
+              <w:autoSpaceDN w:val="0"/>
+              <w:bidi w:val="0"/>
+              <w:adjustRightInd w:val="0"/>
+              <w:snapToGrid w:val="0"/>
+              <w:spacing w:line="240" w:lineRule="auto"/>
+              <w:ind w:left="0" w:leftChars="0" w:right="0" w:rightChars="0" w:firstLine="0" w:firstLineChars="0"/>
+              <w:jc w:val="left"/>
+              <w:textAlignment w:val="baseline"/>
+              <w:rPr>
+                <w:rFonts w:hint="default" w:ascii="Segoe UI" w:hAnsi="Segoe UI" w:eastAsia="Segoe UI" w:cs="Segoe UI"/>
+                <w:i w:val="0"/>
+                <w:iCs w:val="0"/>
+                <w:caps w:val="0"/>
+                <w:color w:val="0F1115"/>
+                <w:spacing w:val="0"/>
+                <w:sz w:val="18"/>
+                <w:szCs w:val="18"/>
+              </w:rPr>
+            </w:pPr>
+            <w:r>
+              <w:rPr>
+                <w:rFonts w:hint="default" w:ascii="Segoe UI" w:hAnsi="Segoe UI" w:eastAsia="Segoe UI" w:cs="Segoe UI"/>
+                <w:i w:val="0"/>
+                <w:iCs w:val="0"/>
+                <w:caps w:val="0"/>
+                <w:snapToGrid w:val="0"/>
+                <w:color w:val="000000"/>
+                <w:spacing w:val="0"/>
+                <w:kern w:val="0"/>
+                <w:sz w:val="18"/>
+                <w:szCs w:val="18"/>
+                <w:lang w:val="en-US" w:eastAsia="zh-CN"/>
+              </w:rPr>
+              <w:t>连通性巡检</w:t>
+            </w:r>
+          </w:p>
+        </w:tc>
+        <w:tc>
+          <w:tcPr>
+            <w:tcW w:w="1402" w:type="dxa"/>
+            <w:tcBorders>
+              <w:top w:val="single" w:color="auto" w:sz="4" w:space="0"/>
+              <w:left w:val="single" w:color="auto" w:sz="4" w:space="0"/>
+              <w:bottom w:val="nil"/>
+              <w:right w:val="single" w:color="auto" w:sz="12" w:space="0"/>
+            </w:tcBorders>
+            <w:shd w:val="clear" w:color="auto" w:fill="auto"/>
+            <w:tcMar>
+              <w:top w:w="120" w:type="dxa"/>
+              <w:left w:w="192" w:type="dxa"/>
+              <w:bottom w:w="120" w:type="dxa"/>
+              <w:right w:w="-1" w:type="dxa"/>
+            </w:tcMar>
+            <w:vAlign w:val="center"/>
+          </w:tcPr>
+          <w:p>
+            <w:pPr>
+              <w:keepNext w:val="0"/>
+              <w:keepLines w:val="0"/>
+              <w:pageBreakBefore w:val="0"/>
+              <w:widowControl w:val="0"/>
+              <w:suppressLineNumbers w:val="0"/>
+              <w:kinsoku w:val="0"/>
+              <w:wordWrap/>
+              <w:overflowPunct/>
+              <w:topLinePunct w:val="0"/>
+              <w:autoSpaceDE w:val="0"/>
+              <w:autoSpaceDN w:val="0"/>
+              <w:bidi w:val="0"/>
+              <w:adjustRightInd w:val="0"/>
+              <w:snapToGrid w:val="0"/>
+              <w:spacing w:line="240" w:lineRule="auto"/>
+              <w:ind w:left="0" w:leftChars="0" w:right="0" w:rightChars="0" w:firstLine="0" w:firstLineChars="0"/>
+              <w:jc w:val="left"/>
+              <w:textAlignment w:val="baseline"/>
+              <w:rPr>
+                <w:rFonts w:hint="default" w:ascii="Segoe UI" w:hAnsi="Segoe UI" w:eastAsia="Segoe UI" w:cs="Segoe UI"/>
+                <w:i w:val="0"/>
+                <w:iCs w:val="0"/>
+                <w:caps w:val="0"/>
+                <w:color w:val="0F1115"/>
+                <w:spacing w:val="0"/>
+                <w:sz w:val="18"/>
+                <w:szCs w:val="18"/>
+              </w:rPr>
+            </w:pPr>
+            <w:r>
+              <w:rPr>
+                <w:rFonts w:hint="default" w:ascii="Segoe UI" w:hAnsi="Segoe UI" w:eastAsia="Segoe UI" w:cs="Segoe UI"/>
+                <w:i w:val="0"/>
+                <w:iCs w:val="0"/>
+                <w:caps w:val="0"/>
+                <w:snapToGrid w:val="0"/>
+                <w:color w:val="000000"/>
+                <w:spacing w:val="0"/>
+                <w:kern w:val="0"/>
+                <w:sz w:val="18"/>
+                <w:szCs w:val="18"/>
+                <w:lang w:val="en-US" w:eastAsia="zh-CN"/>
+              </w:rPr>
+              <w:t>2026年3月</w:t>
+            </w:r>
+          </w:p>
+        </w:tc>
+        <w:tc>
+          <w:tcPr>
+            <w:tcW w:w="1402" w:type="dxa"/>
+            <w:tcBorders>
+              <w:top w:val="single" w:color="auto" w:sz="4" w:space="0"/>
+              <w:left w:val="single" w:color="auto" w:sz="4" w:space="0"/>
+              <w:bottom w:val="nil"/>
+              <w:right w:val="single" w:color="auto" w:sz="12" w:space="0"/>
+            </w:tcBorders>
+            <w:shd w:val="clear" w:color="auto" w:fill="auto"/>
+            <w:tcMar>
+              <w:top w:w="120" w:type="dxa"/>
+              <w:left w:w="192" w:type="dxa"/>
+              <w:bottom w:w="120" w:type="dxa"/>
+              <w:right w:w="-1" w:type="dxa"/>
+            </w:tcMar>
+            <w:vAlign w:val="center"/>
+          </w:tcPr>
+          <w:p>
+            <w:pPr>
+              <w:keepNext w:val="0"/>
+              <w:keepLines w:val="0"/>
+              <w:pageBreakBefore w:val="0"/>
+              <w:widowControl w:val="0"/>
+              <w:suppressLineNumbers w:val="0"/>
+              <w:kinsoku w:val="0"/>
+              <w:wordWrap/>
+              <w:overflowPunct/>
+              <w:topLinePunct w:val="0"/>
+              <w:autoSpaceDE w:val="0"/>
+              <w:autoSpaceDN w:val="0"/>
+              <w:bidi w:val="0"/>
+              <w:adjustRightInd w:val="0"/>
+              <w:snapToGrid w:val="0"/>
+              <w:spacing w:line="240" w:lineRule="auto"/>
+              <w:ind w:left="0" w:leftChars="0" w:right="0" w:rightChars="0" w:firstLine="0" w:firstLineChars="0"/>
+              <w:jc w:val="left"/>
+              <w:textAlignment w:val="baseline"/>
+              <w:rPr>
+                <w:rFonts w:hint="default" w:ascii="Segoe UI" w:hAnsi="Segoe UI" w:eastAsia="Segoe UI" w:cs="Segoe UI"/>
+                <w:i w:val="0"/>
+                <w:iCs w:val="0"/>
+                <w:caps w:val="0"/>
+                <w:snapToGrid w:val="0"/>
+                <w:color w:val="0F1115"/>
+                <w:spacing w:val="0"/>
+                <w:kern w:val="0"/>
+                <w:sz w:val="18"/>
+                <w:szCs w:val="18"/>
+                <w:lang w:val="en-US" w:eastAsia="zh-CN" w:bidi="ar-SA"/>
+              </w:rPr>
+            </w:pPr>
+            <w:r>
+              <w:rPr>
+                <w:rFonts w:hint="default" w:ascii="Segoe UI" w:hAnsi="Segoe UI" w:eastAsia="Segoe UI" w:cs="Segoe UI"/>
+                <w:i w:val="0"/>
+                <w:iCs w:val="0"/>
+                <w:caps w:val="0"/>
+                <w:snapToGrid w:val="0"/>
+                <w:color w:val="000000"/>
+                <w:spacing w:val="0"/>
+                <w:kern w:val="0"/>
+                <w:sz w:val="18"/>
+                <w:szCs w:val="18"/>
+                <w:lang w:val="en-US" w:eastAsia="zh-CN"/>
+              </w:rPr>
+              <w:t>2026年3月</w:t>
+            </w:r>
+          </w:p>
+        </w:tc>
+      </w:tr>
+      <w:tr>
+        <w:tblPrEx>
+          <w:tblBorders>
+            <w:top w:val="none" w:color="auto" w:sz="0" w:space="0"/>
+            <w:left w:val="none" w:color="auto" w:sz="0" w:space="0"/>
+            <w:bottom w:val="none" w:color="auto" w:sz="0" w:space="0"/>
+            <w:right w:val="none" w:color="auto" w:sz="0" w:space="0"/>
+            <w:insideH w:val="none" w:color="auto" w:sz="0" w:space="0"/>
+            <w:insideV w:val="none" w:color="auto" w:sz="0" w:space="0"/>
+          </w:tblBorders>
+          <w:tblCellMar>
+            <w:top w:w="15" w:type="dxa"/>
+            <w:left w:w="15" w:type="dxa"/>
+            <w:bottom w:w="15" w:type="dxa"/>
+            <w:right w:w="15" w:type="dxa"/>
+          </w:tblCellMar>
+        </w:tblPrEx>
+        <w:trPr>
+          <w:trHeight w:val="0" w:hRule="atLeast"/>
+          <w:jc w:val="center"/>
+        </w:trPr>
+        <w:tc>
+          <w:tcPr>
+            <w:tcW w:w="1812" w:type="dxa"/>
+            <w:vMerge w:val="continue"/>
+            <w:tcBorders>
+              <w:left w:val="single" w:color="auto" w:sz="12" w:space="0"/>
+              <w:right w:val="nil"/>
+            </w:tcBorders>
+            <w:shd w:val="clear" w:color="auto" w:fill="auto"/>
+            <w:tcMar>
+              <w:top w:w="120" w:type="dxa"/>
+              <w:left w:w="-1" w:type="dxa"/>
+              <w:bottom w:w="120" w:type="dxa"/>
+              <w:right w:w="192" w:type="dxa"/>
+            </w:tcMar>
+            <w:vAlign w:val="center"/>
+          </w:tcPr>
+          <w:p>
+            <w:pPr>
+              <w:keepNext w:val="0"/>
+              <w:keepLines w:val="0"/>
+              <w:pageBreakBefore w:val="0"/>
+              <w:widowControl w:val="0"/>
+              <w:kinsoku w:val="0"/>
+              <w:wordWrap/>
+              <w:overflowPunct/>
+              <w:topLinePunct w:val="0"/>
+              <w:autoSpaceDE w:val="0"/>
+              <w:autoSpaceDN w:val="0"/>
+              <w:bidi w:val="0"/>
+              <w:adjustRightInd w:val="0"/>
+              <w:snapToGrid w:val="0"/>
+              <w:ind w:left="0" w:leftChars="0" w:right="0" w:rightChars="0" w:firstLine="0" w:firstLineChars="0"/>
+              <w:jc w:val="center"/>
+              <w:textAlignment w:val="baseline"/>
+              <w:rPr>
+                <w:rFonts w:hint="default" w:ascii="Segoe UI" w:hAnsi="Segoe UI" w:eastAsia="Segoe UI" w:cs="Segoe UI"/>
+                <w:i w:val="0"/>
+                <w:iCs w:val="0"/>
+                <w:caps w:val="0"/>
+                <w:color w:val="0F1115"/>
+                <w:spacing w:val="0"/>
+                <w:sz w:val="18"/>
+                <w:szCs w:val="18"/>
+              </w:rPr>
+            </w:pPr>
+          </w:p>
+        </w:tc>
+        <w:tc>
+          <w:tcPr>
+            <w:tcW w:w="1400" w:type="dxa"/>
+            <w:tcBorders>
+              <w:top w:val="single" w:color="auto" w:sz="4" w:space="0"/>
+              <w:left w:val="single" w:color="auto" w:sz="4" w:space="0"/>
+              <w:bottom w:val="nil"/>
+              <w:right w:val="nil"/>
+            </w:tcBorders>
+            <w:shd w:val="clear" w:color="auto" w:fill="auto"/>
+            <w:tcMar>
+              <w:top w:w="120" w:type="dxa"/>
+              <w:left w:w="192" w:type="dxa"/>
+              <w:bottom w:w="120" w:type="dxa"/>
+              <w:right w:w="192" w:type="dxa"/>
+            </w:tcMar>
+            <w:vAlign w:val="center"/>
+          </w:tcPr>
+          <w:p>
+            <w:pPr>
+              <w:keepNext w:val="0"/>
+              <w:keepLines w:val="0"/>
+              <w:pageBreakBefore w:val="0"/>
+              <w:widowControl w:val="0"/>
+              <w:suppressLineNumbers w:val="0"/>
+              <w:kinsoku w:val="0"/>
+              <w:wordWrap/>
+              <w:overflowPunct/>
+              <w:topLinePunct w:val="0"/>
+              <w:autoSpaceDE w:val="0"/>
+              <w:autoSpaceDN w:val="0"/>
+              <w:bidi w:val="0"/>
+              <w:adjustRightInd w:val="0"/>
+              <w:snapToGrid w:val="0"/>
+              <w:spacing w:line="240" w:lineRule="auto"/>
+              <w:ind w:left="0" w:leftChars="0" w:right="0" w:rightChars="0" w:firstLine="0" w:firstLineChars="0"/>
+              <w:jc w:val="left"/>
+              <w:textAlignment w:val="baseline"/>
+              <w:rPr>
+                <w:rFonts w:hint="default" w:ascii="Segoe UI" w:hAnsi="Segoe UI" w:eastAsia="Segoe UI" w:cs="Segoe UI"/>
+                <w:i w:val="0"/>
+                <w:iCs w:val="0"/>
+                <w:caps w:val="0"/>
+                <w:color w:val="0F1115"/>
+                <w:spacing w:val="0"/>
+                <w:sz w:val="18"/>
+                <w:szCs w:val="18"/>
+              </w:rPr>
+            </w:pPr>
+            <w:r>
+              <w:rPr>
+                <w:rFonts w:hint="default" w:ascii="Segoe UI" w:hAnsi="Segoe UI" w:eastAsia="Segoe UI" w:cs="Segoe UI"/>
+                <w:i w:val="0"/>
+                <w:iCs w:val="0"/>
+                <w:caps w:val="0"/>
+                <w:snapToGrid w:val="0"/>
+                <w:color w:val="000000"/>
+                <w:spacing w:val="0"/>
+                <w:kern w:val="0"/>
+                <w:sz w:val="18"/>
+                <w:szCs w:val="18"/>
+                <w:lang w:val="en-US" w:eastAsia="zh-CN"/>
+              </w:rPr>
+              <w:t>数据库巡检</w:t>
+            </w:r>
+          </w:p>
+        </w:tc>
+        <w:tc>
+          <w:tcPr>
+            <w:tcW w:w="3884" w:type="dxa"/>
+            <w:tcBorders>
+              <w:top w:val="single" w:color="auto" w:sz="4" w:space="0"/>
+              <w:left w:val="single" w:color="auto" w:sz="4" w:space="0"/>
+              <w:bottom w:val="nil"/>
+              <w:right w:val="nil"/>
+            </w:tcBorders>
+            <w:shd w:val="clear" w:color="auto" w:fill="auto"/>
+            <w:tcMar>
+              <w:top w:w="120" w:type="dxa"/>
+              <w:left w:w="192" w:type="dxa"/>
+              <w:bottom w:w="120" w:type="dxa"/>
+              <w:right w:w="192" w:type="dxa"/>
+            </w:tcMar>
+            <w:vAlign w:val="center"/>
+          </w:tcPr>
+          <w:p>
+            <w:pPr>
+              <w:keepNext w:val="0"/>
+              <w:keepLines w:val="0"/>
+              <w:pageBreakBefore w:val="0"/>
+              <w:widowControl w:val="0"/>
+              <w:suppressLineNumbers w:val="0"/>
+              <w:kinsoku w:val="0"/>
+              <w:wordWrap/>
+              <w:overflowPunct/>
+              <w:topLinePunct w:val="0"/>
+              <w:autoSpaceDE w:val="0"/>
+              <w:autoSpaceDN w:val="0"/>
+              <w:bidi w:val="0"/>
+              <w:adjustRightInd w:val="0"/>
+              <w:snapToGrid w:val="0"/>
+              <w:spacing w:line="240" w:lineRule="auto"/>
+              <w:ind w:left="0" w:leftChars="0" w:right="0" w:rightChars="0" w:firstLine="0" w:firstLineChars="0"/>
+              <w:jc w:val="left"/>
+              <w:textAlignment w:val="baseline"/>
+              <w:rPr>
+                <w:rFonts w:hint="default" w:ascii="Segoe UI" w:hAnsi="Segoe UI" w:eastAsia="Segoe UI" w:cs="Segoe UI"/>
+                <w:i w:val="0"/>
+                <w:iCs w:val="0"/>
+                <w:caps w:val="0"/>
+                <w:color w:val="0F1115"/>
+                <w:spacing w:val="0"/>
+                <w:sz w:val="18"/>
+                <w:szCs w:val="18"/>
+              </w:rPr>
+            </w:pPr>
+            <w:r>
+              <w:rPr>
+                <w:rFonts w:hint="default" w:ascii="Segoe UI" w:hAnsi="Segoe UI" w:eastAsia="Segoe UI" w:cs="Segoe UI"/>
+                <w:i w:val="0"/>
+                <w:iCs w:val="0"/>
+                <w:caps w:val="0"/>
+                <w:snapToGrid w:val="0"/>
+                <w:color w:val="000000"/>
+                <w:spacing w:val="0"/>
+                <w:kern w:val="0"/>
+                <w:sz w:val="18"/>
+                <w:szCs w:val="18"/>
+                <w:lang w:val="en-US" w:eastAsia="zh-CN"/>
+              </w:rPr>
+              <w:t>连接数、慢查询、表空间检查</w:t>
+            </w:r>
+          </w:p>
+        </w:tc>
+        <w:tc>
+          <w:tcPr>
+            <w:tcW w:w="1402" w:type="dxa"/>
+            <w:tcBorders>
+              <w:top w:val="single" w:color="auto" w:sz="4" w:space="0"/>
+              <w:left w:val="single" w:color="auto" w:sz="4" w:space="0"/>
+              <w:bottom w:val="nil"/>
+              <w:right w:val="single" w:color="auto" w:sz="12" w:space="0"/>
+            </w:tcBorders>
+            <w:shd w:val="clear" w:color="auto" w:fill="auto"/>
+            <w:tcMar>
+              <w:top w:w="120" w:type="dxa"/>
+              <w:left w:w="192" w:type="dxa"/>
+              <w:bottom w:w="120" w:type="dxa"/>
+              <w:right w:w="-1" w:type="dxa"/>
+            </w:tcMar>
+            <w:vAlign w:val="center"/>
+          </w:tcPr>
+          <w:p>
+            <w:pPr>
+              <w:keepNext w:val="0"/>
+              <w:keepLines w:val="0"/>
+              <w:pageBreakBefore w:val="0"/>
+              <w:widowControl w:val="0"/>
+              <w:suppressLineNumbers w:val="0"/>
+              <w:kinsoku w:val="0"/>
+              <w:wordWrap/>
+              <w:overflowPunct/>
+              <w:topLinePunct w:val="0"/>
+              <w:autoSpaceDE w:val="0"/>
+              <w:autoSpaceDN w:val="0"/>
+              <w:bidi w:val="0"/>
+              <w:adjustRightInd w:val="0"/>
+              <w:snapToGrid w:val="0"/>
+              <w:spacing w:line="240" w:lineRule="auto"/>
+              <w:ind w:left="0" w:leftChars="0" w:right="0" w:rightChars="0" w:firstLine="0" w:firstLineChars="0"/>
+              <w:jc w:val="left"/>
+              <w:textAlignment w:val="baseline"/>
+              <w:rPr>
+                <w:rFonts w:hint="default" w:ascii="Segoe UI" w:hAnsi="Segoe UI" w:eastAsia="Segoe UI" w:cs="Segoe UI"/>
+                <w:i w:val="0"/>
+                <w:iCs w:val="0"/>
+                <w:caps w:val="0"/>
+                <w:color w:val="0F1115"/>
+                <w:spacing w:val="0"/>
+                <w:sz w:val="18"/>
+                <w:szCs w:val="18"/>
+              </w:rPr>
+            </w:pPr>
+            <w:r>
+              <w:rPr>
+                <w:rFonts w:hint="default" w:ascii="Segoe UI" w:hAnsi="Segoe UI" w:eastAsia="Segoe UI" w:cs="Segoe UI"/>
+                <w:i w:val="0"/>
+                <w:iCs w:val="0"/>
+                <w:caps w:val="0"/>
+                <w:snapToGrid w:val="0"/>
+                <w:color w:val="000000"/>
+                <w:spacing w:val="0"/>
+                <w:kern w:val="0"/>
+                <w:sz w:val="18"/>
+                <w:szCs w:val="18"/>
+                <w:lang w:val="en-US" w:eastAsia="zh-CN"/>
+              </w:rPr>
+              <w:t>2026年4月</w:t>
+            </w:r>
+          </w:p>
+        </w:tc>
+        <w:tc>
+          <w:tcPr>
+            <w:tcW w:w="1402" w:type="dxa"/>
+            <w:tcBorders>
+              <w:top w:val="single" w:color="auto" w:sz="4" w:space="0"/>
+              <w:left w:val="single" w:color="auto" w:sz="4" w:space="0"/>
+              <w:bottom w:val="nil"/>
+              <w:right w:val="single" w:color="auto" w:sz="12" w:space="0"/>
+            </w:tcBorders>
+            <w:shd w:val="clear" w:color="auto" w:fill="auto"/>
+            <w:tcMar>
+              <w:top w:w="120" w:type="dxa"/>
+              <w:left w:w="192" w:type="dxa"/>
+              <w:bottom w:w="120" w:type="dxa"/>
+              <w:right w:w="-1" w:type="dxa"/>
+            </w:tcMar>
+            <w:vAlign w:val="center"/>
+          </w:tcPr>
+          <w:p>
+            <w:pPr>
+              <w:keepNext w:val="0"/>
+              <w:keepLines w:val="0"/>
+              <w:pageBreakBefore w:val="0"/>
+              <w:widowControl w:val="0"/>
+              <w:suppressLineNumbers w:val="0"/>
+              <w:kinsoku w:val="0"/>
+              <w:wordWrap/>
+              <w:overflowPunct/>
+              <w:topLinePunct w:val="0"/>
+              <w:autoSpaceDE w:val="0"/>
+              <w:autoSpaceDN w:val="0"/>
+              <w:bidi w:val="0"/>
+              <w:adjustRightInd w:val="0"/>
+              <w:snapToGrid w:val="0"/>
+              <w:spacing w:line="240" w:lineRule="auto"/>
+              <w:ind w:left="0" w:leftChars="0" w:right="0" w:rightChars="0" w:firstLine="0" w:firstLineChars="0"/>
+              <w:jc w:val="left"/>
+              <w:textAlignment w:val="baseline"/>
+              <w:rPr>
+                <w:rFonts w:hint="default" w:ascii="Segoe UI" w:hAnsi="Segoe UI" w:eastAsia="Segoe UI" w:cs="Segoe UI"/>
+                <w:i w:val="0"/>
+                <w:iCs w:val="0"/>
+                <w:caps w:val="0"/>
+                <w:snapToGrid w:val="0"/>
+                <w:color w:val="0F1115"/>
+                <w:spacing w:val="0"/>
+                <w:kern w:val="0"/>
+                <w:sz w:val="18"/>
+                <w:szCs w:val="18"/>
+                <w:lang w:val="en-US" w:eastAsia="zh-CN" w:bidi="ar-SA"/>
+              </w:rPr>
+            </w:pPr>
+            <w:r>
+              <w:rPr>
+                <w:rFonts w:hint="default" w:ascii="Segoe UI" w:hAnsi="Segoe UI" w:eastAsia="Segoe UI" w:cs="Segoe UI"/>
+                <w:i w:val="0"/>
+                <w:iCs w:val="0"/>
+                <w:caps w:val="0"/>
+                <w:snapToGrid w:val="0"/>
+                <w:color w:val="000000"/>
+                <w:spacing w:val="0"/>
+                <w:kern w:val="0"/>
+                <w:sz w:val="18"/>
+                <w:szCs w:val="18"/>
+                <w:lang w:val="en-US" w:eastAsia="zh-CN"/>
+              </w:rPr>
+              <w:t>2026年4月</w:t>
+            </w:r>
+          </w:p>
+        </w:tc>
+      </w:tr>
+      <w:tr>
+        <w:tblPrEx>
+          <w:tblBorders>
+            <w:top w:val="none" w:color="auto" w:sz="0" w:space="0"/>
+            <w:left w:val="none" w:color="auto" w:sz="0" w:space="0"/>
+            <w:bottom w:val="none" w:color="auto" w:sz="0" w:space="0"/>
+            <w:right w:val="none" w:color="auto" w:sz="0" w:space="0"/>
+            <w:insideH w:val="none" w:color="auto" w:sz="0" w:space="0"/>
+            <w:insideV w:val="none" w:color="auto" w:sz="0" w:space="0"/>
+          </w:tblBorders>
+          <w:tblCellMar>
+            <w:top w:w="15" w:type="dxa"/>
+            <w:left w:w="15" w:type="dxa"/>
+            <w:bottom w:w="15" w:type="dxa"/>
+            <w:right w:w="15" w:type="dxa"/>
+          </w:tblCellMar>
+        </w:tblPrEx>
+        <w:trPr>
+          <w:trHeight w:val="0" w:hRule="atLeast"/>
+          <w:jc w:val="center"/>
+        </w:trPr>
+        <w:tc>
+          <w:tcPr>
+            <w:tcW w:w="1812" w:type="dxa"/>
+            <w:vMerge w:val="continue"/>
+            <w:tcBorders>
+              <w:left w:val="single" w:color="auto" w:sz="12" w:space="0"/>
+              <w:right w:val="nil"/>
+            </w:tcBorders>
+            <w:shd w:val="clear" w:color="auto" w:fill="auto"/>
+            <w:tcMar>
+              <w:top w:w="120" w:type="dxa"/>
+              <w:left w:w="-1" w:type="dxa"/>
+              <w:bottom w:w="120" w:type="dxa"/>
+              <w:right w:w="192" w:type="dxa"/>
+            </w:tcMar>
+            <w:vAlign w:val="center"/>
+          </w:tcPr>
+          <w:p>
+            <w:pPr>
+              <w:keepNext w:val="0"/>
+              <w:keepLines w:val="0"/>
+              <w:pageBreakBefore w:val="0"/>
+              <w:widowControl w:val="0"/>
+              <w:kinsoku w:val="0"/>
+              <w:wordWrap/>
+              <w:overflowPunct/>
+              <w:topLinePunct w:val="0"/>
+              <w:autoSpaceDE w:val="0"/>
+              <w:autoSpaceDN w:val="0"/>
+              <w:bidi w:val="0"/>
+              <w:adjustRightInd w:val="0"/>
+              <w:snapToGrid w:val="0"/>
+              <w:ind w:left="0" w:leftChars="0" w:right="0" w:rightChars="0" w:firstLine="0" w:firstLineChars="0"/>
+              <w:jc w:val="center"/>
+              <w:textAlignment w:val="baseline"/>
+              <w:rPr>
+                <w:rFonts w:hint="default" w:ascii="Segoe UI" w:hAnsi="Segoe UI" w:eastAsia="Segoe UI" w:cs="Segoe UI"/>
+                <w:i w:val="0"/>
+                <w:iCs w:val="0"/>
+                <w:caps w:val="0"/>
+                <w:color w:val="0F1115"/>
+                <w:spacing w:val="0"/>
+                <w:sz w:val="18"/>
+                <w:szCs w:val="18"/>
+              </w:rPr>
+            </w:pPr>
+          </w:p>
+        </w:tc>
+        <w:tc>
+          <w:tcPr>
+            <w:tcW w:w="1400" w:type="dxa"/>
+            <w:tcBorders>
+              <w:top w:val="single" w:color="auto" w:sz="4" w:space="0"/>
+              <w:left w:val="single" w:color="auto" w:sz="4" w:space="0"/>
+              <w:bottom w:val="nil"/>
+              <w:right w:val="nil"/>
+            </w:tcBorders>
+            <w:shd w:val="clear" w:color="auto" w:fill="auto"/>
+            <w:tcMar>
+              <w:top w:w="120" w:type="dxa"/>
+              <w:left w:w="192" w:type="dxa"/>
+              <w:bottom w:w="120" w:type="dxa"/>
+              <w:right w:w="192" w:type="dxa"/>
+            </w:tcMar>
+            <w:vAlign w:val="center"/>
+          </w:tcPr>
+          <w:p>
+            <w:pPr>
+              <w:keepNext w:val="0"/>
+              <w:keepLines w:val="0"/>
+              <w:pageBreakBefore w:val="0"/>
+              <w:widowControl w:val="0"/>
+              <w:suppressLineNumbers w:val="0"/>
+              <w:kinsoku w:val="0"/>
+              <w:wordWrap/>
+              <w:overflowPunct/>
+              <w:topLinePunct w:val="0"/>
+              <w:autoSpaceDE w:val="0"/>
+              <w:autoSpaceDN w:val="0"/>
+              <w:bidi w:val="0"/>
+              <w:adjustRightInd w:val="0"/>
+              <w:snapToGrid w:val="0"/>
+              <w:spacing w:line="240" w:lineRule="auto"/>
+              <w:ind w:left="0" w:leftChars="0" w:right="0" w:rightChars="0" w:firstLine="0" w:firstLineChars="0"/>
+              <w:jc w:val="left"/>
+              <w:textAlignment w:val="baseline"/>
+              <w:rPr>
+                <w:rFonts w:hint="default" w:ascii="Segoe UI" w:hAnsi="Segoe UI" w:eastAsia="Segoe UI" w:cs="Segoe UI"/>
+                <w:i w:val="0"/>
+                <w:iCs w:val="0"/>
+                <w:caps w:val="0"/>
+                <w:color w:val="0F1115"/>
+                <w:spacing w:val="0"/>
+                <w:sz w:val="18"/>
+                <w:szCs w:val="18"/>
+              </w:rPr>
+            </w:pPr>
+            <w:r>
+              <w:rPr>
+                <w:rFonts w:hint="default" w:ascii="Segoe UI" w:hAnsi="Segoe UI" w:eastAsia="Segoe UI" w:cs="Segoe UI"/>
+                <w:i w:val="0"/>
+                <w:iCs w:val="0"/>
+                <w:caps w:val="0"/>
+                <w:snapToGrid w:val="0"/>
+                <w:color w:val="000000"/>
+                <w:spacing w:val="0"/>
+                <w:kern w:val="0"/>
+                <w:sz w:val="18"/>
+                <w:szCs w:val="18"/>
+                <w:lang w:val="en-US" w:eastAsia="zh-CN"/>
+              </w:rPr>
+              <w:t>前端设备巡检</w:t>
+            </w:r>
+          </w:p>
+        </w:tc>
+        <w:tc>
+          <w:tcPr>
+            <w:tcW w:w="3884" w:type="dxa"/>
+            <w:tcBorders>
+              <w:top w:val="single" w:color="auto" w:sz="4" w:space="0"/>
+              <w:left w:val="single" w:color="auto" w:sz="4" w:space="0"/>
+              <w:bottom w:val="nil"/>
+              <w:right w:val="nil"/>
+            </w:tcBorders>
+            <w:shd w:val="clear" w:color="auto" w:fill="auto"/>
+            <w:tcMar>
+              <w:top w:w="120" w:type="dxa"/>
+              <w:left w:w="192" w:type="dxa"/>
+              <w:bottom w:w="120" w:type="dxa"/>
+              <w:right w:w="192" w:type="dxa"/>
+            </w:tcMar>
+            <w:vAlign w:val="center"/>
+          </w:tcPr>
+          <w:p>
+            <w:pPr>
+              <w:keepNext w:val="0"/>
+              <w:keepLines w:val="0"/>
+              <w:pageBreakBefore w:val="0"/>
+              <w:widowControl w:val="0"/>
+              <w:suppressLineNumbers w:val="0"/>
+              <w:kinsoku w:val="0"/>
+              <w:wordWrap/>
+              <w:overflowPunct/>
+              <w:topLinePunct w:val="0"/>
+              <w:autoSpaceDE w:val="0"/>
+              <w:autoSpaceDN w:val="0"/>
+              <w:bidi w:val="0"/>
+              <w:adjustRightInd w:val="0"/>
+              <w:snapToGrid w:val="0"/>
+              <w:spacing w:line="240" w:lineRule="auto"/>
+              <w:ind w:left="0" w:leftChars="0" w:right="0" w:rightChars="0" w:firstLine="0" w:firstLineChars="0"/>
+              <w:jc w:val="left"/>
+              <w:textAlignment w:val="baseline"/>
+              <w:rPr>
+                <w:rFonts w:hint="default" w:ascii="Segoe UI" w:hAnsi="Segoe UI" w:eastAsia="宋体" w:cs="Segoe UI"/>
+                <w:i w:val="0"/>
+                <w:iCs w:val="0"/>
+                <w:caps w:val="0"/>
+                <w:color w:val="0F1115"/>
+                <w:spacing w:val="0"/>
+                <w:sz w:val="18"/>
+                <w:szCs w:val="18"/>
+                <w:lang w:val="en-US" w:eastAsia="zh-CN"/>
+              </w:rPr>
+            </w:pPr>
+            <w:r>
+              <w:rPr>
+                <w:rFonts w:hint="eastAsia" w:ascii="Segoe UI" w:hAnsi="Segoe UI" w:eastAsia="宋体" w:cs="Segoe UI"/>
+                <w:i w:val="0"/>
+                <w:iCs w:val="0"/>
+                <w:caps w:val="0"/>
+                <w:color w:val="0F1115"/>
+                <w:spacing w:val="0"/>
+                <w:sz w:val="18"/>
+                <w:szCs w:val="18"/>
+                <w:lang w:val="en-US" w:eastAsia="zh-CN"/>
+              </w:rPr>
+              <w:t>电网设备巡检</w:t>
+            </w:r>
+          </w:p>
+        </w:tc>
+        <w:tc>
+          <w:tcPr>
+            <w:tcW w:w="1402" w:type="dxa"/>
+            <w:tcBorders>
+              <w:top w:val="single" w:color="auto" w:sz="4" w:space="0"/>
+              <w:left w:val="single" w:color="auto" w:sz="4" w:space="0"/>
+              <w:bottom w:val="nil"/>
+              <w:right w:val="single" w:color="auto" w:sz="12" w:space="0"/>
+            </w:tcBorders>
+            <w:shd w:val="clear" w:color="auto" w:fill="auto"/>
+            <w:tcMar>
+              <w:top w:w="120" w:type="dxa"/>
+              <w:left w:w="192" w:type="dxa"/>
+              <w:bottom w:w="120" w:type="dxa"/>
+              <w:right w:w="-1" w:type="dxa"/>
+            </w:tcMar>
+            <w:vAlign w:val="center"/>
+          </w:tcPr>
+          <w:p>
+            <w:pPr>
+              <w:keepNext w:val="0"/>
+              <w:keepLines w:val="0"/>
+              <w:pageBreakBefore w:val="0"/>
+              <w:widowControl w:val="0"/>
+              <w:suppressLineNumbers w:val="0"/>
+              <w:kinsoku w:val="0"/>
+              <w:wordWrap/>
+              <w:overflowPunct/>
+              <w:topLinePunct w:val="0"/>
+              <w:autoSpaceDE w:val="0"/>
+              <w:autoSpaceDN w:val="0"/>
+              <w:bidi w:val="0"/>
+              <w:adjustRightInd w:val="0"/>
+              <w:snapToGrid w:val="0"/>
+              <w:spacing w:line="240" w:lineRule="auto"/>
+              <w:ind w:left="0" w:leftChars="0" w:right="0" w:rightChars="0" w:firstLine="0" w:firstLineChars="0"/>
+              <w:jc w:val="left"/>
+              <w:textAlignment w:val="baseline"/>
+              <w:rPr>
+                <w:rFonts w:hint="default" w:ascii="Segoe UI" w:hAnsi="Segoe UI" w:eastAsia="Segoe UI" w:cs="Segoe UI"/>
+                <w:i w:val="0"/>
+                <w:iCs w:val="0"/>
+                <w:caps w:val="0"/>
+                <w:color w:val="0F1115"/>
+                <w:spacing w:val="0"/>
+                <w:sz w:val="18"/>
+                <w:szCs w:val="18"/>
+              </w:rPr>
+            </w:pPr>
+            <w:r>
+              <w:rPr>
+                <w:rFonts w:hint="default" w:ascii="Segoe UI" w:hAnsi="Segoe UI" w:eastAsia="Segoe UI" w:cs="Segoe UI"/>
+                <w:i w:val="0"/>
+                <w:iCs w:val="0"/>
+                <w:caps w:val="0"/>
+                <w:snapToGrid w:val="0"/>
+                <w:color w:val="000000"/>
+                <w:spacing w:val="0"/>
+                <w:kern w:val="0"/>
+                <w:sz w:val="18"/>
+                <w:szCs w:val="18"/>
+                <w:lang w:val="en-US" w:eastAsia="zh-CN"/>
+              </w:rPr>
+              <w:t>2026年4月</w:t>
+            </w:r>
+          </w:p>
+        </w:tc>
+        <w:tc>
+          <w:tcPr>
+            <w:tcW w:w="1402" w:type="dxa"/>
+            <w:tcBorders>
+              <w:top w:val="single" w:color="auto" w:sz="4" w:space="0"/>
+              <w:left w:val="single" w:color="auto" w:sz="4" w:space="0"/>
+              <w:bottom w:val="nil"/>
+              <w:right w:val="single" w:color="auto" w:sz="12" w:space="0"/>
+            </w:tcBorders>
+            <w:shd w:val="clear" w:color="auto" w:fill="auto"/>
+            <w:tcMar>
+              <w:top w:w="120" w:type="dxa"/>
+              <w:left w:w="192" w:type="dxa"/>
+              <w:bottom w:w="120" w:type="dxa"/>
+              <w:right w:w="-1" w:type="dxa"/>
+            </w:tcMar>
+            <w:vAlign w:val="center"/>
+          </w:tcPr>
+          <w:p>
+            <w:pPr>
+              <w:keepNext w:val="0"/>
+              <w:keepLines w:val="0"/>
+              <w:pageBreakBefore w:val="0"/>
+              <w:widowControl w:val="0"/>
+              <w:suppressLineNumbers w:val="0"/>
+              <w:kinsoku w:val="0"/>
+              <w:wordWrap/>
+              <w:overflowPunct/>
+              <w:topLinePunct w:val="0"/>
+              <w:autoSpaceDE w:val="0"/>
+              <w:autoSpaceDN w:val="0"/>
+              <w:bidi w:val="0"/>
+              <w:adjustRightInd w:val="0"/>
+              <w:snapToGrid w:val="0"/>
+              <w:spacing w:line="240" w:lineRule="auto"/>
+              <w:ind w:left="0" w:leftChars="0" w:right="0" w:rightChars="0" w:firstLine="0" w:firstLineChars="0"/>
+              <w:jc w:val="left"/>
+              <w:textAlignment w:val="baseline"/>
+              <w:rPr>
+                <w:rFonts w:hint="default" w:ascii="Segoe UI" w:hAnsi="Segoe UI" w:eastAsia="Segoe UI" w:cs="Segoe UI"/>
+                <w:i w:val="0"/>
+                <w:iCs w:val="0"/>
+                <w:caps w:val="0"/>
+                <w:snapToGrid w:val="0"/>
+                <w:color w:val="0F1115"/>
+                <w:spacing w:val="0"/>
+                <w:kern w:val="0"/>
+                <w:sz w:val="18"/>
+                <w:szCs w:val="18"/>
+                <w:lang w:val="en-US" w:eastAsia="zh-CN" w:bidi="ar-SA"/>
+              </w:rPr>
+            </w:pPr>
+            <w:r>
+              <w:rPr>
+                <w:rFonts w:hint="default" w:ascii="Segoe UI" w:hAnsi="Segoe UI" w:eastAsia="Segoe UI" w:cs="Segoe UI"/>
+                <w:i w:val="0"/>
+                <w:iCs w:val="0"/>
+                <w:caps w:val="0"/>
+                <w:snapToGrid w:val="0"/>
+                <w:color w:val="000000"/>
+                <w:spacing w:val="0"/>
+                <w:kern w:val="0"/>
+                <w:sz w:val="18"/>
+                <w:szCs w:val="18"/>
+                <w:lang w:val="en-US" w:eastAsia="zh-CN"/>
+              </w:rPr>
+              <w:t>2026年4月</w:t>
+            </w:r>
+          </w:p>
+        </w:tc>
+      </w:tr>
+      <w:tr>
+        <w:tblPrEx>
+          <w:tblBorders>
+            <w:top w:val="none" w:color="auto" w:sz="0" w:space="0"/>
+            <w:left w:val="none" w:color="auto" w:sz="0" w:space="0"/>
+            <w:bottom w:val="none" w:color="auto" w:sz="0" w:space="0"/>
+            <w:right w:val="none" w:color="auto" w:sz="0" w:space="0"/>
+            <w:insideH w:val="none" w:color="auto" w:sz="0" w:space="0"/>
+            <w:insideV w:val="none" w:color="auto" w:sz="0" w:space="0"/>
+          </w:tblBorders>
+          <w:tblCellMar>
+            <w:top w:w="15" w:type="dxa"/>
+            <w:left w:w="15" w:type="dxa"/>
+            <w:bottom w:w="15" w:type="dxa"/>
+            <w:right w:w="15" w:type="dxa"/>
+          </w:tblCellMar>
+        </w:tblPrEx>
+        <w:trPr>
+          <w:trHeight w:val="0" w:hRule="atLeast"/>
+          <w:jc w:val="center"/>
+        </w:trPr>
+        <w:tc>
+          <w:tcPr>
+            <w:tcW w:w="1812" w:type="dxa"/>
+            <w:vMerge w:val="continue"/>
+            <w:tcBorders>
+              <w:left w:val="single" w:color="auto" w:sz="12" w:space="0"/>
+              <w:bottom w:val="nil"/>
+              <w:right w:val="nil"/>
+            </w:tcBorders>
+            <w:shd w:val="clear" w:color="auto" w:fill="auto"/>
+            <w:tcMar>
+              <w:top w:w="120" w:type="dxa"/>
+              <w:left w:w="-1" w:type="dxa"/>
+              <w:bottom w:w="120" w:type="dxa"/>
+              <w:right w:w="192" w:type="dxa"/>
+            </w:tcMar>
+            <w:vAlign w:val="center"/>
+          </w:tcPr>
+          <w:p>
+            <w:pPr>
+              <w:keepNext w:val="0"/>
+              <w:keepLines w:val="0"/>
+              <w:pageBreakBefore w:val="0"/>
+              <w:widowControl w:val="0"/>
+              <w:kinsoku w:val="0"/>
+              <w:wordWrap/>
+              <w:overflowPunct/>
+              <w:topLinePunct w:val="0"/>
+              <w:autoSpaceDE w:val="0"/>
+              <w:autoSpaceDN w:val="0"/>
+              <w:bidi w:val="0"/>
+              <w:adjustRightInd w:val="0"/>
+              <w:snapToGrid w:val="0"/>
+              <w:ind w:left="0" w:leftChars="0" w:right="0" w:rightChars="0" w:firstLine="0" w:firstLineChars="0"/>
+              <w:jc w:val="center"/>
+              <w:textAlignment w:val="baseline"/>
+              <w:rPr>
+                <w:rFonts w:hint="default" w:ascii="Segoe UI" w:hAnsi="Segoe UI" w:eastAsia="Segoe UI" w:cs="Segoe UI"/>
+                <w:i w:val="0"/>
+                <w:iCs w:val="0"/>
+                <w:caps w:val="0"/>
+                <w:color w:val="0F1115"/>
+                <w:spacing w:val="0"/>
+                <w:sz w:val="18"/>
+                <w:szCs w:val="18"/>
+              </w:rPr>
+            </w:pPr>
+          </w:p>
+        </w:tc>
+        <w:tc>
+          <w:tcPr>
+            <w:tcW w:w="1400" w:type="dxa"/>
+            <w:tcBorders>
+              <w:top w:val="single" w:color="auto" w:sz="4" w:space="0"/>
+              <w:left w:val="single" w:color="auto" w:sz="4" w:space="0"/>
+              <w:bottom w:val="nil"/>
+              <w:right w:val="nil"/>
+            </w:tcBorders>
+            <w:shd w:val="clear" w:color="auto" w:fill="auto"/>
+            <w:tcMar>
+              <w:top w:w="120" w:type="dxa"/>
+              <w:left w:w="192" w:type="dxa"/>
+              <w:bottom w:w="120" w:type="dxa"/>
+              <w:right w:w="192" w:type="dxa"/>
+            </w:tcMar>
+            <w:vAlign w:val="center"/>
+          </w:tcPr>
+          <w:p>
+            <w:pPr>
+              <w:keepNext w:val="0"/>
+              <w:keepLines w:val="0"/>
+              <w:pageBreakBefore w:val="0"/>
+              <w:widowControl w:val="0"/>
+              <w:suppressLineNumbers w:val="0"/>
+              <w:kinsoku w:val="0"/>
+              <w:wordWrap/>
+              <w:overflowPunct/>
+              <w:topLinePunct w:val="0"/>
+              <w:autoSpaceDE w:val="0"/>
+              <w:autoSpaceDN w:val="0"/>
+              <w:bidi w:val="0"/>
+              <w:adjustRightInd w:val="0"/>
+              <w:snapToGrid w:val="0"/>
+              <w:spacing w:line="240" w:lineRule="auto"/>
+              <w:ind w:left="0" w:leftChars="0" w:right="0" w:rightChars="0" w:firstLine="0" w:firstLineChars="0"/>
+              <w:jc w:val="left"/>
+              <w:textAlignment w:val="baseline"/>
+              <w:rPr>
+                <w:rFonts w:hint="default" w:ascii="Segoe UI" w:hAnsi="Segoe UI" w:eastAsia="Segoe UI" w:cs="Segoe UI"/>
+                <w:i w:val="0"/>
+                <w:iCs w:val="0"/>
+                <w:caps w:val="0"/>
+                <w:color w:val="0F1115"/>
+                <w:spacing w:val="0"/>
+                <w:sz w:val="18"/>
+                <w:szCs w:val="18"/>
+              </w:rPr>
+            </w:pPr>
+            <w:r>
+              <w:rPr>
+                <w:rFonts w:hint="default" w:ascii="Segoe UI" w:hAnsi="Segoe UI" w:eastAsia="Segoe UI" w:cs="Segoe UI"/>
+                <w:i w:val="0"/>
+                <w:iCs w:val="0"/>
+                <w:caps w:val="0"/>
+                <w:snapToGrid w:val="0"/>
+                <w:color w:val="000000"/>
+                <w:spacing w:val="0"/>
+                <w:kern w:val="0"/>
+                <w:sz w:val="18"/>
+                <w:szCs w:val="18"/>
+                <w:lang w:val="en-US" w:eastAsia="zh-CN"/>
+              </w:rPr>
+              <w:t>巡检报告</w:t>
+            </w:r>
+          </w:p>
+        </w:tc>
+        <w:tc>
+          <w:tcPr>
+            <w:tcW w:w="3884" w:type="dxa"/>
+            <w:tcBorders>
+              <w:top w:val="single" w:color="auto" w:sz="4" w:space="0"/>
+              <w:left w:val="single" w:color="auto" w:sz="4" w:space="0"/>
+              <w:bottom w:val="nil"/>
+              <w:right w:val="nil"/>
+            </w:tcBorders>
+            <w:shd w:val="clear" w:color="auto" w:fill="auto"/>
+            <w:tcMar>
+              <w:top w:w="120" w:type="dxa"/>
+              <w:left w:w="192" w:type="dxa"/>
+              <w:bottom w:w="120" w:type="dxa"/>
+              <w:right w:w="192" w:type="dxa"/>
+            </w:tcMar>
+            <w:vAlign w:val="center"/>
+          </w:tcPr>
+          <w:p>
+            <w:pPr>
+              <w:keepNext w:val="0"/>
+              <w:keepLines w:val="0"/>
+              <w:pageBreakBefore w:val="0"/>
+              <w:widowControl w:val="0"/>
+              <w:suppressLineNumbers w:val="0"/>
+              <w:kinsoku w:val="0"/>
+              <w:wordWrap/>
+              <w:overflowPunct/>
+              <w:topLinePunct w:val="0"/>
+              <w:autoSpaceDE w:val="0"/>
+              <w:autoSpaceDN w:val="0"/>
+              <w:bidi w:val="0"/>
+              <w:adjustRightInd w:val="0"/>
+              <w:snapToGrid w:val="0"/>
+              <w:spacing w:line="240" w:lineRule="auto"/>
+              <w:ind w:left="0" w:leftChars="0" w:right="0" w:rightChars="0" w:firstLine="0" w:firstLineChars="0"/>
+              <w:jc w:val="left"/>
+              <w:textAlignment w:val="baseline"/>
+              <w:rPr>
+                <w:rFonts w:hint="default" w:ascii="Segoe UI" w:hAnsi="Segoe UI" w:eastAsia="Segoe UI" w:cs="Segoe UI"/>
+                <w:i w:val="0"/>
+                <w:iCs w:val="0"/>
+                <w:caps w:val="0"/>
+                <w:color w:val="0F1115"/>
+                <w:spacing w:val="0"/>
+                <w:sz w:val="18"/>
+                <w:szCs w:val="18"/>
+              </w:rPr>
+            </w:pPr>
+            <w:r>
+              <w:rPr>
+                <w:rFonts w:hint="default" w:ascii="Segoe UI" w:hAnsi="Segoe UI" w:eastAsia="Segoe UI" w:cs="Segoe UI"/>
+                <w:i w:val="0"/>
+                <w:iCs w:val="0"/>
+                <w:caps w:val="0"/>
+                <w:snapToGrid w:val="0"/>
+                <w:color w:val="000000"/>
+                <w:spacing w:val="0"/>
+                <w:kern w:val="0"/>
+                <w:sz w:val="18"/>
+                <w:szCs w:val="18"/>
+                <w:lang w:val="en-US" w:eastAsia="zh-CN"/>
+              </w:rPr>
+              <w:t>自动生成巡检报告（日报/周报/月报）</w:t>
+            </w:r>
+          </w:p>
+        </w:tc>
+        <w:tc>
+          <w:tcPr>
+            <w:tcW w:w="1402" w:type="dxa"/>
+            <w:tcBorders>
+              <w:top w:val="single" w:color="auto" w:sz="4" w:space="0"/>
+              <w:left w:val="single" w:color="auto" w:sz="4" w:space="0"/>
+              <w:bottom w:val="nil"/>
+              <w:right w:val="single" w:color="auto" w:sz="12" w:space="0"/>
+            </w:tcBorders>
+            <w:shd w:val="clear" w:color="auto" w:fill="auto"/>
+            <w:tcMar>
+              <w:top w:w="120" w:type="dxa"/>
+              <w:left w:w="192" w:type="dxa"/>
+              <w:bottom w:w="120" w:type="dxa"/>
+              <w:right w:w="-1" w:type="dxa"/>
+            </w:tcMar>
+            <w:vAlign w:val="center"/>
+          </w:tcPr>
+          <w:p>
+            <w:pPr>
+              <w:keepNext w:val="0"/>
+              <w:keepLines w:val="0"/>
+              <w:pageBreakBefore w:val="0"/>
+              <w:widowControl w:val="0"/>
+              <w:suppressLineNumbers w:val="0"/>
+              <w:kinsoku w:val="0"/>
+              <w:wordWrap/>
+              <w:overflowPunct/>
+              <w:topLinePunct w:val="0"/>
+              <w:autoSpaceDE w:val="0"/>
+              <w:autoSpaceDN w:val="0"/>
+              <w:bidi w:val="0"/>
+              <w:adjustRightInd w:val="0"/>
+              <w:snapToGrid w:val="0"/>
+              <w:spacing w:line="240" w:lineRule="auto"/>
+              <w:ind w:left="0" w:leftChars="0" w:right="0" w:rightChars="0" w:firstLine="0" w:firstLineChars="0"/>
+              <w:jc w:val="left"/>
+              <w:textAlignment w:val="baseline"/>
+              <w:rPr>
+                <w:rFonts w:hint="default" w:ascii="Segoe UI" w:hAnsi="Segoe UI" w:eastAsia="Segoe UI" w:cs="Segoe UI"/>
+                <w:i w:val="0"/>
+                <w:iCs w:val="0"/>
+                <w:caps w:val="0"/>
+                <w:color w:val="0F1115"/>
+                <w:spacing w:val="0"/>
+                <w:sz w:val="18"/>
+                <w:szCs w:val="18"/>
+              </w:rPr>
+            </w:pPr>
+            <w:r>
+              <w:rPr>
+                <w:rFonts w:hint="default" w:ascii="Segoe UI" w:hAnsi="Segoe UI" w:eastAsia="Segoe UI" w:cs="Segoe UI"/>
+                <w:i w:val="0"/>
+                <w:iCs w:val="0"/>
+                <w:caps w:val="0"/>
+                <w:snapToGrid w:val="0"/>
+                <w:color w:val="000000"/>
+                <w:spacing w:val="0"/>
+                <w:kern w:val="0"/>
+                <w:sz w:val="18"/>
+                <w:szCs w:val="18"/>
+                <w:lang w:val="en-US" w:eastAsia="zh-CN"/>
+              </w:rPr>
+              <w:t>2026年4月</w:t>
+            </w:r>
+          </w:p>
+        </w:tc>
+        <w:tc>
+          <w:tcPr>
+            <w:tcW w:w="1402" w:type="dxa"/>
+            <w:tcBorders>
+              <w:top w:val="single" w:color="auto" w:sz="4" w:space="0"/>
+              <w:left w:val="single" w:color="auto" w:sz="4" w:space="0"/>
+              <w:bottom w:val="nil"/>
+              <w:right w:val="single" w:color="auto" w:sz="12" w:space="0"/>
+            </w:tcBorders>
+            <w:shd w:val="clear" w:color="auto" w:fill="auto"/>
+            <w:tcMar>
+              <w:top w:w="120" w:type="dxa"/>
+              <w:left w:w="192" w:type="dxa"/>
+              <w:bottom w:w="120" w:type="dxa"/>
+              <w:right w:w="-1" w:type="dxa"/>
+            </w:tcMar>
+            <w:vAlign w:val="center"/>
+          </w:tcPr>
+          <w:p>
+            <w:pPr>
+              <w:keepNext w:val="0"/>
+              <w:keepLines w:val="0"/>
+              <w:pageBreakBefore w:val="0"/>
+              <w:widowControl w:val="0"/>
+              <w:suppressLineNumbers w:val="0"/>
+              <w:kinsoku w:val="0"/>
+              <w:wordWrap/>
+              <w:overflowPunct/>
+              <w:topLinePunct w:val="0"/>
+              <w:autoSpaceDE w:val="0"/>
+              <w:autoSpaceDN w:val="0"/>
+              <w:bidi w:val="0"/>
+              <w:adjustRightInd w:val="0"/>
+              <w:snapToGrid w:val="0"/>
+              <w:spacing w:line="240" w:lineRule="auto"/>
+              <w:ind w:left="0" w:leftChars="0" w:right="0" w:rightChars="0" w:firstLine="0" w:firstLineChars="0"/>
+              <w:jc w:val="left"/>
+              <w:textAlignment w:val="baseline"/>
+              <w:rPr>
+                <w:rFonts w:hint="default" w:ascii="Segoe UI" w:hAnsi="Segoe UI" w:eastAsia="Segoe UI" w:cs="Segoe UI"/>
+                <w:i w:val="0"/>
+                <w:iCs w:val="0"/>
+                <w:caps w:val="0"/>
+                <w:snapToGrid w:val="0"/>
+                <w:color w:val="0F1115"/>
+                <w:spacing w:val="0"/>
+                <w:kern w:val="0"/>
+                <w:sz w:val="18"/>
+                <w:szCs w:val="18"/>
+                <w:lang w:val="en-US" w:eastAsia="zh-CN" w:bidi="ar-SA"/>
+              </w:rPr>
+            </w:pPr>
+            <w:r>
+              <w:rPr>
+                <w:rFonts w:hint="default" w:ascii="Segoe UI" w:hAnsi="Segoe UI" w:eastAsia="Segoe UI" w:cs="Segoe UI"/>
+                <w:i w:val="0"/>
+                <w:iCs w:val="0"/>
+                <w:caps w:val="0"/>
+                <w:snapToGrid w:val="0"/>
+                <w:color w:val="000000"/>
+                <w:spacing w:val="0"/>
+                <w:kern w:val="0"/>
+                <w:sz w:val="18"/>
+                <w:szCs w:val="18"/>
+                <w:lang w:val="en-US" w:eastAsia="zh-CN"/>
+              </w:rPr>
+              <w:t>2026年4月</w:t>
+            </w:r>
+          </w:p>
+        </w:tc>
+      </w:tr>
+      <w:tr>
+        <w:tblPrEx>
+          <w:tblBorders>
+            <w:top w:val="none" w:color="auto" w:sz="0" w:space="0"/>
+            <w:left w:val="none" w:color="auto" w:sz="0" w:space="0"/>
+            <w:bottom w:val="none" w:color="auto" w:sz="0" w:space="0"/>
+            <w:right w:val="none" w:color="auto" w:sz="0" w:space="0"/>
+            <w:insideH w:val="none" w:color="auto" w:sz="0" w:space="0"/>
+            <w:insideV w:val="none" w:color="auto" w:sz="0" w:space="0"/>
+          </w:tblBorders>
+          <w:tblCellMar>
+            <w:top w:w="15" w:type="dxa"/>
+            <w:left w:w="15" w:type="dxa"/>
+            <w:bottom w:w="15" w:type="dxa"/>
+            <w:right w:w="15" w:type="dxa"/>
+          </w:tblCellMar>
+        </w:tblPrEx>
+        <w:trPr>
+          <w:trHeight w:val="0" w:hRule="atLeast"/>
+          <w:jc w:val="center"/>
+        </w:trPr>
+        <w:tc>
+          <w:tcPr>
+            <w:tcW w:w="1812" w:type="dxa"/>
+            <w:vMerge w:val="restart"/>
+            <w:tcBorders>
+              <w:top w:val="single" w:color="auto" w:sz="4" w:space="0"/>
+              <w:left w:val="single" w:color="auto" w:sz="12" w:space="0"/>
+              <w:right w:val="nil"/>
+            </w:tcBorders>
+            <w:shd w:val="clear" w:color="auto" w:fill="auto"/>
+            <w:tcMar>
+              <w:top w:w="120" w:type="dxa"/>
+              <w:left w:w="-1" w:type="dxa"/>
+              <w:bottom w:w="120" w:type="dxa"/>
+              <w:right w:w="192" w:type="dxa"/>
+            </w:tcMar>
+            <w:vAlign w:val="center"/>
+          </w:tcPr>
+          <w:p>
+            <w:pPr>
+              <w:keepNext w:val="0"/>
+              <w:keepLines w:val="0"/>
+              <w:pageBreakBefore w:val="0"/>
+              <w:widowControl w:val="0"/>
+              <w:suppressLineNumbers w:val="0"/>
+              <w:kinsoku w:val="0"/>
+              <w:wordWrap/>
+              <w:overflowPunct/>
+              <w:topLinePunct w:val="0"/>
+              <w:autoSpaceDE w:val="0"/>
+              <w:autoSpaceDN w:val="0"/>
+              <w:bidi w:val="0"/>
+              <w:adjustRightInd w:val="0"/>
+              <w:snapToGrid w:val="0"/>
+              <w:spacing w:line="240" w:lineRule="auto"/>
+              <w:ind w:left="0" w:leftChars="0" w:right="0" w:rightChars="0" w:firstLine="0" w:firstLineChars="0"/>
+              <w:jc w:val="center"/>
+              <w:textAlignment w:val="baseline"/>
+              <w:rPr>
+                <w:rFonts w:hint="default" w:ascii="Segoe UI" w:hAnsi="Segoe UI" w:eastAsia="Segoe UI" w:cs="Segoe UI"/>
+                <w:i w:val="0"/>
+                <w:iCs w:val="0"/>
+                <w:caps w:val="0"/>
+                <w:color w:val="0F1115"/>
+                <w:spacing w:val="0"/>
+                <w:sz w:val="18"/>
+                <w:szCs w:val="18"/>
+              </w:rPr>
+            </w:pPr>
+            <w:r>
+              <w:rPr>
+                <w:rStyle w:val="25"/>
+                <w:rFonts w:hint="default" w:ascii="Segoe UI" w:hAnsi="Segoe UI" w:eastAsia="Segoe UI" w:cs="Segoe UI"/>
+                <w:b/>
+                <w:bCs/>
+                <w:i w:val="0"/>
+                <w:iCs w:val="0"/>
+                <w:caps w:val="0"/>
+                <w:snapToGrid w:val="0"/>
+                <w:color w:val="000000"/>
+                <w:spacing w:val="0"/>
+                <w:kern w:val="0"/>
+                <w:sz w:val="18"/>
+                <w:szCs w:val="18"/>
+                <w:lang w:val="en-US" w:eastAsia="zh-CN"/>
+              </w:rPr>
+              <w:t>数据完整性校验工具</w:t>
+            </w:r>
+          </w:p>
+        </w:tc>
+        <w:tc>
+          <w:tcPr>
+            <w:tcW w:w="1400" w:type="dxa"/>
+            <w:tcBorders>
+              <w:top w:val="single" w:color="auto" w:sz="4" w:space="0"/>
+              <w:left w:val="single" w:color="auto" w:sz="4" w:space="0"/>
+              <w:bottom w:val="nil"/>
+              <w:right w:val="nil"/>
+            </w:tcBorders>
+            <w:shd w:val="clear" w:color="auto" w:fill="auto"/>
+            <w:tcMar>
+              <w:top w:w="120" w:type="dxa"/>
+              <w:left w:w="192" w:type="dxa"/>
+              <w:bottom w:w="120" w:type="dxa"/>
+              <w:right w:w="192" w:type="dxa"/>
+            </w:tcMar>
+            <w:vAlign w:val="center"/>
+          </w:tcPr>
+          <w:p>
+            <w:pPr>
+              <w:keepNext w:val="0"/>
+              <w:keepLines w:val="0"/>
+              <w:pageBreakBefore w:val="0"/>
+              <w:widowControl w:val="0"/>
+              <w:suppressLineNumbers w:val="0"/>
+              <w:kinsoku w:val="0"/>
+              <w:wordWrap/>
+              <w:overflowPunct/>
+              <w:topLinePunct w:val="0"/>
+              <w:autoSpaceDE w:val="0"/>
+              <w:autoSpaceDN w:val="0"/>
+              <w:bidi w:val="0"/>
+              <w:adjustRightInd w:val="0"/>
+              <w:snapToGrid w:val="0"/>
+              <w:spacing w:line="240" w:lineRule="auto"/>
+              <w:ind w:left="0" w:leftChars="0" w:right="0" w:rightChars="0" w:firstLine="0" w:firstLineChars="0"/>
+              <w:jc w:val="left"/>
+              <w:textAlignment w:val="baseline"/>
+              <w:rPr>
+                <w:rFonts w:hint="default" w:ascii="Segoe UI" w:hAnsi="Segoe UI" w:eastAsia="Segoe UI" w:cs="Segoe UI"/>
+                <w:i w:val="0"/>
+                <w:iCs w:val="0"/>
+                <w:caps w:val="0"/>
+                <w:color w:val="0F1115"/>
+                <w:spacing w:val="0"/>
+                <w:sz w:val="18"/>
+                <w:szCs w:val="18"/>
+              </w:rPr>
+            </w:pPr>
+            <w:r>
+              <w:rPr>
+                <w:rFonts w:hint="default" w:ascii="Segoe UI" w:hAnsi="Segoe UI" w:eastAsia="Segoe UI" w:cs="Segoe UI"/>
+                <w:i w:val="0"/>
+                <w:iCs w:val="0"/>
+                <w:caps w:val="0"/>
+                <w:snapToGrid w:val="0"/>
+                <w:color w:val="000000"/>
+                <w:spacing w:val="0"/>
+                <w:kern w:val="0"/>
+                <w:sz w:val="18"/>
+                <w:szCs w:val="18"/>
+                <w:lang w:val="en-US" w:eastAsia="zh-CN"/>
+              </w:rPr>
+              <w:t>字段校验</w:t>
+            </w:r>
+          </w:p>
+        </w:tc>
+        <w:tc>
+          <w:tcPr>
+            <w:tcW w:w="3884" w:type="dxa"/>
+            <w:tcBorders>
+              <w:top w:val="single" w:color="auto" w:sz="4" w:space="0"/>
+              <w:left w:val="single" w:color="auto" w:sz="4" w:space="0"/>
+              <w:bottom w:val="nil"/>
+              <w:right w:val="nil"/>
+            </w:tcBorders>
+            <w:shd w:val="clear" w:color="auto" w:fill="auto"/>
+            <w:tcMar>
+              <w:top w:w="120" w:type="dxa"/>
+              <w:left w:w="192" w:type="dxa"/>
+              <w:bottom w:w="120" w:type="dxa"/>
+              <w:right w:w="192" w:type="dxa"/>
+            </w:tcMar>
+            <w:vAlign w:val="center"/>
+          </w:tcPr>
+          <w:p>
+            <w:pPr>
+              <w:keepNext w:val="0"/>
+              <w:keepLines w:val="0"/>
+              <w:pageBreakBefore w:val="0"/>
+              <w:widowControl w:val="0"/>
+              <w:suppressLineNumbers w:val="0"/>
+              <w:kinsoku w:val="0"/>
+              <w:wordWrap/>
+              <w:overflowPunct/>
+              <w:topLinePunct w:val="0"/>
+              <w:autoSpaceDE w:val="0"/>
+              <w:autoSpaceDN w:val="0"/>
+              <w:bidi w:val="0"/>
+              <w:adjustRightInd w:val="0"/>
+              <w:snapToGrid w:val="0"/>
+              <w:spacing w:line="240" w:lineRule="auto"/>
+              <w:ind w:left="0" w:leftChars="0" w:right="0" w:rightChars="0" w:firstLine="0" w:firstLineChars="0"/>
+              <w:jc w:val="left"/>
+              <w:textAlignment w:val="baseline"/>
+              <w:rPr>
+                <w:rFonts w:hint="default" w:ascii="Segoe UI" w:hAnsi="Segoe UI" w:eastAsia="Segoe UI" w:cs="Segoe UI"/>
+                <w:i w:val="0"/>
+                <w:iCs w:val="0"/>
+                <w:caps w:val="0"/>
+                <w:color w:val="0F1115"/>
+                <w:spacing w:val="0"/>
+                <w:sz w:val="18"/>
+                <w:szCs w:val="18"/>
+              </w:rPr>
+            </w:pPr>
+            <w:r>
+              <w:rPr>
+                <w:rFonts w:hint="default" w:ascii="Segoe UI" w:hAnsi="Segoe UI" w:eastAsia="Segoe UI" w:cs="Segoe UI"/>
+                <w:i w:val="0"/>
+                <w:iCs w:val="0"/>
+                <w:caps w:val="0"/>
+                <w:snapToGrid w:val="0"/>
+                <w:color w:val="000000"/>
+                <w:spacing w:val="0"/>
+                <w:kern w:val="0"/>
+                <w:sz w:val="18"/>
+                <w:szCs w:val="18"/>
+                <w:lang w:val="en-US" w:eastAsia="zh-CN"/>
+              </w:rPr>
+              <w:t>必填字段完整性检查</w:t>
+            </w:r>
+          </w:p>
+        </w:tc>
+        <w:tc>
+          <w:tcPr>
+            <w:tcW w:w="1402" w:type="dxa"/>
+            <w:tcBorders>
+              <w:top w:val="single" w:color="auto" w:sz="4" w:space="0"/>
+              <w:left w:val="single" w:color="auto" w:sz="4" w:space="0"/>
+              <w:bottom w:val="nil"/>
+              <w:right w:val="single" w:color="auto" w:sz="12" w:space="0"/>
+            </w:tcBorders>
+            <w:shd w:val="clear" w:color="auto" w:fill="auto"/>
+            <w:tcMar>
+              <w:top w:w="120" w:type="dxa"/>
+              <w:left w:w="192" w:type="dxa"/>
+              <w:bottom w:w="120" w:type="dxa"/>
+              <w:right w:w="-1" w:type="dxa"/>
+            </w:tcMar>
+            <w:vAlign w:val="center"/>
+          </w:tcPr>
+          <w:p>
+            <w:pPr>
+              <w:keepNext w:val="0"/>
+              <w:keepLines w:val="0"/>
+              <w:pageBreakBefore w:val="0"/>
+              <w:widowControl w:val="0"/>
+              <w:suppressLineNumbers w:val="0"/>
+              <w:kinsoku w:val="0"/>
+              <w:wordWrap/>
+              <w:overflowPunct/>
+              <w:topLinePunct w:val="0"/>
+              <w:autoSpaceDE w:val="0"/>
+              <w:autoSpaceDN w:val="0"/>
+              <w:bidi w:val="0"/>
+              <w:adjustRightInd w:val="0"/>
+              <w:snapToGrid w:val="0"/>
+              <w:spacing w:line="240" w:lineRule="auto"/>
+              <w:ind w:left="0" w:leftChars="0" w:right="0" w:rightChars="0" w:firstLine="0" w:firstLineChars="0"/>
+              <w:jc w:val="left"/>
+              <w:textAlignment w:val="baseline"/>
+              <w:rPr>
+                <w:rFonts w:hint="default" w:ascii="Segoe UI" w:hAnsi="Segoe UI" w:eastAsia="Segoe UI" w:cs="Segoe UI"/>
+                <w:i w:val="0"/>
+                <w:iCs w:val="0"/>
+                <w:caps w:val="0"/>
+                <w:color w:val="0F1115"/>
+                <w:spacing w:val="0"/>
+                <w:sz w:val="18"/>
+                <w:szCs w:val="18"/>
+              </w:rPr>
+            </w:pPr>
+            <w:r>
+              <w:rPr>
+                <w:rFonts w:hint="default" w:ascii="Segoe UI" w:hAnsi="Segoe UI" w:eastAsia="Segoe UI" w:cs="Segoe UI"/>
+                <w:i w:val="0"/>
+                <w:iCs w:val="0"/>
+                <w:caps w:val="0"/>
+                <w:snapToGrid w:val="0"/>
+                <w:color w:val="000000"/>
+                <w:spacing w:val="0"/>
+                <w:kern w:val="0"/>
+                <w:sz w:val="18"/>
+                <w:szCs w:val="18"/>
+                <w:lang w:val="en-US" w:eastAsia="zh-CN"/>
+              </w:rPr>
+              <w:t>2026年5月</w:t>
+            </w:r>
+          </w:p>
+        </w:tc>
+        <w:tc>
+          <w:tcPr>
+            <w:tcW w:w="1402" w:type="dxa"/>
+            <w:tcBorders>
+              <w:top w:val="single" w:color="auto" w:sz="4" w:space="0"/>
+              <w:left w:val="single" w:color="auto" w:sz="4" w:space="0"/>
+              <w:bottom w:val="nil"/>
+              <w:right w:val="single" w:color="auto" w:sz="12" w:space="0"/>
+            </w:tcBorders>
+            <w:shd w:val="clear" w:color="auto" w:fill="auto"/>
+            <w:tcMar>
+              <w:top w:w="120" w:type="dxa"/>
+              <w:left w:w="192" w:type="dxa"/>
+              <w:bottom w:w="120" w:type="dxa"/>
+              <w:right w:w="-1" w:type="dxa"/>
+            </w:tcMar>
+            <w:vAlign w:val="center"/>
+          </w:tcPr>
+          <w:p>
+            <w:pPr>
+              <w:keepNext w:val="0"/>
+              <w:keepLines w:val="0"/>
+              <w:pageBreakBefore w:val="0"/>
+              <w:widowControl w:val="0"/>
+              <w:suppressLineNumbers w:val="0"/>
+              <w:kinsoku w:val="0"/>
+              <w:wordWrap/>
+              <w:overflowPunct/>
+              <w:topLinePunct w:val="0"/>
+              <w:autoSpaceDE w:val="0"/>
+              <w:autoSpaceDN w:val="0"/>
+              <w:bidi w:val="0"/>
+              <w:adjustRightInd w:val="0"/>
+              <w:snapToGrid w:val="0"/>
+              <w:spacing w:line="240" w:lineRule="auto"/>
+              <w:ind w:left="0" w:leftChars="0" w:right="0" w:rightChars="0" w:firstLine="0" w:firstLineChars="0"/>
+              <w:jc w:val="left"/>
+              <w:textAlignment w:val="baseline"/>
+              <w:rPr>
+                <w:rFonts w:hint="default" w:ascii="Segoe UI" w:hAnsi="Segoe UI" w:eastAsia="Segoe UI" w:cs="Segoe UI"/>
+                <w:i w:val="0"/>
+                <w:iCs w:val="0"/>
+                <w:caps w:val="0"/>
+                <w:snapToGrid w:val="0"/>
+                <w:color w:val="000000"/>
+                <w:spacing w:val="0"/>
+                <w:kern w:val="0"/>
+                <w:sz w:val="18"/>
+                <w:szCs w:val="18"/>
+                <w:lang w:val="en-US" w:eastAsia="zh-CN"/>
+              </w:rPr>
+            </w:pPr>
+            <w:r>
+              <w:rPr>
+                <w:rFonts w:hint="eastAsia" w:ascii="Segoe UI" w:hAnsi="Segoe UI" w:eastAsia="Segoe UI" w:cs="Segoe UI"/>
+                <w:i w:val="0"/>
+                <w:iCs w:val="0"/>
+                <w:caps w:val="0"/>
+                <w:snapToGrid w:val="0"/>
+                <w:color w:val="000000"/>
+                <w:spacing w:val="0"/>
+                <w:kern w:val="0"/>
+                <w:sz w:val="18"/>
+                <w:szCs w:val="18"/>
+                <w:lang w:val="en-US" w:eastAsia="zh-CN"/>
+              </w:rPr>
+              <w:t>未开始</w:t>
             </w:r>
           </w:p>
         </w:tc>
@@ -7131,7 +8857,7 @@
                 <w:szCs w:val="18"/>
                 <w:lang w:val="en-US" w:eastAsia="zh-CN"/>
               </w:rPr>
-              <w:t>网络设备巡检</w:t>
+              <w:t>格式校验</w:t>
             </w:r>
           </w:p>
         </w:tc>
@@ -7198,7 +8924,7 @@
                 <w:szCs w:val="18"/>
                 <w:lang w:val="en-US" w:eastAsia="zh-CN"/>
               </w:rPr>
-              <w:t>连通性巡检</w:t>
+              <w:t>日期、金额等字段格式正确性检查</w:t>
             </w:r>
           </w:p>
         </w:tc>
@@ -7265,7 +8991,7 @@
                 <w:szCs w:val="18"/>
                 <w:lang w:val="en-US" w:eastAsia="zh-CN"/>
               </w:rPr>
-              <w:t>2026年3月</w:t>
+              <w:t>2026年6月</w:t>
             </w:r>
           </w:p>
         </w:tc>
@@ -7307,21 +9033,6 @@
               <w:ind w:left="0" w:leftChars="0" w:right="0" w:rightChars="0" w:firstLine="0" w:firstLineChars="0"/>
               <w:jc w:val="left"/>
               <w:textAlignment w:val="baseline"/>
-              <w:rPr>
-                <w:rFonts w:hint="default" w:ascii="Segoe UI" w:hAnsi="Segoe UI" w:eastAsia="Segoe UI" w:cs="Segoe UI"/>
-                <w:i w:val="0"/>
-                <w:iCs w:val="0"/>
-                <w:caps w:val="0"/>
-                <w:snapToGrid w:val="0"/>
-                <w:color w:val="0F1115"/>
-                <w:spacing w:val="0"/>
-                <w:kern w:val="0"/>
-                <w:sz w:val="18"/>
-                <w:szCs w:val="18"/>
-                <w:lang w:val="en-US" w:eastAsia="zh-CN" w:bidi="ar-SA"/>
-              </w:rPr>
-            </w:pPr>
-            <w:r>
               <w:rPr>
                 <w:rFonts w:hint="default" w:ascii="Segoe UI" w:hAnsi="Segoe UI" w:eastAsia="Segoe UI" w:cs="Segoe UI"/>
                 <w:i w:val="0"/>
@@ -7335,7 +9046,363 @@
                 <w:szCs w:val="18"/>
                 <w:lang w:val="en-US" w:eastAsia="zh-CN"/>
               </w:rPr>
-              <w:t>2026年3月</w:t>
+            </w:pPr>
+            <w:r>
+              <w:rPr>
+                <w:rFonts w:hint="eastAsia" w:ascii="Segoe UI" w:hAnsi="Segoe UI" w:eastAsia="Segoe UI" w:cs="Segoe UI"/>
+                <w:i w:val="0"/>
+                <w:iCs w:val="0"/>
+                <w:caps w:val="0"/>
+                <w:snapToGrid w:val="0"/>
+                <w:color w:val="000000"/>
+                <w:spacing w:val="0"/>
+                <w:kern w:val="0"/>
+                <w:sz w:val="18"/>
+                <w:szCs w:val="18"/>
+                <w:lang w:val="en-US" w:eastAsia="zh-CN"/>
+              </w:rPr>
+              <w:t>未开始</w:t>
+            </w:r>
+          </w:p>
+        </w:tc>
+      </w:tr>
+      <w:tr>
+        <w:tblPrEx>
+          <w:tblBorders>
+            <w:top w:val="none" w:color="auto" w:sz="0" w:space="0"/>
+            <w:left w:val="none" w:color="auto" w:sz="0" w:space="0"/>
+            <w:bottom w:val="none" w:color="auto" w:sz="0" w:space="0"/>
+            <w:right w:val="none" w:color="auto" w:sz="0" w:space="0"/>
+            <w:insideH w:val="none" w:color="auto" w:sz="0" w:space="0"/>
+            <w:insideV w:val="none" w:color="auto" w:sz="0" w:space="0"/>
+          </w:tblBorders>
+          <w:tblCellMar>
+            <w:top w:w="15" w:type="dxa"/>
+            <w:left w:w="15" w:type="dxa"/>
+            <w:bottom w:w="15" w:type="dxa"/>
+            <w:right w:w="15" w:type="dxa"/>
+          </w:tblCellMar>
+        </w:tblPrEx>
+        <w:trPr>
+          <w:trHeight w:val="0" w:hRule="atLeast"/>
+          <w:jc w:val="center"/>
+        </w:trPr>
+        <w:tc>
+          <w:tcPr>
+            <w:tcW w:w="1812" w:type="dxa"/>
+            <w:vMerge w:val="continue"/>
+            <w:tcBorders>
+              <w:left w:val="single" w:color="auto" w:sz="12" w:space="0"/>
+              <w:right w:val="nil"/>
+            </w:tcBorders>
+            <w:shd w:val="clear" w:color="auto" w:fill="auto"/>
+            <w:tcMar>
+              <w:top w:w="120" w:type="dxa"/>
+              <w:left w:w="-1" w:type="dxa"/>
+              <w:bottom w:w="120" w:type="dxa"/>
+              <w:right w:w="192" w:type="dxa"/>
+            </w:tcMar>
+            <w:vAlign w:val="center"/>
+          </w:tcPr>
+          <w:p>
+            <w:pPr>
+              <w:keepNext w:val="0"/>
+              <w:keepLines w:val="0"/>
+              <w:pageBreakBefore w:val="0"/>
+              <w:widowControl w:val="0"/>
+              <w:kinsoku w:val="0"/>
+              <w:wordWrap/>
+              <w:overflowPunct/>
+              <w:topLinePunct w:val="0"/>
+              <w:autoSpaceDE w:val="0"/>
+              <w:autoSpaceDN w:val="0"/>
+              <w:bidi w:val="0"/>
+              <w:adjustRightInd w:val="0"/>
+              <w:snapToGrid w:val="0"/>
+              <w:ind w:left="0" w:leftChars="0" w:right="0" w:rightChars="0" w:firstLine="0" w:firstLineChars="0"/>
+              <w:jc w:val="center"/>
+              <w:textAlignment w:val="baseline"/>
+              <w:rPr>
+                <w:rFonts w:hint="default" w:ascii="Segoe UI" w:hAnsi="Segoe UI" w:eastAsia="Segoe UI" w:cs="Segoe UI"/>
+                <w:i w:val="0"/>
+                <w:iCs w:val="0"/>
+                <w:caps w:val="0"/>
+                <w:color w:val="0F1115"/>
+                <w:spacing w:val="0"/>
+                <w:sz w:val="18"/>
+                <w:szCs w:val="18"/>
+              </w:rPr>
+            </w:pPr>
+          </w:p>
+        </w:tc>
+        <w:tc>
+          <w:tcPr>
+            <w:tcW w:w="1400" w:type="dxa"/>
+            <w:tcBorders>
+              <w:top w:val="single" w:color="auto" w:sz="4" w:space="0"/>
+              <w:left w:val="single" w:color="auto" w:sz="4" w:space="0"/>
+              <w:bottom w:val="nil"/>
+              <w:right w:val="nil"/>
+            </w:tcBorders>
+            <w:shd w:val="clear" w:color="auto" w:fill="auto"/>
+            <w:tcMar>
+              <w:top w:w="120" w:type="dxa"/>
+              <w:left w:w="192" w:type="dxa"/>
+              <w:bottom w:w="120" w:type="dxa"/>
+              <w:right w:w="192" w:type="dxa"/>
+            </w:tcMar>
+            <w:vAlign w:val="center"/>
+          </w:tcPr>
+          <w:p>
+            <w:pPr>
+              <w:keepNext w:val="0"/>
+              <w:keepLines w:val="0"/>
+              <w:pageBreakBefore w:val="0"/>
+              <w:widowControl w:val="0"/>
+              <w:suppressLineNumbers w:val="0"/>
+              <w:kinsoku w:val="0"/>
+              <w:wordWrap/>
+              <w:overflowPunct/>
+              <w:topLinePunct w:val="0"/>
+              <w:autoSpaceDE w:val="0"/>
+              <w:autoSpaceDN w:val="0"/>
+              <w:bidi w:val="0"/>
+              <w:adjustRightInd w:val="0"/>
+              <w:snapToGrid w:val="0"/>
+              <w:spacing w:line="240" w:lineRule="auto"/>
+              <w:ind w:left="0" w:leftChars="0" w:right="0" w:rightChars="0" w:firstLine="0" w:firstLineChars="0"/>
+              <w:jc w:val="left"/>
+              <w:textAlignment w:val="baseline"/>
+              <w:rPr>
+                <w:rFonts w:hint="default" w:ascii="Segoe UI" w:hAnsi="Segoe UI" w:eastAsia="Segoe UI" w:cs="Segoe UI"/>
+                <w:i w:val="0"/>
+                <w:iCs w:val="0"/>
+                <w:caps w:val="0"/>
+                <w:color w:val="0F1115"/>
+                <w:spacing w:val="0"/>
+                <w:sz w:val="18"/>
+                <w:szCs w:val="18"/>
+              </w:rPr>
+            </w:pPr>
+            <w:r>
+              <w:rPr>
+                <w:rFonts w:hint="default" w:ascii="Segoe UI" w:hAnsi="Segoe UI" w:eastAsia="Segoe UI" w:cs="Segoe UI"/>
+                <w:i w:val="0"/>
+                <w:iCs w:val="0"/>
+                <w:caps w:val="0"/>
+                <w:snapToGrid w:val="0"/>
+                <w:color w:val="000000"/>
+                <w:spacing w:val="0"/>
+                <w:kern w:val="0"/>
+                <w:sz w:val="18"/>
+                <w:szCs w:val="18"/>
+                <w:lang w:val="en-US" w:eastAsia="zh-CN"/>
+              </w:rPr>
+              <w:t>逻辑校验</w:t>
+            </w:r>
+          </w:p>
+        </w:tc>
+        <w:tc>
+          <w:tcPr>
+            <w:tcW w:w="3884" w:type="dxa"/>
+            <w:tcBorders>
+              <w:top w:val="single" w:color="auto" w:sz="4" w:space="0"/>
+              <w:left w:val="single" w:color="auto" w:sz="4" w:space="0"/>
+              <w:bottom w:val="nil"/>
+              <w:right w:val="nil"/>
+            </w:tcBorders>
+            <w:shd w:val="clear" w:color="auto" w:fill="auto"/>
+            <w:tcMar>
+              <w:top w:w="120" w:type="dxa"/>
+              <w:left w:w="192" w:type="dxa"/>
+              <w:bottom w:w="120" w:type="dxa"/>
+              <w:right w:w="192" w:type="dxa"/>
+            </w:tcMar>
+            <w:vAlign w:val="center"/>
+          </w:tcPr>
+          <w:p>
+            <w:pPr>
+              <w:keepNext w:val="0"/>
+              <w:keepLines w:val="0"/>
+              <w:pageBreakBefore w:val="0"/>
+              <w:widowControl w:val="0"/>
+              <w:suppressLineNumbers w:val="0"/>
+              <w:kinsoku w:val="0"/>
+              <w:wordWrap/>
+              <w:overflowPunct/>
+              <w:topLinePunct w:val="0"/>
+              <w:autoSpaceDE w:val="0"/>
+              <w:autoSpaceDN w:val="0"/>
+              <w:bidi w:val="0"/>
+              <w:adjustRightInd w:val="0"/>
+              <w:snapToGrid w:val="0"/>
+              <w:spacing w:line="240" w:lineRule="auto"/>
+              <w:ind w:left="0" w:leftChars="0" w:right="0" w:rightChars="0" w:firstLine="0" w:firstLineChars="0"/>
+              <w:jc w:val="left"/>
+              <w:textAlignment w:val="baseline"/>
+              <w:rPr>
+                <w:rFonts w:hint="default" w:ascii="Segoe UI" w:hAnsi="Segoe UI" w:eastAsia="Segoe UI" w:cs="Segoe UI"/>
+                <w:i w:val="0"/>
+                <w:iCs w:val="0"/>
+                <w:caps w:val="0"/>
+                <w:color w:val="0F1115"/>
+                <w:spacing w:val="0"/>
+                <w:sz w:val="18"/>
+                <w:szCs w:val="18"/>
+              </w:rPr>
+            </w:pPr>
+            <w:r>
+              <w:rPr>
+                <w:rFonts w:hint="default" w:ascii="Segoe UI" w:hAnsi="Segoe UI" w:eastAsia="Segoe UI" w:cs="Segoe UI"/>
+                <w:i w:val="0"/>
+                <w:iCs w:val="0"/>
+                <w:caps w:val="0"/>
+                <w:snapToGrid w:val="0"/>
+                <w:color w:val="000000"/>
+                <w:spacing w:val="0"/>
+                <w:kern w:val="0"/>
+                <w:sz w:val="18"/>
+                <w:szCs w:val="18"/>
+                <w:lang w:val="en-US" w:eastAsia="zh-CN"/>
+              </w:rPr>
+              <w:t>业务逻辑一致性检查（如订单金额=明细汇总）</w:t>
+            </w:r>
+          </w:p>
+        </w:tc>
+        <w:tc>
+          <w:tcPr>
+            <w:tcW w:w="1402" w:type="dxa"/>
+            <w:tcBorders>
+              <w:top w:val="single" w:color="auto" w:sz="4" w:space="0"/>
+              <w:left w:val="single" w:color="auto" w:sz="4" w:space="0"/>
+              <w:bottom w:val="nil"/>
+              <w:right w:val="single" w:color="auto" w:sz="12" w:space="0"/>
+            </w:tcBorders>
+            <w:shd w:val="clear" w:color="auto" w:fill="auto"/>
+            <w:tcMar>
+              <w:top w:w="120" w:type="dxa"/>
+              <w:left w:w="192" w:type="dxa"/>
+              <w:bottom w:w="120" w:type="dxa"/>
+              <w:right w:w="-1" w:type="dxa"/>
+            </w:tcMar>
+            <w:vAlign w:val="center"/>
+          </w:tcPr>
+          <w:p>
+            <w:pPr>
+              <w:keepNext w:val="0"/>
+              <w:keepLines w:val="0"/>
+              <w:pageBreakBefore w:val="0"/>
+              <w:widowControl w:val="0"/>
+              <w:suppressLineNumbers w:val="0"/>
+              <w:kinsoku w:val="0"/>
+              <w:wordWrap/>
+              <w:overflowPunct/>
+              <w:topLinePunct w:val="0"/>
+              <w:autoSpaceDE w:val="0"/>
+              <w:autoSpaceDN w:val="0"/>
+              <w:bidi w:val="0"/>
+              <w:adjustRightInd w:val="0"/>
+              <w:snapToGrid w:val="0"/>
+              <w:spacing w:line="240" w:lineRule="auto"/>
+              <w:ind w:left="0" w:leftChars="0" w:right="0" w:rightChars="0" w:firstLine="0" w:firstLineChars="0"/>
+              <w:jc w:val="left"/>
+              <w:textAlignment w:val="baseline"/>
+              <w:rPr>
+                <w:rFonts w:hint="default" w:ascii="Segoe UI" w:hAnsi="Segoe UI" w:eastAsia="Segoe UI" w:cs="Segoe UI"/>
+                <w:i w:val="0"/>
+                <w:iCs w:val="0"/>
+                <w:caps w:val="0"/>
+                <w:color w:val="0F1115"/>
+                <w:spacing w:val="0"/>
+                <w:sz w:val="18"/>
+                <w:szCs w:val="18"/>
+              </w:rPr>
+            </w:pPr>
+            <w:r>
+              <w:rPr>
+                <w:rFonts w:hint="default" w:ascii="Segoe UI" w:hAnsi="Segoe UI" w:eastAsia="Segoe UI" w:cs="Segoe UI"/>
+                <w:i w:val="0"/>
+                <w:iCs w:val="0"/>
+                <w:caps w:val="0"/>
+                <w:snapToGrid w:val="0"/>
+                <w:color w:val="000000"/>
+                <w:spacing w:val="0"/>
+                <w:kern w:val="0"/>
+                <w:sz w:val="18"/>
+                <w:szCs w:val="18"/>
+                <w:lang w:val="en-US" w:eastAsia="zh-CN"/>
+              </w:rPr>
+              <w:t>2026年6月</w:t>
+            </w:r>
+          </w:p>
+        </w:tc>
+        <w:tc>
+          <w:tcPr>
+            <w:tcW w:w="1402" w:type="dxa"/>
+            <w:tcBorders>
+              <w:top w:val="single" w:color="auto" w:sz="4" w:space="0"/>
+              <w:left w:val="single" w:color="auto" w:sz="4" w:space="0"/>
+              <w:bottom w:val="nil"/>
+              <w:right w:val="single" w:color="auto" w:sz="12" w:space="0"/>
+            </w:tcBorders>
+            <w:shd w:val="clear" w:color="auto" w:fill="auto"/>
+            <w:tcMar>
+              <w:top w:w="120" w:type="dxa"/>
+              <w:left w:w="192" w:type="dxa"/>
+              <w:bottom w:w="120" w:type="dxa"/>
+              <w:right w:w="-1" w:type="dxa"/>
+            </w:tcMar>
+            <w:vAlign w:val="center"/>
+          </w:tcPr>
+          <w:p>
+            <w:pPr>
+              <w:keepNext w:val="0"/>
+              <w:keepLines w:val="0"/>
+              <w:pageBreakBefore w:val="0"/>
+              <w:widowControl w:val="0"/>
+              <w:suppressLineNumbers w:val="0"/>
+              <w:kinsoku w:val="0"/>
+              <w:wordWrap/>
+              <w:overflowPunct/>
+              <w:topLinePunct w:val="0"/>
+              <w:autoSpaceDE w:val="0"/>
+              <w:autoSpaceDN w:val="0"/>
+              <w:bidi w:val="0"/>
+              <w:adjustRightInd w:val="0"/>
+              <w:snapToGrid w:val="0"/>
+              <w:spacing w:line="240" w:lineRule="auto"/>
+              <w:ind w:left="0" w:leftChars="0" w:right="0" w:rightChars="0" w:firstLine="0" w:firstLineChars="0"/>
+              <w:jc w:val="left"/>
+              <w:textAlignment w:val="baseline"/>
+              <w:rPr>
+                <w:rFonts w:hint="default" w:ascii="Segoe UI" w:hAnsi="Segoe UI" w:eastAsia="Segoe UI" w:cs="Segoe UI"/>
+                <w:i w:val="0"/>
+                <w:iCs w:val="0"/>
+                <w:caps w:val="0"/>
+                <w:snapToGrid w:val="0"/>
+                <w:color w:val="000000"/>
+                <w:spacing w:val="0"/>
+                <w:kern w:val="0"/>
+                <w:sz w:val="18"/>
+                <w:szCs w:val="18"/>
+                <w:lang w:val="en-US" w:eastAsia="zh-CN"/>
+              </w:rPr>
+            </w:pPr>
+            <w:r>
+              <w:rPr>
+                <w:rFonts w:hint="eastAsia" w:ascii="Segoe UI" w:hAnsi="Segoe UI" w:eastAsia="Segoe UI" w:cs="Segoe UI"/>
+                <w:i w:val="0"/>
+                <w:iCs w:val="0"/>
+                <w:caps w:val="0"/>
+                <w:snapToGrid w:val="0"/>
+                <w:color w:val="000000"/>
+                <w:spacing w:val="0"/>
+                <w:kern w:val="0"/>
+                <w:sz w:val="18"/>
+                <w:szCs w:val="18"/>
+                <w:lang w:val="en-US" w:eastAsia="zh-CN"/>
+              </w:rPr>
+              <w:t>未开始</w:t>
             </w:r>
           </w:p>
         </w:tc>
@@ -7368,6 +9435,7 @@
             <w:vMerge w:val="continue"/>
             <w:tcBorders>
               <w:left w:val="single" w:color="auto" w:sz="12" w:space="0"/>
+              <w:bottom w:val="nil"/>
               <w:right w:val="nil"/>
             </w:tcBorders>
             <w:shd w:val="clear" w:color="auto" w:fill="auto"/>
@@ -7473,7 +9541,7 @@
                 <w:szCs w:val="18"/>
                 <w:lang w:val="en-US" w:eastAsia="zh-CN"/>
               </w:rPr>
-              <w:t>数据库巡检</w:t>
+              <w:t>异常预警</w:t>
             </w:r>
           </w:p>
         </w:tc>
@@ -7540,7 +9608,7 @@
                 <w:szCs w:val="18"/>
                 <w:lang w:val="en-US" w:eastAsia="zh-CN"/>
               </w:rPr>
-              <w:t>连接数、慢查询、表空间检查</w:t>
+              <w:t>异常数据自动告警</w:t>
             </w:r>
           </w:p>
         </w:tc>
@@ -7607,7 +9675,7 @@
                 <w:szCs w:val="18"/>
                 <w:lang w:val="en-US" w:eastAsia="zh-CN"/>
               </w:rPr>
-              <w:t>2026年4月</w:t>
+              <w:t>2026年6月</w:t>
             </w:r>
           </w:p>
         </w:tc>
@@ -7649,21 +9717,6 @@
               <w:ind w:left="0" w:leftChars="0" w:right="0" w:rightChars="0" w:firstLine="0" w:firstLineChars="0"/>
               <w:jc w:val="left"/>
               <w:textAlignment w:val="baseline"/>
-              <w:rPr>
-                <w:rFonts w:hint="default" w:ascii="Segoe UI" w:hAnsi="Segoe UI" w:eastAsia="Segoe UI" w:cs="Segoe UI"/>
-                <w:i w:val="0"/>
-                <w:iCs w:val="0"/>
-                <w:caps w:val="0"/>
-                <w:snapToGrid w:val="0"/>
-                <w:color w:val="0F1115"/>
-                <w:spacing w:val="0"/>
-                <w:kern w:val="0"/>
-                <w:sz w:val="18"/>
-                <w:szCs w:val="18"/>
-                <w:lang w:val="en-US" w:eastAsia="zh-CN" w:bidi="ar-SA"/>
-              </w:rPr>
-            </w:pPr>
-            <w:r>
               <w:rPr>
                 <w:rFonts w:hint="default" w:ascii="Segoe UI" w:hAnsi="Segoe UI" w:eastAsia="Segoe UI" w:cs="Segoe UI"/>
                 <w:i w:val="0"/>
@@ -7677,7 +9730,22 @@
                 <w:szCs w:val="18"/>
                 <w:lang w:val="en-US" w:eastAsia="zh-CN"/>
               </w:rPr>
-              <w:t>2026年4月</w:t>
+            </w:pPr>
+            <w:r>
+              <w:rPr>
+                <w:rFonts w:hint="eastAsia" w:ascii="Segoe UI" w:hAnsi="Segoe UI" w:eastAsia="Segoe UI" w:cs="Segoe UI"/>
+                <w:i w:val="0"/>
+                <w:iCs w:val="0"/>
+                <w:caps w:val="0"/>
+                <w:snapToGrid w:val="0"/>
+                <w:color w:val="000000"/>
+                <w:spacing w:val="0"/>
+                <w:kern w:val="0"/>
+                <w:sz w:val="18"/>
+                <w:szCs w:val="18"/>
+                <w:lang w:val="en-US" w:eastAsia="zh-CN"/>
+              </w:rPr>
+              <w:t>未开始</w:t>
             </w:r>
           </w:p>
         </w:tc>
@@ -7707,8 +9775,9 @@
         <w:tc>
           <w:tcPr>
             <w:tcW w:w="1812" w:type="dxa"/>
-            <w:vMerge w:val="continue"/>
-            <w:tcBorders>
+            <w:vMerge w:val="restart"/>
+            <w:tcBorders>
+              <w:top w:val="single" w:color="auto" w:sz="4" w:space="0"/>
               <w:left w:val="single" w:color="auto" w:sz="12" w:space="0"/>
               <w:right w:val="nil"/>
             </w:tcBorders>
@@ -7727,15 +9796,17 @@
               <w:keepLines w:val="0"/>
               <w:pageBreakBefore w:val="0"/>
               <w:widowControl w:val="0"/>
-              <w:kinsoku w:val="0"/>
-              <w:wordWrap/>
-              <w:overflowPunct/>
-              <w:topLinePunct w:val="0"/>
-              <w:autoSpaceDE w:val="0"/>
-              <w:autoSpaceDN w:val="0"/>
-              <w:bidi w:val="0"/>
-              <w:adjustRightInd w:val="0"/>
-              <w:snapToGrid w:val="0"/>
+              <w:suppressLineNumbers w:val="0"/>
+              <w:kinsoku w:val="0"/>
+              <w:wordWrap/>
+              <w:overflowPunct/>
+              <w:topLinePunct w:val="0"/>
+              <w:autoSpaceDE w:val="0"/>
+              <w:autoSpaceDN w:val="0"/>
+              <w:bidi w:val="0"/>
+              <w:adjustRightInd w:val="0"/>
+              <w:snapToGrid w:val="0"/>
+              <w:spacing w:line="240" w:lineRule="auto"/>
               <w:ind w:left="0" w:leftChars="0" w:right="0" w:rightChars="0" w:firstLine="0" w:firstLineChars="0"/>
               <w:jc w:val="center"/>
               <w:textAlignment w:val="baseline"/>
@@ -7750,6 +9821,25 @@
                 <w:szCs w:val="18"/>
               </w:rPr>
             </w:pPr>
+            <w:r>
+              <w:rPr>
+                <w:rStyle w:val="25"/>
+                <w:rFonts w:hint="default" w:ascii="Segoe UI" w:hAnsi="Segoe UI" w:eastAsia="Segoe UI" w:cs="Segoe UI"/>
+                <w:b/>
+                <w:bCs/>
+                <w:i w:val="0"/>
+                <w:iCs w:val="0"/>
+                <w:caps w:val="0"/>
+                <w:snapToGrid w:val="0"/>
+                <w:color w:val="000000"/>
+                <w:spacing w:val="0"/>
+                <w:kern w:val="0"/>
+                <w:sz w:val="18"/>
+                <w:szCs w:val="18"/>
+                <w:lang w:val="en-US" w:eastAsia="zh-CN"/>
+              </w:rPr>
+              <w:t>智能告警优化</w:t>
+            </w:r>
           </w:p>
         </w:tc>
         <w:tc>
@@ -7815,7 +9905,7 @@
                 <w:szCs w:val="18"/>
                 <w:lang w:val="en-US" w:eastAsia="zh-CN"/>
               </w:rPr>
-              <w:t>前端设备巡检</w:t>
+              <w:t>告警聚合</w:t>
             </w:r>
           </w:p>
         </w:tc>
@@ -7834,72 +9924,6 @@
               <w:left w:w="192" w:type="dxa"/>
               <w:bottom w:w="120" w:type="dxa"/>
               <w:right w:w="192" w:type="dxa"/>
-            </w:tcMar>
-            <w:vAlign w:val="center"/>
-          </w:tcPr>
-          <w:p>
-            <w:pPr>
-              <w:keepNext w:val="0"/>
-              <w:keepLines w:val="0"/>
-              <w:pageBreakBefore w:val="0"/>
-              <w:widowControl w:val="0"/>
-              <w:suppressLineNumbers w:val="0"/>
-              <w:kinsoku w:val="0"/>
-              <w:wordWrap/>
-              <w:overflowPunct/>
-              <w:topLinePunct w:val="0"/>
-              <w:autoSpaceDE w:val="0"/>
-              <w:autoSpaceDN w:val="0"/>
-              <w:bidi w:val="0"/>
-              <w:adjustRightInd w:val="0"/>
-              <w:snapToGrid w:val="0"/>
-              <w:spacing w:line="240" w:lineRule="auto"/>
-              <w:ind w:left="0" w:leftChars="0" w:right="0" w:rightChars="0" w:firstLine="0" w:firstLineChars="0"/>
-              <w:jc w:val="left"/>
-              <w:textAlignment w:val="baseline"/>
-              <w:rPr>
-                <w:rFonts w:hint="default" w:ascii="Segoe UI" w:hAnsi="Segoe UI" w:eastAsia="宋体" w:cs="Segoe UI"/>
-                <w:i w:val="0"/>
-                <w:iCs w:val="0"/>
-                <w:caps w:val="0"/>
-                <w:color w:val="0F1115"/>
-                <w:spacing w:val="0"/>
-                <w:sz w:val="18"/>
-                <w:szCs w:val="18"/>
-                <w:lang w:val="en-US" w:eastAsia="zh-CN"/>
-              </w:rPr>
-            </w:pPr>
-            <w:r>
-              <w:rPr>
-                <w:rFonts w:hint="eastAsia" w:ascii="Segoe UI" w:hAnsi="Segoe UI" w:eastAsia="宋体" w:cs="Segoe UI"/>
-                <w:i w:val="0"/>
-                <w:iCs w:val="0"/>
-                <w:caps w:val="0"/>
-                <w:color w:val="0F1115"/>
-                <w:spacing w:val="0"/>
-                <w:sz w:val="18"/>
-                <w:szCs w:val="18"/>
-                <w:lang w:val="en-US" w:eastAsia="zh-CN"/>
-              </w:rPr>
-              <w:t>电网设备巡检</w:t>
-            </w:r>
-          </w:p>
-        </w:tc>
-        <w:tc>
-          <w:tcPr>
-            <w:tcW w:w="1402" w:type="dxa"/>
-            <w:tcBorders>
-              <w:top w:val="single" w:color="auto" w:sz="4" w:space="0"/>
-              <w:left w:val="single" w:color="auto" w:sz="4" w:space="0"/>
-              <w:bottom w:val="nil"/>
-              <w:right w:val="single" w:color="auto" w:sz="12" w:space="0"/>
-            </w:tcBorders>
-            <w:shd w:val="clear" w:color="auto" w:fill="auto"/>
-            <w:tcMar>
-              <w:top w:w="120" w:type="dxa"/>
-              <w:left w:w="192" w:type="dxa"/>
-              <w:bottom w:w="120" w:type="dxa"/>
-              <w:right w:w="-1" w:type="dxa"/>
             </w:tcMar>
             <w:vAlign w:val="center"/>
           </w:tcPr>
@@ -7948,7 +9972,7 @@
                 <w:szCs w:val="18"/>
                 <w:lang w:val="en-US" w:eastAsia="zh-CN"/>
               </w:rPr>
-              <w:t>2026年4月</w:t>
+              <w:t>相似告警自动聚合</w:t>
             </w:r>
           </w:p>
         </w:tc>
@@ -7995,13 +10019,10 @@
                 <w:i w:val="0"/>
                 <w:iCs w:val="0"/>
                 <w:caps w:val="0"/>
-                <w:snapToGrid w:val="0"/>
                 <w:color w:val="0F1115"/>
                 <w:spacing w:val="0"/>
-                <w:kern w:val="0"/>
                 <w:sz w:val="18"/>
                 <w:szCs w:val="18"/>
-                <w:lang w:val="en-US" w:eastAsia="zh-CN" w:bidi="ar-SA"/>
               </w:rPr>
             </w:pPr>
             <w:r>
@@ -8018,7 +10039,418 @@
                 <w:szCs w:val="18"/>
                 <w:lang w:val="en-US" w:eastAsia="zh-CN"/>
               </w:rPr>
-              <w:t>2026年4月</w:t>
+              <w:t>2026年7月</w:t>
+            </w:r>
+          </w:p>
+        </w:tc>
+        <w:tc>
+          <w:tcPr>
+            <w:tcW w:w="1402" w:type="dxa"/>
+            <w:tcBorders>
+              <w:top w:val="single" w:color="auto" w:sz="4" w:space="0"/>
+              <w:left w:val="single" w:color="auto" w:sz="4" w:space="0"/>
+              <w:bottom w:val="nil"/>
+              <w:right w:val="single" w:color="auto" w:sz="12" w:space="0"/>
+            </w:tcBorders>
+            <w:shd w:val="clear" w:color="auto" w:fill="auto"/>
+            <w:tcMar>
+              <w:top w:w="120" w:type="dxa"/>
+              <w:left w:w="192" w:type="dxa"/>
+              <w:bottom w:w="120" w:type="dxa"/>
+              <w:right w:w="-1" w:type="dxa"/>
+            </w:tcMar>
+            <w:vAlign w:val="center"/>
+          </w:tcPr>
+          <w:p>
+            <w:pPr>
+              <w:keepNext w:val="0"/>
+              <w:keepLines w:val="0"/>
+              <w:pageBreakBefore w:val="0"/>
+              <w:widowControl w:val="0"/>
+              <w:suppressLineNumbers w:val="0"/>
+              <w:kinsoku w:val="0"/>
+              <w:wordWrap/>
+              <w:overflowPunct/>
+              <w:topLinePunct w:val="0"/>
+              <w:autoSpaceDE w:val="0"/>
+              <w:autoSpaceDN w:val="0"/>
+              <w:bidi w:val="0"/>
+              <w:adjustRightInd w:val="0"/>
+              <w:snapToGrid w:val="0"/>
+              <w:spacing w:line="240" w:lineRule="auto"/>
+              <w:ind w:left="0" w:leftChars="0" w:right="0" w:rightChars="0" w:firstLine="0" w:firstLineChars="0"/>
+              <w:jc w:val="left"/>
+              <w:textAlignment w:val="baseline"/>
+              <w:rPr>
+                <w:rFonts w:hint="default" w:ascii="Segoe UI" w:hAnsi="Segoe UI" w:eastAsia="Segoe UI" w:cs="Segoe UI"/>
+                <w:i w:val="0"/>
+                <w:iCs w:val="0"/>
+                <w:caps w:val="0"/>
+                <w:snapToGrid w:val="0"/>
+                <w:color w:val="000000"/>
+                <w:spacing w:val="0"/>
+                <w:kern w:val="0"/>
+                <w:sz w:val="18"/>
+                <w:szCs w:val="18"/>
+                <w:lang w:val="en-US" w:eastAsia="zh-CN"/>
+              </w:rPr>
+            </w:pPr>
+            <w:r>
+              <w:rPr>
+                <w:rFonts w:hint="eastAsia" w:ascii="Segoe UI" w:hAnsi="Segoe UI" w:eastAsia="Segoe UI" w:cs="Segoe UI"/>
+                <w:i w:val="0"/>
+                <w:iCs w:val="0"/>
+                <w:caps w:val="0"/>
+                <w:snapToGrid w:val="0"/>
+                <w:color w:val="000000"/>
+                <w:spacing w:val="0"/>
+                <w:kern w:val="0"/>
+                <w:sz w:val="18"/>
+                <w:szCs w:val="18"/>
+                <w:lang w:val="en-US" w:eastAsia="zh-CN"/>
+              </w:rPr>
+              <w:t>未开始</w:t>
+            </w:r>
+          </w:p>
+        </w:tc>
+      </w:tr>
+      <w:tr>
+        <w:tblPrEx>
+          <w:tblBorders>
+            <w:top w:val="none" w:color="auto" w:sz="0" w:space="0"/>
+            <w:left w:val="none" w:color="auto" w:sz="0" w:space="0"/>
+            <w:bottom w:val="none" w:color="auto" w:sz="0" w:space="0"/>
+            <w:right w:val="none" w:color="auto" w:sz="0" w:space="0"/>
+            <w:insideH w:val="none" w:color="auto" w:sz="0" w:space="0"/>
+            <w:insideV w:val="none" w:color="auto" w:sz="0" w:space="0"/>
+          </w:tblBorders>
+          <w:tblCellMar>
+            <w:top w:w="15" w:type="dxa"/>
+            <w:left w:w="15" w:type="dxa"/>
+            <w:bottom w:w="15" w:type="dxa"/>
+            <w:right w:w="15" w:type="dxa"/>
+          </w:tblCellMar>
+        </w:tblPrEx>
+        <w:trPr>
+          <w:trHeight w:val="0" w:hRule="atLeast"/>
+          <w:jc w:val="center"/>
+        </w:trPr>
+        <w:tc>
+          <w:tcPr>
+            <w:tcW w:w="1812" w:type="dxa"/>
+            <w:vMerge w:val="continue"/>
+            <w:tcBorders>
+              <w:left w:val="single" w:color="auto" w:sz="12" w:space="0"/>
+              <w:right w:val="nil"/>
+            </w:tcBorders>
+            <w:shd w:val="clear" w:color="auto" w:fill="auto"/>
+            <w:tcMar>
+              <w:top w:w="120" w:type="dxa"/>
+              <w:left w:w="-1" w:type="dxa"/>
+              <w:bottom w:w="120" w:type="dxa"/>
+              <w:right w:w="192" w:type="dxa"/>
+            </w:tcMar>
+            <w:vAlign w:val="center"/>
+          </w:tcPr>
+          <w:p>
+            <w:pPr>
+              <w:keepNext w:val="0"/>
+              <w:keepLines w:val="0"/>
+              <w:pageBreakBefore w:val="0"/>
+              <w:widowControl w:val="0"/>
+              <w:kinsoku w:val="0"/>
+              <w:wordWrap/>
+              <w:overflowPunct/>
+              <w:topLinePunct w:val="0"/>
+              <w:autoSpaceDE w:val="0"/>
+              <w:autoSpaceDN w:val="0"/>
+              <w:bidi w:val="0"/>
+              <w:adjustRightInd w:val="0"/>
+              <w:snapToGrid w:val="0"/>
+              <w:ind w:left="0" w:leftChars="0" w:right="0" w:rightChars="0" w:firstLine="0" w:firstLineChars="0"/>
+              <w:jc w:val="center"/>
+              <w:textAlignment w:val="baseline"/>
+              <w:rPr>
+                <w:rFonts w:hint="default" w:ascii="Segoe UI" w:hAnsi="Segoe UI" w:eastAsia="Segoe UI" w:cs="Segoe UI"/>
+                <w:i w:val="0"/>
+                <w:iCs w:val="0"/>
+                <w:caps w:val="0"/>
+                <w:color w:val="0F1115"/>
+                <w:spacing w:val="0"/>
+                <w:sz w:val="18"/>
+                <w:szCs w:val="18"/>
+              </w:rPr>
+            </w:pPr>
+          </w:p>
+        </w:tc>
+        <w:tc>
+          <w:tcPr>
+            <w:tcW w:w="1400" w:type="dxa"/>
+            <w:tcBorders>
+              <w:top w:val="single" w:color="auto" w:sz="4" w:space="0"/>
+              <w:left w:val="single" w:color="auto" w:sz="4" w:space="0"/>
+              <w:bottom w:val="nil"/>
+              <w:right w:val="nil"/>
+            </w:tcBorders>
+            <w:shd w:val="clear" w:color="auto" w:fill="auto"/>
+            <w:tcMar>
+              <w:top w:w="120" w:type="dxa"/>
+              <w:left w:w="192" w:type="dxa"/>
+              <w:bottom w:w="120" w:type="dxa"/>
+              <w:right w:w="192" w:type="dxa"/>
+            </w:tcMar>
+            <w:vAlign w:val="center"/>
+          </w:tcPr>
+          <w:p>
+            <w:pPr>
+              <w:keepNext w:val="0"/>
+              <w:keepLines w:val="0"/>
+              <w:pageBreakBefore w:val="0"/>
+              <w:widowControl w:val="0"/>
+              <w:suppressLineNumbers w:val="0"/>
+              <w:kinsoku w:val="0"/>
+              <w:wordWrap/>
+              <w:overflowPunct/>
+              <w:topLinePunct w:val="0"/>
+              <w:autoSpaceDE w:val="0"/>
+              <w:autoSpaceDN w:val="0"/>
+              <w:bidi w:val="0"/>
+              <w:adjustRightInd w:val="0"/>
+              <w:snapToGrid w:val="0"/>
+              <w:spacing w:line="240" w:lineRule="auto"/>
+              <w:ind w:left="0" w:leftChars="0" w:right="0" w:rightChars="0" w:firstLine="0" w:firstLineChars="0"/>
+              <w:jc w:val="left"/>
+              <w:textAlignment w:val="baseline"/>
+              <w:rPr>
+                <w:rFonts w:hint="default" w:ascii="Segoe UI" w:hAnsi="Segoe UI" w:eastAsia="Segoe UI" w:cs="Segoe UI"/>
+                <w:i w:val="0"/>
+                <w:iCs w:val="0"/>
+                <w:caps w:val="0"/>
+                <w:color w:val="0F1115"/>
+                <w:spacing w:val="0"/>
+                <w:sz w:val="18"/>
+                <w:szCs w:val="18"/>
+              </w:rPr>
+            </w:pPr>
+            <w:r>
+              <w:rPr>
+                <w:rFonts w:hint="default" w:ascii="Segoe UI" w:hAnsi="Segoe UI" w:eastAsia="Segoe UI" w:cs="Segoe UI"/>
+                <w:i w:val="0"/>
+                <w:iCs w:val="0"/>
+                <w:caps w:val="0"/>
+                <w:snapToGrid w:val="0"/>
+                <w:color w:val="000000"/>
+                <w:spacing w:val="0"/>
+                <w:kern w:val="0"/>
+                <w:sz w:val="18"/>
+                <w:szCs w:val="18"/>
+                <w:lang w:val="en-US" w:eastAsia="zh-CN"/>
+              </w:rPr>
+              <w:t>根因推荐</w:t>
+            </w:r>
+          </w:p>
+        </w:tc>
+        <w:tc>
+          <w:tcPr>
+            <w:tcW w:w="3884" w:type="dxa"/>
+            <w:tcBorders>
+              <w:top w:val="single" w:color="auto" w:sz="4" w:space="0"/>
+              <w:left w:val="single" w:color="auto" w:sz="4" w:space="0"/>
+              <w:bottom w:val="nil"/>
+              <w:right w:val="nil"/>
+            </w:tcBorders>
+            <w:shd w:val="clear" w:color="auto" w:fill="auto"/>
+            <w:tcMar>
+              <w:top w:w="120" w:type="dxa"/>
+              <w:left w:w="192" w:type="dxa"/>
+              <w:bottom w:w="120" w:type="dxa"/>
+              <w:right w:w="192" w:type="dxa"/>
+            </w:tcMar>
+            <w:vAlign w:val="center"/>
+          </w:tcPr>
+          <w:p>
+            <w:pPr>
+              <w:keepNext w:val="0"/>
+              <w:keepLines w:val="0"/>
+              <w:pageBreakBefore w:val="0"/>
+              <w:widowControl w:val="0"/>
+              <w:suppressLineNumbers w:val="0"/>
+              <w:kinsoku w:val="0"/>
+              <w:wordWrap/>
+              <w:overflowPunct/>
+              <w:topLinePunct w:val="0"/>
+              <w:autoSpaceDE w:val="0"/>
+              <w:autoSpaceDN w:val="0"/>
+              <w:bidi w:val="0"/>
+              <w:adjustRightInd w:val="0"/>
+              <w:snapToGrid w:val="0"/>
+              <w:spacing w:line="240" w:lineRule="auto"/>
+              <w:ind w:left="0" w:leftChars="0" w:right="0" w:rightChars="0" w:firstLine="0" w:firstLineChars="0"/>
+              <w:jc w:val="left"/>
+              <w:textAlignment w:val="baseline"/>
+              <w:rPr>
+                <w:rFonts w:hint="default" w:ascii="Segoe UI" w:hAnsi="Segoe UI" w:eastAsia="Segoe UI" w:cs="Segoe UI"/>
+                <w:i w:val="0"/>
+                <w:iCs w:val="0"/>
+                <w:caps w:val="0"/>
+                <w:color w:val="0F1115"/>
+                <w:spacing w:val="0"/>
+                <w:sz w:val="18"/>
+                <w:szCs w:val="18"/>
+              </w:rPr>
+            </w:pPr>
+            <w:r>
+              <w:rPr>
+                <w:rFonts w:hint="default" w:ascii="Segoe UI" w:hAnsi="Segoe UI" w:eastAsia="Segoe UI" w:cs="Segoe UI"/>
+                <w:i w:val="0"/>
+                <w:iCs w:val="0"/>
+                <w:caps w:val="0"/>
+                <w:snapToGrid w:val="0"/>
+                <w:color w:val="000000"/>
+                <w:spacing w:val="0"/>
+                <w:kern w:val="0"/>
+                <w:sz w:val="18"/>
+                <w:szCs w:val="18"/>
+                <w:lang w:val="en-US" w:eastAsia="zh-CN"/>
+              </w:rPr>
+              <w:t>基于历史数据推荐故障根因</w:t>
+            </w:r>
+          </w:p>
+        </w:tc>
+        <w:tc>
+          <w:tcPr>
+            <w:tcW w:w="1402" w:type="dxa"/>
+            <w:tcBorders>
+              <w:top w:val="single" w:color="auto" w:sz="4" w:space="0"/>
+              <w:left w:val="single" w:color="auto" w:sz="4" w:space="0"/>
+              <w:bottom w:val="nil"/>
+              <w:right w:val="single" w:color="auto" w:sz="12" w:space="0"/>
+            </w:tcBorders>
+            <w:shd w:val="clear" w:color="auto" w:fill="auto"/>
+            <w:tcMar>
+              <w:top w:w="120" w:type="dxa"/>
+              <w:left w:w="192" w:type="dxa"/>
+              <w:bottom w:w="120" w:type="dxa"/>
+              <w:right w:w="-1" w:type="dxa"/>
+            </w:tcMar>
+            <w:vAlign w:val="center"/>
+          </w:tcPr>
+          <w:p>
+            <w:pPr>
+              <w:keepNext w:val="0"/>
+              <w:keepLines w:val="0"/>
+              <w:pageBreakBefore w:val="0"/>
+              <w:widowControl w:val="0"/>
+              <w:suppressLineNumbers w:val="0"/>
+              <w:kinsoku w:val="0"/>
+              <w:wordWrap/>
+              <w:overflowPunct/>
+              <w:topLinePunct w:val="0"/>
+              <w:autoSpaceDE w:val="0"/>
+              <w:autoSpaceDN w:val="0"/>
+              <w:bidi w:val="0"/>
+              <w:adjustRightInd w:val="0"/>
+              <w:snapToGrid w:val="0"/>
+              <w:spacing w:line="240" w:lineRule="auto"/>
+              <w:ind w:left="0" w:leftChars="0" w:right="0" w:rightChars="0" w:firstLine="0" w:firstLineChars="0"/>
+              <w:jc w:val="left"/>
+              <w:textAlignment w:val="baseline"/>
+              <w:rPr>
+                <w:rFonts w:hint="default" w:ascii="Segoe UI" w:hAnsi="Segoe UI" w:eastAsia="Segoe UI" w:cs="Segoe UI"/>
+                <w:i w:val="0"/>
+                <w:iCs w:val="0"/>
+                <w:caps w:val="0"/>
+                <w:color w:val="0F1115"/>
+                <w:spacing w:val="0"/>
+                <w:sz w:val="18"/>
+                <w:szCs w:val="18"/>
+              </w:rPr>
+            </w:pPr>
+            <w:r>
+              <w:rPr>
+                <w:rFonts w:hint="default" w:ascii="Segoe UI" w:hAnsi="Segoe UI" w:eastAsia="Segoe UI" w:cs="Segoe UI"/>
+                <w:i w:val="0"/>
+                <w:iCs w:val="0"/>
+                <w:caps w:val="0"/>
+                <w:snapToGrid w:val="0"/>
+                <w:color w:val="000000"/>
+                <w:spacing w:val="0"/>
+                <w:kern w:val="0"/>
+                <w:sz w:val="18"/>
+                <w:szCs w:val="18"/>
+                <w:lang w:val="en-US" w:eastAsia="zh-CN"/>
+              </w:rPr>
+              <w:t>2026年8月</w:t>
+            </w:r>
+          </w:p>
+        </w:tc>
+        <w:tc>
+          <w:tcPr>
+            <w:tcW w:w="1402" w:type="dxa"/>
+            <w:tcBorders>
+              <w:top w:val="single" w:color="auto" w:sz="4" w:space="0"/>
+              <w:left w:val="single" w:color="auto" w:sz="4" w:space="0"/>
+              <w:bottom w:val="nil"/>
+              <w:right w:val="single" w:color="auto" w:sz="12" w:space="0"/>
+            </w:tcBorders>
+            <w:shd w:val="clear" w:color="auto" w:fill="auto"/>
+            <w:tcMar>
+              <w:top w:w="120" w:type="dxa"/>
+              <w:left w:w="192" w:type="dxa"/>
+              <w:bottom w:w="120" w:type="dxa"/>
+              <w:right w:w="-1" w:type="dxa"/>
+            </w:tcMar>
+            <w:vAlign w:val="center"/>
+          </w:tcPr>
+          <w:p>
+            <w:pPr>
+              <w:keepNext w:val="0"/>
+              <w:keepLines w:val="0"/>
+              <w:pageBreakBefore w:val="0"/>
+              <w:widowControl w:val="0"/>
+              <w:suppressLineNumbers w:val="0"/>
+              <w:kinsoku w:val="0"/>
+              <w:wordWrap/>
+              <w:overflowPunct/>
+              <w:topLinePunct w:val="0"/>
+              <w:autoSpaceDE w:val="0"/>
+              <w:autoSpaceDN w:val="0"/>
+              <w:bidi w:val="0"/>
+              <w:adjustRightInd w:val="0"/>
+              <w:snapToGrid w:val="0"/>
+              <w:spacing w:line="240" w:lineRule="auto"/>
+              <w:ind w:left="0" w:leftChars="0" w:right="0" w:rightChars="0" w:firstLine="0" w:firstLineChars="0"/>
+              <w:jc w:val="left"/>
+              <w:textAlignment w:val="baseline"/>
+              <w:rPr>
+                <w:rFonts w:hint="default" w:ascii="Segoe UI" w:hAnsi="Segoe UI" w:eastAsia="Segoe UI" w:cs="Segoe UI"/>
+                <w:i w:val="0"/>
+                <w:iCs w:val="0"/>
+                <w:caps w:val="0"/>
+                <w:snapToGrid w:val="0"/>
+                <w:color w:val="000000"/>
+                <w:spacing w:val="0"/>
+                <w:kern w:val="0"/>
+                <w:sz w:val="18"/>
+                <w:szCs w:val="18"/>
+                <w:lang w:val="en-US" w:eastAsia="zh-CN"/>
+              </w:rPr>
+            </w:pPr>
+            <w:r>
+              <w:rPr>
+                <w:rFonts w:hint="eastAsia" w:ascii="Segoe UI" w:hAnsi="Segoe UI" w:eastAsia="Segoe UI" w:cs="Segoe UI"/>
+                <w:i w:val="0"/>
+                <w:iCs w:val="0"/>
+                <w:caps w:val="0"/>
+                <w:snapToGrid w:val="0"/>
+                <w:color w:val="000000"/>
+                <w:spacing w:val="0"/>
+                <w:kern w:val="0"/>
+                <w:sz w:val="18"/>
+                <w:szCs w:val="18"/>
+                <w:lang w:val="en-US" w:eastAsia="zh-CN"/>
+              </w:rPr>
+              <w:t>未开始</w:t>
             </w:r>
           </w:p>
         </w:tc>
@@ -8051,7 +10483,6 @@
             <w:vMerge w:val="continue"/>
             <w:tcBorders>
               <w:left w:val="single" w:color="auto" w:sz="12" w:space="0"/>
-              <w:bottom w:val="nil"/>
               <w:right w:val="nil"/>
             </w:tcBorders>
             <w:shd w:val="clear" w:color="auto" w:fill="auto"/>
@@ -8157,7 +10588,7 @@
                 <w:szCs w:val="18"/>
                 <w:lang w:val="en-US" w:eastAsia="zh-CN"/>
               </w:rPr>
-              <w:t>巡检报告</w:t>
+              <w:t>告警抑制</w:t>
             </w:r>
           </w:p>
         </w:tc>
@@ -8224,7 +10655,7 @@
                 <w:szCs w:val="18"/>
                 <w:lang w:val="en-US" w:eastAsia="zh-CN"/>
               </w:rPr>
-              <w:t>自动生成巡检报告（日报/周报/月报）</w:t>
+              <w:t>关联告警自动抑制</w:t>
             </w:r>
           </w:p>
         </w:tc>
@@ -8291,7 +10722,7 @@
                 <w:szCs w:val="18"/>
                 <w:lang w:val="en-US" w:eastAsia="zh-CN"/>
               </w:rPr>
-              <w:t>2026年4月</w:t>
+              <w:t>2026年8月</w:t>
             </w:r>
           </w:p>
         </w:tc>
@@ -8333,21 +10764,6 @@
               <w:ind w:left="0" w:leftChars="0" w:right="0" w:rightChars="0" w:firstLine="0" w:firstLineChars="0"/>
               <w:jc w:val="left"/>
               <w:textAlignment w:val="baseline"/>
-              <w:rPr>
-                <w:rFonts w:hint="default" w:ascii="Segoe UI" w:hAnsi="Segoe UI" w:eastAsia="Segoe UI" w:cs="Segoe UI"/>
-                <w:i w:val="0"/>
-                <w:iCs w:val="0"/>
-                <w:caps w:val="0"/>
-                <w:snapToGrid w:val="0"/>
-                <w:color w:val="0F1115"/>
-                <w:spacing w:val="0"/>
-                <w:kern w:val="0"/>
-                <w:sz w:val="18"/>
-                <w:szCs w:val="18"/>
-                <w:lang w:val="en-US" w:eastAsia="zh-CN" w:bidi="ar-SA"/>
-              </w:rPr>
-            </w:pPr>
-            <w:r>
               <w:rPr>
                 <w:rFonts w:hint="default" w:ascii="Segoe UI" w:hAnsi="Segoe UI" w:eastAsia="Segoe UI" w:cs="Segoe UI"/>
                 <w:i w:val="0"/>
@@ -8361,7 +10777,22 @@
                 <w:szCs w:val="18"/>
                 <w:lang w:val="en-US" w:eastAsia="zh-CN"/>
               </w:rPr>
-              <w:t>2026年4月</w:t>
+            </w:pPr>
+            <w:r>
+              <w:rPr>
+                <w:rFonts w:hint="eastAsia" w:ascii="Segoe UI" w:hAnsi="Segoe UI" w:eastAsia="Segoe UI" w:cs="Segoe UI"/>
+                <w:i w:val="0"/>
+                <w:iCs w:val="0"/>
+                <w:caps w:val="0"/>
+                <w:snapToGrid w:val="0"/>
+                <w:color w:val="000000"/>
+                <w:spacing w:val="0"/>
+                <w:kern w:val="0"/>
+                <w:sz w:val="18"/>
+                <w:szCs w:val="18"/>
+                <w:lang w:val="en-US" w:eastAsia="zh-CN"/>
+              </w:rPr>
+              <w:t>未开始</w:t>
             </w:r>
           </w:p>
         </w:tc>
@@ -8391,10 +10822,10 @@
         <w:tc>
           <w:tcPr>
             <w:tcW w:w="1812" w:type="dxa"/>
-            <w:vMerge w:val="restart"/>
-            <w:tcBorders>
-              <w:top w:val="single" w:color="auto" w:sz="4" w:space="0"/>
+            <w:vMerge w:val="continue"/>
+            <w:tcBorders>
               <w:left w:val="single" w:color="auto" w:sz="12" w:space="0"/>
+              <w:bottom w:val="nil"/>
               <w:right w:val="nil"/>
             </w:tcBorders>
             <w:shd w:val="clear" w:color="auto" w:fill="auto"/>
@@ -8412,17 +10843,15 @@
               <w:keepLines w:val="0"/>
               <w:pageBreakBefore w:val="0"/>
               <w:widowControl w:val="0"/>
-              <w:suppressLineNumbers w:val="0"/>
-              <w:kinsoku w:val="0"/>
-              <w:wordWrap/>
-              <w:overflowPunct/>
-              <w:topLinePunct w:val="0"/>
-              <w:autoSpaceDE w:val="0"/>
-              <w:autoSpaceDN w:val="0"/>
-              <w:bidi w:val="0"/>
-              <w:adjustRightInd w:val="0"/>
-              <w:snapToGrid w:val="0"/>
-              <w:spacing w:line="240" w:lineRule="auto"/>
+              <w:kinsoku w:val="0"/>
+              <w:wordWrap/>
+              <w:overflowPunct/>
+              <w:topLinePunct w:val="0"/>
+              <w:autoSpaceDE w:val="0"/>
+              <w:autoSpaceDN w:val="0"/>
+              <w:bidi w:val="0"/>
+              <w:adjustRightInd w:val="0"/>
+              <w:snapToGrid w:val="0"/>
               <w:ind w:left="0" w:leftChars="0" w:right="0" w:rightChars="0" w:firstLine="0" w:firstLineChars="0"/>
               <w:jc w:val="center"/>
               <w:textAlignment w:val="baseline"/>
@@ -8437,25 +10866,6 @@
                 <w:szCs w:val="18"/>
               </w:rPr>
             </w:pPr>
-            <w:r>
-              <w:rPr>
-                <w:rStyle w:val="25"/>
-                <w:rFonts w:hint="default" w:ascii="Segoe UI" w:hAnsi="Segoe UI" w:eastAsia="Segoe UI" w:cs="Segoe UI"/>
-                <w:b/>
-                <w:bCs/>
-                <w:i w:val="0"/>
-                <w:iCs w:val="0"/>
-                <w:caps w:val="0"/>
-                <w:snapToGrid w:val="0"/>
-                <w:color w:val="000000"/>
-                <w:spacing w:val="0"/>
-                <w:kern w:val="0"/>
-                <w:sz w:val="18"/>
-                <w:szCs w:val="18"/>
-                <w:lang w:val="en-US" w:eastAsia="zh-CN"/>
-              </w:rPr>
-              <w:t>数据完整性校验工具</w:t>
-            </w:r>
           </w:p>
         </w:tc>
         <w:tc>
@@ -8521,7 +10931,7 @@
                 <w:szCs w:val="18"/>
                 <w:lang w:val="en-US" w:eastAsia="zh-CN"/>
               </w:rPr>
-              <w:t>字段校验</w:t>
+              <w:t>告警升级</w:t>
             </w:r>
           </w:p>
         </w:tc>
@@ -8588,7 +10998,7 @@
                 <w:szCs w:val="18"/>
                 <w:lang w:val="en-US" w:eastAsia="zh-CN"/>
               </w:rPr>
-              <w:t>必填字段完整性检查</w:t>
+              <w:t>长时间未处理告警自动升级</w:t>
             </w:r>
           </w:p>
         </w:tc>
@@ -8655,7 +11065,7 @@
                 <w:szCs w:val="18"/>
                 <w:lang w:val="en-US" w:eastAsia="zh-CN"/>
               </w:rPr>
-              <w:t>2026年5月</w:t>
+              <w:t>2026年8月</w:t>
             </w:r>
           </w:p>
         </w:tc>
@@ -8755,1033 +11165,6 @@
         <w:tc>
           <w:tcPr>
             <w:tcW w:w="1812" w:type="dxa"/>
-            <w:vMerge w:val="continue"/>
-            <w:tcBorders>
-              <w:left w:val="single" w:color="auto" w:sz="12" w:space="0"/>
-              <w:right w:val="nil"/>
-            </w:tcBorders>
-            <w:shd w:val="clear" w:color="auto" w:fill="auto"/>
-            <w:tcMar>
-              <w:top w:w="120" w:type="dxa"/>
-              <w:left w:w="-1" w:type="dxa"/>
-              <w:bottom w:w="120" w:type="dxa"/>
-              <w:right w:w="192" w:type="dxa"/>
-            </w:tcMar>
-            <w:vAlign w:val="center"/>
-          </w:tcPr>
-          <w:p>
-            <w:pPr>
-              <w:keepNext w:val="0"/>
-              <w:keepLines w:val="0"/>
-              <w:pageBreakBefore w:val="0"/>
-              <w:widowControl w:val="0"/>
-              <w:kinsoku w:val="0"/>
-              <w:wordWrap/>
-              <w:overflowPunct/>
-              <w:topLinePunct w:val="0"/>
-              <w:autoSpaceDE w:val="0"/>
-              <w:autoSpaceDN w:val="0"/>
-              <w:bidi w:val="0"/>
-              <w:adjustRightInd w:val="0"/>
-              <w:snapToGrid w:val="0"/>
-              <w:ind w:left="0" w:leftChars="0" w:right="0" w:rightChars="0" w:firstLine="0" w:firstLineChars="0"/>
-              <w:jc w:val="center"/>
-              <w:textAlignment w:val="baseline"/>
-              <w:rPr>
-                <w:rFonts w:hint="default" w:ascii="Segoe UI" w:hAnsi="Segoe UI" w:eastAsia="Segoe UI" w:cs="Segoe UI"/>
-                <w:i w:val="0"/>
-                <w:iCs w:val="0"/>
-                <w:caps w:val="0"/>
-                <w:color w:val="0F1115"/>
-                <w:spacing w:val="0"/>
-                <w:sz w:val="18"/>
-                <w:szCs w:val="18"/>
-              </w:rPr>
-            </w:pPr>
-          </w:p>
-        </w:tc>
-        <w:tc>
-          <w:tcPr>
-            <w:tcW w:w="1400" w:type="dxa"/>
-            <w:tcBorders>
-              <w:top w:val="single" w:color="auto" w:sz="4" w:space="0"/>
-              <w:left w:val="single" w:color="auto" w:sz="4" w:space="0"/>
-              <w:bottom w:val="nil"/>
-              <w:right w:val="nil"/>
-            </w:tcBorders>
-            <w:shd w:val="clear" w:color="auto" w:fill="auto"/>
-            <w:tcMar>
-              <w:top w:w="120" w:type="dxa"/>
-              <w:left w:w="192" w:type="dxa"/>
-              <w:bottom w:w="120" w:type="dxa"/>
-              <w:right w:w="192" w:type="dxa"/>
-            </w:tcMar>
-            <w:vAlign w:val="center"/>
-          </w:tcPr>
-          <w:p>
-            <w:pPr>
-              <w:keepNext w:val="0"/>
-              <w:keepLines w:val="0"/>
-              <w:pageBreakBefore w:val="0"/>
-              <w:widowControl w:val="0"/>
-              <w:suppressLineNumbers w:val="0"/>
-              <w:kinsoku w:val="0"/>
-              <w:wordWrap/>
-              <w:overflowPunct/>
-              <w:topLinePunct w:val="0"/>
-              <w:autoSpaceDE w:val="0"/>
-              <w:autoSpaceDN w:val="0"/>
-              <w:bidi w:val="0"/>
-              <w:adjustRightInd w:val="0"/>
-              <w:snapToGrid w:val="0"/>
-              <w:spacing w:line="240" w:lineRule="auto"/>
-              <w:ind w:left="0" w:leftChars="0" w:right="0" w:rightChars="0" w:firstLine="0" w:firstLineChars="0"/>
-              <w:jc w:val="left"/>
-              <w:textAlignment w:val="baseline"/>
-              <w:rPr>
-                <w:rFonts w:hint="default" w:ascii="Segoe UI" w:hAnsi="Segoe UI" w:eastAsia="Segoe UI" w:cs="Segoe UI"/>
-                <w:i w:val="0"/>
-                <w:iCs w:val="0"/>
-                <w:caps w:val="0"/>
-                <w:color w:val="0F1115"/>
-                <w:spacing w:val="0"/>
-                <w:sz w:val="18"/>
-                <w:szCs w:val="18"/>
-              </w:rPr>
-            </w:pPr>
-            <w:r>
-              <w:rPr>
-                <w:rFonts w:hint="default" w:ascii="Segoe UI" w:hAnsi="Segoe UI" w:eastAsia="Segoe UI" w:cs="Segoe UI"/>
-                <w:i w:val="0"/>
-                <w:iCs w:val="0"/>
-                <w:caps w:val="0"/>
-                <w:snapToGrid w:val="0"/>
-                <w:color w:val="000000"/>
-                <w:spacing w:val="0"/>
-                <w:kern w:val="0"/>
-                <w:sz w:val="18"/>
-                <w:szCs w:val="18"/>
-                <w:lang w:val="en-US" w:eastAsia="zh-CN"/>
-              </w:rPr>
-              <w:t>格式校验</w:t>
-            </w:r>
-          </w:p>
-        </w:tc>
-        <w:tc>
-          <w:tcPr>
-            <w:tcW w:w="3884" w:type="dxa"/>
-            <w:tcBorders>
-              <w:top w:val="single" w:color="auto" w:sz="4" w:space="0"/>
-              <w:left w:val="single" w:color="auto" w:sz="4" w:space="0"/>
-              <w:bottom w:val="nil"/>
-              <w:right w:val="nil"/>
-            </w:tcBorders>
-            <w:shd w:val="clear" w:color="auto" w:fill="auto"/>
-            <w:tcMar>
-              <w:top w:w="120" w:type="dxa"/>
-              <w:left w:w="192" w:type="dxa"/>
-              <w:bottom w:w="120" w:type="dxa"/>
-              <w:right w:w="192" w:type="dxa"/>
-            </w:tcMar>
-            <w:vAlign w:val="center"/>
-          </w:tcPr>
-          <w:p>
-            <w:pPr>
-              <w:keepNext w:val="0"/>
-              <w:keepLines w:val="0"/>
-              <w:pageBreakBefore w:val="0"/>
-              <w:widowControl w:val="0"/>
-              <w:suppressLineNumbers w:val="0"/>
-              <w:kinsoku w:val="0"/>
-              <w:wordWrap/>
-              <w:overflowPunct/>
-              <w:topLinePunct w:val="0"/>
-              <w:autoSpaceDE w:val="0"/>
-              <w:autoSpaceDN w:val="0"/>
-              <w:bidi w:val="0"/>
-              <w:adjustRightInd w:val="0"/>
-              <w:snapToGrid w:val="0"/>
-              <w:spacing w:line="240" w:lineRule="auto"/>
-              <w:ind w:left="0" w:leftChars="0" w:right="0" w:rightChars="0" w:firstLine="0" w:firstLineChars="0"/>
-              <w:jc w:val="left"/>
-              <w:textAlignment w:val="baseline"/>
-              <w:rPr>
-                <w:rFonts w:hint="default" w:ascii="Segoe UI" w:hAnsi="Segoe UI" w:eastAsia="Segoe UI" w:cs="Segoe UI"/>
-                <w:i w:val="0"/>
-                <w:iCs w:val="0"/>
-                <w:caps w:val="0"/>
-                <w:color w:val="0F1115"/>
-                <w:spacing w:val="0"/>
-                <w:sz w:val="18"/>
-                <w:szCs w:val="18"/>
-              </w:rPr>
-            </w:pPr>
-            <w:r>
-              <w:rPr>
-                <w:rFonts w:hint="default" w:ascii="Segoe UI" w:hAnsi="Segoe UI" w:eastAsia="Segoe UI" w:cs="Segoe UI"/>
-                <w:i w:val="0"/>
-                <w:iCs w:val="0"/>
-                <w:caps w:val="0"/>
-                <w:snapToGrid w:val="0"/>
-                <w:color w:val="000000"/>
-                <w:spacing w:val="0"/>
-                <w:kern w:val="0"/>
-                <w:sz w:val="18"/>
-                <w:szCs w:val="18"/>
-                <w:lang w:val="en-US" w:eastAsia="zh-CN"/>
-              </w:rPr>
-              <w:t>日期、金额等字段格式正确性检查</w:t>
-            </w:r>
-          </w:p>
-        </w:tc>
-        <w:tc>
-          <w:tcPr>
-            <w:tcW w:w="1402" w:type="dxa"/>
-            <w:tcBorders>
-              <w:top w:val="single" w:color="auto" w:sz="4" w:space="0"/>
-              <w:left w:val="single" w:color="auto" w:sz="4" w:space="0"/>
-              <w:bottom w:val="nil"/>
-              <w:right w:val="single" w:color="auto" w:sz="12" w:space="0"/>
-            </w:tcBorders>
-            <w:shd w:val="clear" w:color="auto" w:fill="auto"/>
-            <w:tcMar>
-              <w:top w:w="120" w:type="dxa"/>
-              <w:left w:w="192" w:type="dxa"/>
-              <w:bottom w:w="120" w:type="dxa"/>
-              <w:right w:w="-1" w:type="dxa"/>
-            </w:tcMar>
-            <w:vAlign w:val="center"/>
-          </w:tcPr>
-          <w:p>
-            <w:pPr>
-              <w:keepNext w:val="0"/>
-              <w:keepLines w:val="0"/>
-              <w:pageBreakBefore w:val="0"/>
-              <w:widowControl w:val="0"/>
-              <w:suppressLineNumbers w:val="0"/>
-              <w:kinsoku w:val="0"/>
-              <w:wordWrap/>
-              <w:overflowPunct/>
-              <w:topLinePunct w:val="0"/>
-              <w:autoSpaceDE w:val="0"/>
-              <w:autoSpaceDN w:val="0"/>
-              <w:bidi w:val="0"/>
-              <w:adjustRightInd w:val="0"/>
-              <w:snapToGrid w:val="0"/>
-              <w:spacing w:line="240" w:lineRule="auto"/>
-              <w:ind w:left="0" w:leftChars="0" w:right="0" w:rightChars="0" w:firstLine="0" w:firstLineChars="0"/>
-              <w:jc w:val="left"/>
-              <w:textAlignment w:val="baseline"/>
-              <w:rPr>
-                <w:rFonts w:hint="default" w:ascii="Segoe UI" w:hAnsi="Segoe UI" w:eastAsia="Segoe UI" w:cs="Segoe UI"/>
-                <w:i w:val="0"/>
-                <w:iCs w:val="0"/>
-                <w:caps w:val="0"/>
-                <w:color w:val="0F1115"/>
-                <w:spacing w:val="0"/>
-                <w:sz w:val="18"/>
-                <w:szCs w:val="18"/>
-              </w:rPr>
-            </w:pPr>
-            <w:r>
-              <w:rPr>
-                <w:rFonts w:hint="default" w:ascii="Segoe UI" w:hAnsi="Segoe UI" w:eastAsia="Segoe UI" w:cs="Segoe UI"/>
-                <w:i w:val="0"/>
-                <w:iCs w:val="0"/>
-                <w:caps w:val="0"/>
-                <w:snapToGrid w:val="0"/>
-                <w:color w:val="000000"/>
-                <w:spacing w:val="0"/>
-                <w:kern w:val="0"/>
-                <w:sz w:val="18"/>
-                <w:szCs w:val="18"/>
-                <w:lang w:val="en-US" w:eastAsia="zh-CN"/>
-              </w:rPr>
-              <w:t>2026年6月</w:t>
-            </w:r>
-          </w:p>
-        </w:tc>
-        <w:tc>
-          <w:tcPr>
-            <w:tcW w:w="1402" w:type="dxa"/>
-            <w:tcBorders>
-              <w:top w:val="single" w:color="auto" w:sz="4" w:space="0"/>
-              <w:left w:val="single" w:color="auto" w:sz="4" w:space="0"/>
-              <w:bottom w:val="nil"/>
-              <w:right w:val="single" w:color="auto" w:sz="12" w:space="0"/>
-            </w:tcBorders>
-            <w:shd w:val="clear" w:color="auto" w:fill="auto"/>
-            <w:tcMar>
-              <w:top w:w="120" w:type="dxa"/>
-              <w:left w:w="192" w:type="dxa"/>
-              <w:bottom w:w="120" w:type="dxa"/>
-              <w:right w:w="-1" w:type="dxa"/>
-            </w:tcMar>
-            <w:vAlign w:val="center"/>
-          </w:tcPr>
-          <w:p>
-            <w:pPr>
-              <w:keepNext w:val="0"/>
-              <w:keepLines w:val="0"/>
-              <w:pageBreakBefore w:val="0"/>
-              <w:widowControl w:val="0"/>
-              <w:suppressLineNumbers w:val="0"/>
-              <w:kinsoku w:val="0"/>
-              <w:wordWrap/>
-              <w:overflowPunct/>
-              <w:topLinePunct w:val="0"/>
-              <w:autoSpaceDE w:val="0"/>
-              <w:autoSpaceDN w:val="0"/>
-              <w:bidi w:val="0"/>
-              <w:adjustRightInd w:val="0"/>
-              <w:snapToGrid w:val="0"/>
-              <w:spacing w:line="240" w:lineRule="auto"/>
-              <w:ind w:left="0" w:leftChars="0" w:right="0" w:rightChars="0" w:firstLine="0" w:firstLineChars="0"/>
-              <w:jc w:val="left"/>
-              <w:textAlignment w:val="baseline"/>
-              <w:rPr>
-                <w:rFonts w:hint="default" w:ascii="Segoe UI" w:hAnsi="Segoe UI" w:eastAsia="Segoe UI" w:cs="Segoe UI"/>
-                <w:i w:val="0"/>
-                <w:iCs w:val="0"/>
-                <w:caps w:val="0"/>
-                <w:snapToGrid w:val="0"/>
-                <w:color w:val="000000"/>
-                <w:spacing w:val="0"/>
-                <w:kern w:val="0"/>
-                <w:sz w:val="18"/>
-                <w:szCs w:val="18"/>
-                <w:lang w:val="en-US" w:eastAsia="zh-CN"/>
-              </w:rPr>
-            </w:pPr>
-            <w:r>
-              <w:rPr>
-                <w:rFonts w:hint="eastAsia" w:ascii="Segoe UI" w:hAnsi="Segoe UI" w:eastAsia="Segoe UI" w:cs="Segoe UI"/>
-                <w:i w:val="0"/>
-                <w:iCs w:val="0"/>
-                <w:caps w:val="0"/>
-                <w:snapToGrid w:val="0"/>
-                <w:color w:val="000000"/>
-                <w:spacing w:val="0"/>
-                <w:kern w:val="0"/>
-                <w:sz w:val="18"/>
-                <w:szCs w:val="18"/>
-                <w:lang w:val="en-US" w:eastAsia="zh-CN"/>
-              </w:rPr>
-              <w:t>未开始</w:t>
-            </w:r>
-          </w:p>
-        </w:tc>
-      </w:tr>
-      <w:tr>
-        <w:tblPrEx>
-          <w:tblBorders>
-            <w:top w:val="none" w:color="auto" w:sz="0" w:space="0"/>
-            <w:left w:val="none" w:color="auto" w:sz="0" w:space="0"/>
-            <w:bottom w:val="none" w:color="auto" w:sz="0" w:space="0"/>
-            <w:right w:val="none" w:color="auto" w:sz="0" w:space="0"/>
-            <w:insideH w:val="none" w:color="auto" w:sz="0" w:space="0"/>
-            <w:insideV w:val="none" w:color="auto" w:sz="0" w:space="0"/>
-          </w:tblBorders>
-          <w:shd w:val="clear" w:color="auto" w:fill="auto"/>
-          <w:tblCellMar>
-            <w:top w:w="15" w:type="dxa"/>
-            <w:left w:w="15" w:type="dxa"/>
-            <w:bottom w:w="15" w:type="dxa"/>
-            <w:right w:w="15" w:type="dxa"/>
-          </w:tblCellMar>
-        </w:tblPrEx>
-        <w:trPr>
-          <w:trHeight w:val="0" w:hRule="atLeast"/>
-          <w:jc w:val="center"/>
-        </w:trPr>
-        <w:tc>
-          <w:tcPr>
-            <w:tcW w:w="1812" w:type="dxa"/>
-            <w:vMerge w:val="continue"/>
-            <w:tcBorders>
-              <w:left w:val="single" w:color="auto" w:sz="12" w:space="0"/>
-              <w:right w:val="nil"/>
-            </w:tcBorders>
-            <w:shd w:val="clear" w:color="auto" w:fill="auto"/>
-            <w:tcMar>
-              <w:top w:w="120" w:type="dxa"/>
-              <w:left w:w="-1" w:type="dxa"/>
-              <w:bottom w:w="120" w:type="dxa"/>
-              <w:right w:w="192" w:type="dxa"/>
-            </w:tcMar>
-            <w:vAlign w:val="center"/>
-          </w:tcPr>
-          <w:p>
-            <w:pPr>
-              <w:keepNext w:val="0"/>
-              <w:keepLines w:val="0"/>
-              <w:pageBreakBefore w:val="0"/>
-              <w:widowControl w:val="0"/>
-              <w:kinsoku w:val="0"/>
-              <w:wordWrap/>
-              <w:overflowPunct/>
-              <w:topLinePunct w:val="0"/>
-              <w:autoSpaceDE w:val="0"/>
-              <w:autoSpaceDN w:val="0"/>
-              <w:bidi w:val="0"/>
-              <w:adjustRightInd w:val="0"/>
-              <w:snapToGrid w:val="0"/>
-              <w:ind w:left="0" w:leftChars="0" w:right="0" w:rightChars="0" w:firstLine="0" w:firstLineChars="0"/>
-              <w:jc w:val="center"/>
-              <w:textAlignment w:val="baseline"/>
-              <w:rPr>
-                <w:rFonts w:hint="default" w:ascii="Segoe UI" w:hAnsi="Segoe UI" w:eastAsia="Segoe UI" w:cs="Segoe UI"/>
-                <w:i w:val="0"/>
-                <w:iCs w:val="0"/>
-                <w:caps w:val="0"/>
-                <w:color w:val="0F1115"/>
-                <w:spacing w:val="0"/>
-                <w:sz w:val="18"/>
-                <w:szCs w:val="18"/>
-              </w:rPr>
-            </w:pPr>
-          </w:p>
-        </w:tc>
-        <w:tc>
-          <w:tcPr>
-            <w:tcW w:w="1400" w:type="dxa"/>
-            <w:tcBorders>
-              <w:top w:val="single" w:color="auto" w:sz="4" w:space="0"/>
-              <w:left w:val="single" w:color="auto" w:sz="4" w:space="0"/>
-              <w:bottom w:val="nil"/>
-              <w:right w:val="nil"/>
-            </w:tcBorders>
-            <w:shd w:val="clear" w:color="auto" w:fill="auto"/>
-            <w:tcMar>
-              <w:top w:w="120" w:type="dxa"/>
-              <w:left w:w="192" w:type="dxa"/>
-              <w:bottom w:w="120" w:type="dxa"/>
-              <w:right w:w="192" w:type="dxa"/>
-            </w:tcMar>
-            <w:vAlign w:val="center"/>
-          </w:tcPr>
-          <w:p>
-            <w:pPr>
-              <w:keepNext w:val="0"/>
-              <w:keepLines w:val="0"/>
-              <w:pageBreakBefore w:val="0"/>
-              <w:widowControl w:val="0"/>
-              <w:suppressLineNumbers w:val="0"/>
-              <w:kinsoku w:val="0"/>
-              <w:wordWrap/>
-              <w:overflowPunct/>
-              <w:topLinePunct w:val="0"/>
-              <w:autoSpaceDE w:val="0"/>
-              <w:autoSpaceDN w:val="0"/>
-              <w:bidi w:val="0"/>
-              <w:adjustRightInd w:val="0"/>
-              <w:snapToGrid w:val="0"/>
-              <w:spacing w:line="240" w:lineRule="auto"/>
-              <w:ind w:left="0" w:leftChars="0" w:right="0" w:rightChars="0" w:firstLine="0" w:firstLineChars="0"/>
-              <w:jc w:val="left"/>
-              <w:textAlignment w:val="baseline"/>
-              <w:rPr>
-                <w:rFonts w:hint="default" w:ascii="Segoe UI" w:hAnsi="Segoe UI" w:eastAsia="Segoe UI" w:cs="Segoe UI"/>
-                <w:i w:val="0"/>
-                <w:iCs w:val="0"/>
-                <w:caps w:val="0"/>
-                <w:color w:val="0F1115"/>
-                <w:spacing w:val="0"/>
-                <w:sz w:val="18"/>
-                <w:szCs w:val="18"/>
-              </w:rPr>
-            </w:pPr>
-            <w:r>
-              <w:rPr>
-                <w:rFonts w:hint="default" w:ascii="Segoe UI" w:hAnsi="Segoe UI" w:eastAsia="Segoe UI" w:cs="Segoe UI"/>
-                <w:i w:val="0"/>
-                <w:iCs w:val="0"/>
-                <w:caps w:val="0"/>
-                <w:snapToGrid w:val="0"/>
-                <w:color w:val="000000"/>
-                <w:spacing w:val="0"/>
-                <w:kern w:val="0"/>
-                <w:sz w:val="18"/>
-                <w:szCs w:val="18"/>
-                <w:lang w:val="en-US" w:eastAsia="zh-CN"/>
-              </w:rPr>
-              <w:t>逻辑校验</w:t>
-            </w:r>
-          </w:p>
-        </w:tc>
-        <w:tc>
-          <w:tcPr>
-            <w:tcW w:w="3884" w:type="dxa"/>
-            <w:tcBorders>
-              <w:top w:val="single" w:color="auto" w:sz="4" w:space="0"/>
-              <w:left w:val="single" w:color="auto" w:sz="4" w:space="0"/>
-              <w:bottom w:val="nil"/>
-              <w:right w:val="nil"/>
-            </w:tcBorders>
-            <w:shd w:val="clear" w:color="auto" w:fill="auto"/>
-            <w:tcMar>
-              <w:top w:w="120" w:type="dxa"/>
-              <w:left w:w="192" w:type="dxa"/>
-              <w:bottom w:w="120" w:type="dxa"/>
-              <w:right w:w="192" w:type="dxa"/>
-            </w:tcMar>
-            <w:vAlign w:val="center"/>
-          </w:tcPr>
-          <w:p>
-            <w:pPr>
-              <w:keepNext w:val="0"/>
-              <w:keepLines w:val="0"/>
-              <w:pageBreakBefore w:val="0"/>
-              <w:widowControl w:val="0"/>
-              <w:suppressLineNumbers w:val="0"/>
-              <w:kinsoku w:val="0"/>
-              <w:wordWrap/>
-              <w:overflowPunct/>
-              <w:topLinePunct w:val="0"/>
-              <w:autoSpaceDE w:val="0"/>
-              <w:autoSpaceDN w:val="0"/>
-              <w:bidi w:val="0"/>
-              <w:adjustRightInd w:val="0"/>
-              <w:snapToGrid w:val="0"/>
-              <w:spacing w:line="240" w:lineRule="auto"/>
-              <w:ind w:left="0" w:leftChars="0" w:right="0" w:rightChars="0" w:firstLine="0" w:firstLineChars="0"/>
-              <w:jc w:val="left"/>
-              <w:textAlignment w:val="baseline"/>
-              <w:rPr>
-                <w:rFonts w:hint="default" w:ascii="Segoe UI" w:hAnsi="Segoe UI" w:eastAsia="Segoe UI" w:cs="Segoe UI"/>
-                <w:i w:val="0"/>
-                <w:iCs w:val="0"/>
-                <w:caps w:val="0"/>
-                <w:color w:val="0F1115"/>
-                <w:spacing w:val="0"/>
-                <w:sz w:val="18"/>
-                <w:szCs w:val="18"/>
-              </w:rPr>
-            </w:pPr>
-            <w:r>
-              <w:rPr>
-                <w:rFonts w:hint="default" w:ascii="Segoe UI" w:hAnsi="Segoe UI" w:eastAsia="Segoe UI" w:cs="Segoe UI"/>
-                <w:i w:val="0"/>
-                <w:iCs w:val="0"/>
-                <w:caps w:val="0"/>
-                <w:snapToGrid w:val="0"/>
-                <w:color w:val="000000"/>
-                <w:spacing w:val="0"/>
-                <w:kern w:val="0"/>
-                <w:sz w:val="18"/>
-                <w:szCs w:val="18"/>
-                <w:lang w:val="en-US" w:eastAsia="zh-CN"/>
-              </w:rPr>
-              <w:t>业务逻辑一致性检查（如订单金额=明细汇总）</w:t>
-            </w:r>
-          </w:p>
-        </w:tc>
-        <w:tc>
-          <w:tcPr>
-            <w:tcW w:w="1402" w:type="dxa"/>
-            <w:tcBorders>
-              <w:top w:val="single" w:color="auto" w:sz="4" w:space="0"/>
-              <w:left w:val="single" w:color="auto" w:sz="4" w:space="0"/>
-              <w:bottom w:val="nil"/>
-              <w:right w:val="single" w:color="auto" w:sz="12" w:space="0"/>
-            </w:tcBorders>
-            <w:shd w:val="clear" w:color="auto" w:fill="auto"/>
-            <w:tcMar>
-              <w:top w:w="120" w:type="dxa"/>
-              <w:left w:w="192" w:type="dxa"/>
-              <w:bottom w:w="120" w:type="dxa"/>
-              <w:right w:w="-1" w:type="dxa"/>
-            </w:tcMar>
-            <w:vAlign w:val="center"/>
-          </w:tcPr>
-          <w:p>
-            <w:pPr>
-              <w:keepNext w:val="0"/>
-              <w:keepLines w:val="0"/>
-              <w:pageBreakBefore w:val="0"/>
-              <w:widowControl w:val="0"/>
-              <w:suppressLineNumbers w:val="0"/>
-              <w:kinsoku w:val="0"/>
-              <w:wordWrap/>
-              <w:overflowPunct/>
-              <w:topLinePunct w:val="0"/>
-              <w:autoSpaceDE w:val="0"/>
-              <w:autoSpaceDN w:val="0"/>
-              <w:bidi w:val="0"/>
-              <w:adjustRightInd w:val="0"/>
-              <w:snapToGrid w:val="0"/>
-              <w:spacing w:line="240" w:lineRule="auto"/>
-              <w:ind w:left="0" w:leftChars="0" w:right="0" w:rightChars="0" w:firstLine="0" w:firstLineChars="0"/>
-              <w:jc w:val="left"/>
-              <w:textAlignment w:val="baseline"/>
-              <w:rPr>
-                <w:rFonts w:hint="default" w:ascii="Segoe UI" w:hAnsi="Segoe UI" w:eastAsia="Segoe UI" w:cs="Segoe UI"/>
-                <w:i w:val="0"/>
-                <w:iCs w:val="0"/>
-                <w:caps w:val="0"/>
-                <w:color w:val="0F1115"/>
-                <w:spacing w:val="0"/>
-                <w:sz w:val="18"/>
-                <w:szCs w:val="18"/>
-              </w:rPr>
-            </w:pPr>
-            <w:r>
-              <w:rPr>
-                <w:rFonts w:hint="default" w:ascii="Segoe UI" w:hAnsi="Segoe UI" w:eastAsia="Segoe UI" w:cs="Segoe UI"/>
-                <w:i w:val="0"/>
-                <w:iCs w:val="0"/>
-                <w:caps w:val="0"/>
-                <w:snapToGrid w:val="0"/>
-                <w:color w:val="000000"/>
-                <w:spacing w:val="0"/>
-                <w:kern w:val="0"/>
-                <w:sz w:val="18"/>
-                <w:szCs w:val="18"/>
-                <w:lang w:val="en-US" w:eastAsia="zh-CN"/>
-              </w:rPr>
-              <w:t>2026年6月</w:t>
-            </w:r>
-          </w:p>
-        </w:tc>
-        <w:tc>
-          <w:tcPr>
-            <w:tcW w:w="1402" w:type="dxa"/>
-            <w:tcBorders>
-              <w:top w:val="single" w:color="auto" w:sz="4" w:space="0"/>
-              <w:left w:val="single" w:color="auto" w:sz="4" w:space="0"/>
-              <w:bottom w:val="nil"/>
-              <w:right w:val="single" w:color="auto" w:sz="12" w:space="0"/>
-            </w:tcBorders>
-            <w:shd w:val="clear" w:color="auto" w:fill="auto"/>
-            <w:tcMar>
-              <w:top w:w="120" w:type="dxa"/>
-              <w:left w:w="192" w:type="dxa"/>
-              <w:bottom w:w="120" w:type="dxa"/>
-              <w:right w:w="-1" w:type="dxa"/>
-            </w:tcMar>
-            <w:vAlign w:val="center"/>
-          </w:tcPr>
-          <w:p>
-            <w:pPr>
-              <w:keepNext w:val="0"/>
-              <w:keepLines w:val="0"/>
-              <w:pageBreakBefore w:val="0"/>
-              <w:widowControl w:val="0"/>
-              <w:suppressLineNumbers w:val="0"/>
-              <w:kinsoku w:val="0"/>
-              <w:wordWrap/>
-              <w:overflowPunct/>
-              <w:topLinePunct w:val="0"/>
-              <w:autoSpaceDE w:val="0"/>
-              <w:autoSpaceDN w:val="0"/>
-              <w:bidi w:val="0"/>
-              <w:adjustRightInd w:val="0"/>
-              <w:snapToGrid w:val="0"/>
-              <w:spacing w:line="240" w:lineRule="auto"/>
-              <w:ind w:left="0" w:leftChars="0" w:right="0" w:rightChars="0" w:firstLine="0" w:firstLineChars="0"/>
-              <w:jc w:val="left"/>
-              <w:textAlignment w:val="baseline"/>
-              <w:rPr>
-                <w:rFonts w:hint="default" w:ascii="Segoe UI" w:hAnsi="Segoe UI" w:eastAsia="Segoe UI" w:cs="Segoe UI"/>
-                <w:i w:val="0"/>
-                <w:iCs w:val="0"/>
-                <w:caps w:val="0"/>
-                <w:snapToGrid w:val="0"/>
-                <w:color w:val="000000"/>
-                <w:spacing w:val="0"/>
-                <w:kern w:val="0"/>
-                <w:sz w:val="18"/>
-                <w:szCs w:val="18"/>
-                <w:lang w:val="en-US" w:eastAsia="zh-CN"/>
-              </w:rPr>
-            </w:pPr>
-            <w:r>
-              <w:rPr>
-                <w:rFonts w:hint="eastAsia" w:ascii="Segoe UI" w:hAnsi="Segoe UI" w:eastAsia="Segoe UI" w:cs="Segoe UI"/>
-                <w:i w:val="0"/>
-                <w:iCs w:val="0"/>
-                <w:caps w:val="0"/>
-                <w:snapToGrid w:val="0"/>
-                <w:color w:val="000000"/>
-                <w:spacing w:val="0"/>
-                <w:kern w:val="0"/>
-                <w:sz w:val="18"/>
-                <w:szCs w:val="18"/>
-                <w:lang w:val="en-US" w:eastAsia="zh-CN"/>
-              </w:rPr>
-              <w:t>未开始</w:t>
-            </w:r>
-          </w:p>
-        </w:tc>
-      </w:tr>
-      <w:tr>
-        <w:tblPrEx>
-          <w:tblBorders>
-            <w:top w:val="none" w:color="auto" w:sz="0" w:space="0"/>
-            <w:left w:val="none" w:color="auto" w:sz="0" w:space="0"/>
-            <w:bottom w:val="none" w:color="auto" w:sz="0" w:space="0"/>
-            <w:right w:val="none" w:color="auto" w:sz="0" w:space="0"/>
-            <w:insideH w:val="none" w:color="auto" w:sz="0" w:space="0"/>
-            <w:insideV w:val="none" w:color="auto" w:sz="0" w:space="0"/>
-          </w:tblBorders>
-          <w:shd w:val="clear" w:color="auto" w:fill="auto"/>
-          <w:tblCellMar>
-            <w:top w:w="15" w:type="dxa"/>
-            <w:left w:w="15" w:type="dxa"/>
-            <w:bottom w:w="15" w:type="dxa"/>
-            <w:right w:w="15" w:type="dxa"/>
-          </w:tblCellMar>
-        </w:tblPrEx>
-        <w:trPr>
-          <w:trHeight w:val="0" w:hRule="atLeast"/>
-          <w:jc w:val="center"/>
-        </w:trPr>
-        <w:tc>
-          <w:tcPr>
-            <w:tcW w:w="1812" w:type="dxa"/>
-            <w:vMerge w:val="continue"/>
-            <w:tcBorders>
-              <w:left w:val="single" w:color="auto" w:sz="12" w:space="0"/>
-              <w:bottom w:val="nil"/>
-              <w:right w:val="nil"/>
-            </w:tcBorders>
-            <w:shd w:val="clear" w:color="auto" w:fill="auto"/>
-            <w:tcMar>
-              <w:top w:w="120" w:type="dxa"/>
-              <w:left w:w="-1" w:type="dxa"/>
-              <w:bottom w:w="120" w:type="dxa"/>
-              <w:right w:w="192" w:type="dxa"/>
-            </w:tcMar>
-            <w:vAlign w:val="center"/>
-          </w:tcPr>
-          <w:p>
-            <w:pPr>
-              <w:keepNext w:val="0"/>
-              <w:keepLines w:val="0"/>
-              <w:pageBreakBefore w:val="0"/>
-              <w:widowControl w:val="0"/>
-              <w:kinsoku w:val="0"/>
-              <w:wordWrap/>
-              <w:overflowPunct/>
-              <w:topLinePunct w:val="0"/>
-              <w:autoSpaceDE w:val="0"/>
-              <w:autoSpaceDN w:val="0"/>
-              <w:bidi w:val="0"/>
-              <w:adjustRightInd w:val="0"/>
-              <w:snapToGrid w:val="0"/>
-              <w:ind w:left="0" w:leftChars="0" w:right="0" w:rightChars="0" w:firstLine="0" w:firstLineChars="0"/>
-              <w:jc w:val="center"/>
-              <w:textAlignment w:val="baseline"/>
-              <w:rPr>
-                <w:rFonts w:hint="default" w:ascii="Segoe UI" w:hAnsi="Segoe UI" w:eastAsia="Segoe UI" w:cs="Segoe UI"/>
-                <w:i w:val="0"/>
-                <w:iCs w:val="0"/>
-                <w:caps w:val="0"/>
-                <w:color w:val="0F1115"/>
-                <w:spacing w:val="0"/>
-                <w:sz w:val="18"/>
-                <w:szCs w:val="18"/>
-              </w:rPr>
-            </w:pPr>
-          </w:p>
-        </w:tc>
-        <w:tc>
-          <w:tcPr>
-            <w:tcW w:w="1400" w:type="dxa"/>
-            <w:tcBorders>
-              <w:top w:val="single" w:color="auto" w:sz="4" w:space="0"/>
-              <w:left w:val="single" w:color="auto" w:sz="4" w:space="0"/>
-              <w:bottom w:val="nil"/>
-              <w:right w:val="nil"/>
-            </w:tcBorders>
-            <w:shd w:val="clear" w:color="auto" w:fill="auto"/>
-            <w:tcMar>
-              <w:top w:w="120" w:type="dxa"/>
-              <w:left w:w="192" w:type="dxa"/>
-              <w:bottom w:w="120" w:type="dxa"/>
-              <w:right w:w="192" w:type="dxa"/>
-            </w:tcMar>
-            <w:vAlign w:val="center"/>
-          </w:tcPr>
-          <w:p>
-            <w:pPr>
-              <w:keepNext w:val="0"/>
-              <w:keepLines w:val="0"/>
-              <w:pageBreakBefore w:val="0"/>
-              <w:widowControl w:val="0"/>
-              <w:suppressLineNumbers w:val="0"/>
-              <w:kinsoku w:val="0"/>
-              <w:wordWrap/>
-              <w:overflowPunct/>
-              <w:topLinePunct w:val="0"/>
-              <w:autoSpaceDE w:val="0"/>
-              <w:autoSpaceDN w:val="0"/>
-              <w:bidi w:val="0"/>
-              <w:adjustRightInd w:val="0"/>
-              <w:snapToGrid w:val="0"/>
-              <w:spacing w:line="240" w:lineRule="auto"/>
-              <w:ind w:left="0" w:leftChars="0" w:right="0" w:rightChars="0" w:firstLine="0" w:firstLineChars="0"/>
-              <w:jc w:val="left"/>
-              <w:textAlignment w:val="baseline"/>
-              <w:rPr>
-                <w:rFonts w:hint="default" w:ascii="Segoe UI" w:hAnsi="Segoe UI" w:eastAsia="Segoe UI" w:cs="Segoe UI"/>
-                <w:i w:val="0"/>
-                <w:iCs w:val="0"/>
-                <w:caps w:val="0"/>
-                <w:color w:val="0F1115"/>
-                <w:spacing w:val="0"/>
-                <w:sz w:val="18"/>
-                <w:szCs w:val="18"/>
-              </w:rPr>
-            </w:pPr>
-            <w:r>
-              <w:rPr>
-                <w:rFonts w:hint="default" w:ascii="Segoe UI" w:hAnsi="Segoe UI" w:eastAsia="Segoe UI" w:cs="Segoe UI"/>
-                <w:i w:val="0"/>
-                <w:iCs w:val="0"/>
-                <w:caps w:val="0"/>
-                <w:snapToGrid w:val="0"/>
-                <w:color w:val="000000"/>
-                <w:spacing w:val="0"/>
-                <w:kern w:val="0"/>
-                <w:sz w:val="18"/>
-                <w:szCs w:val="18"/>
-                <w:lang w:val="en-US" w:eastAsia="zh-CN"/>
-              </w:rPr>
-              <w:t>异常预警</w:t>
-            </w:r>
-          </w:p>
-        </w:tc>
-        <w:tc>
-          <w:tcPr>
-            <w:tcW w:w="3884" w:type="dxa"/>
-            <w:tcBorders>
-              <w:top w:val="single" w:color="auto" w:sz="4" w:space="0"/>
-              <w:left w:val="single" w:color="auto" w:sz="4" w:space="0"/>
-              <w:bottom w:val="nil"/>
-              <w:right w:val="nil"/>
-            </w:tcBorders>
-            <w:shd w:val="clear" w:color="auto" w:fill="auto"/>
-            <w:tcMar>
-              <w:top w:w="120" w:type="dxa"/>
-              <w:left w:w="192" w:type="dxa"/>
-              <w:bottom w:w="120" w:type="dxa"/>
-              <w:right w:w="192" w:type="dxa"/>
-            </w:tcMar>
-            <w:vAlign w:val="center"/>
-          </w:tcPr>
-          <w:p>
-            <w:pPr>
-              <w:keepNext w:val="0"/>
-              <w:keepLines w:val="0"/>
-              <w:pageBreakBefore w:val="0"/>
-              <w:widowControl w:val="0"/>
-              <w:suppressLineNumbers w:val="0"/>
-              <w:kinsoku w:val="0"/>
-              <w:wordWrap/>
-              <w:overflowPunct/>
-              <w:topLinePunct w:val="0"/>
-              <w:autoSpaceDE w:val="0"/>
-              <w:autoSpaceDN w:val="0"/>
-              <w:bidi w:val="0"/>
-              <w:adjustRightInd w:val="0"/>
-              <w:snapToGrid w:val="0"/>
-              <w:spacing w:line="240" w:lineRule="auto"/>
-              <w:ind w:left="0" w:leftChars="0" w:right="0" w:rightChars="0" w:firstLine="0" w:firstLineChars="0"/>
-              <w:jc w:val="left"/>
-              <w:textAlignment w:val="baseline"/>
-              <w:rPr>
-                <w:rFonts w:hint="default" w:ascii="Segoe UI" w:hAnsi="Segoe UI" w:eastAsia="Segoe UI" w:cs="Segoe UI"/>
-                <w:i w:val="0"/>
-                <w:iCs w:val="0"/>
-                <w:caps w:val="0"/>
-                <w:color w:val="0F1115"/>
-                <w:spacing w:val="0"/>
-                <w:sz w:val="18"/>
-                <w:szCs w:val="18"/>
-              </w:rPr>
-            </w:pPr>
-            <w:r>
-              <w:rPr>
-                <w:rFonts w:hint="default" w:ascii="Segoe UI" w:hAnsi="Segoe UI" w:eastAsia="Segoe UI" w:cs="Segoe UI"/>
-                <w:i w:val="0"/>
-                <w:iCs w:val="0"/>
-                <w:caps w:val="0"/>
-                <w:snapToGrid w:val="0"/>
-                <w:color w:val="000000"/>
-                <w:spacing w:val="0"/>
-                <w:kern w:val="0"/>
-                <w:sz w:val="18"/>
-                <w:szCs w:val="18"/>
-                <w:lang w:val="en-US" w:eastAsia="zh-CN"/>
-              </w:rPr>
-              <w:t>异常数据自动告警</w:t>
-            </w:r>
-          </w:p>
-        </w:tc>
-        <w:tc>
-          <w:tcPr>
-            <w:tcW w:w="1402" w:type="dxa"/>
-            <w:tcBorders>
-              <w:top w:val="single" w:color="auto" w:sz="4" w:space="0"/>
-              <w:left w:val="single" w:color="auto" w:sz="4" w:space="0"/>
-              <w:bottom w:val="nil"/>
-              <w:right w:val="single" w:color="auto" w:sz="12" w:space="0"/>
-            </w:tcBorders>
-            <w:shd w:val="clear" w:color="auto" w:fill="auto"/>
-            <w:tcMar>
-              <w:top w:w="120" w:type="dxa"/>
-              <w:left w:w="192" w:type="dxa"/>
-              <w:bottom w:w="120" w:type="dxa"/>
-              <w:right w:w="-1" w:type="dxa"/>
-            </w:tcMar>
-            <w:vAlign w:val="center"/>
-          </w:tcPr>
-          <w:p>
-            <w:pPr>
-              <w:keepNext w:val="0"/>
-              <w:keepLines w:val="0"/>
-              <w:pageBreakBefore w:val="0"/>
-              <w:widowControl w:val="0"/>
-              <w:suppressLineNumbers w:val="0"/>
-              <w:kinsoku w:val="0"/>
-              <w:wordWrap/>
-              <w:overflowPunct/>
-              <w:topLinePunct w:val="0"/>
-              <w:autoSpaceDE w:val="0"/>
-              <w:autoSpaceDN w:val="0"/>
-              <w:bidi w:val="0"/>
-              <w:adjustRightInd w:val="0"/>
-              <w:snapToGrid w:val="0"/>
-              <w:spacing w:line="240" w:lineRule="auto"/>
-              <w:ind w:left="0" w:leftChars="0" w:right="0" w:rightChars="0" w:firstLine="0" w:firstLineChars="0"/>
-              <w:jc w:val="left"/>
-              <w:textAlignment w:val="baseline"/>
-              <w:rPr>
-                <w:rFonts w:hint="default" w:ascii="Segoe UI" w:hAnsi="Segoe UI" w:eastAsia="Segoe UI" w:cs="Segoe UI"/>
-                <w:i w:val="0"/>
-                <w:iCs w:val="0"/>
-                <w:caps w:val="0"/>
-                <w:color w:val="0F1115"/>
-                <w:spacing w:val="0"/>
-                <w:sz w:val="18"/>
-                <w:szCs w:val="18"/>
-              </w:rPr>
-            </w:pPr>
-            <w:r>
-              <w:rPr>
-                <w:rFonts w:hint="default" w:ascii="Segoe UI" w:hAnsi="Segoe UI" w:eastAsia="Segoe UI" w:cs="Segoe UI"/>
-                <w:i w:val="0"/>
-                <w:iCs w:val="0"/>
-                <w:caps w:val="0"/>
-                <w:snapToGrid w:val="0"/>
-                <w:color w:val="000000"/>
-                <w:spacing w:val="0"/>
-                <w:kern w:val="0"/>
-                <w:sz w:val="18"/>
-                <w:szCs w:val="18"/>
-                <w:lang w:val="en-US" w:eastAsia="zh-CN"/>
-              </w:rPr>
-              <w:t>2026年6月</w:t>
-            </w:r>
-          </w:p>
-        </w:tc>
-        <w:tc>
-          <w:tcPr>
-            <w:tcW w:w="1402" w:type="dxa"/>
-            <w:tcBorders>
-              <w:top w:val="single" w:color="auto" w:sz="4" w:space="0"/>
-              <w:left w:val="single" w:color="auto" w:sz="4" w:space="0"/>
-              <w:bottom w:val="nil"/>
-              <w:right w:val="single" w:color="auto" w:sz="12" w:space="0"/>
-            </w:tcBorders>
-            <w:shd w:val="clear" w:color="auto" w:fill="auto"/>
-            <w:tcMar>
-              <w:top w:w="120" w:type="dxa"/>
-              <w:left w:w="192" w:type="dxa"/>
-              <w:bottom w:w="120" w:type="dxa"/>
-              <w:right w:w="-1" w:type="dxa"/>
-            </w:tcMar>
-            <w:vAlign w:val="center"/>
-          </w:tcPr>
-          <w:p>
-            <w:pPr>
-              <w:keepNext w:val="0"/>
-              <w:keepLines w:val="0"/>
-              <w:pageBreakBefore w:val="0"/>
-              <w:widowControl w:val="0"/>
-              <w:suppressLineNumbers w:val="0"/>
-              <w:kinsoku w:val="0"/>
-              <w:wordWrap/>
-              <w:overflowPunct/>
-              <w:topLinePunct w:val="0"/>
-              <w:autoSpaceDE w:val="0"/>
-              <w:autoSpaceDN w:val="0"/>
-              <w:bidi w:val="0"/>
-              <w:adjustRightInd w:val="0"/>
-              <w:snapToGrid w:val="0"/>
-              <w:spacing w:line="240" w:lineRule="auto"/>
-              <w:ind w:left="0" w:leftChars="0" w:right="0" w:rightChars="0" w:firstLine="0" w:firstLineChars="0"/>
-              <w:jc w:val="left"/>
-              <w:textAlignment w:val="baseline"/>
-              <w:rPr>
-                <w:rFonts w:hint="default" w:ascii="Segoe UI" w:hAnsi="Segoe UI" w:eastAsia="Segoe UI" w:cs="Segoe UI"/>
-                <w:i w:val="0"/>
-                <w:iCs w:val="0"/>
-                <w:caps w:val="0"/>
-                <w:snapToGrid w:val="0"/>
-                <w:color w:val="000000"/>
-                <w:spacing w:val="0"/>
-                <w:kern w:val="0"/>
-                <w:sz w:val="18"/>
-                <w:szCs w:val="18"/>
-                <w:lang w:val="en-US" w:eastAsia="zh-CN"/>
-              </w:rPr>
-            </w:pPr>
-            <w:r>
-              <w:rPr>
-                <w:rFonts w:hint="eastAsia" w:ascii="Segoe UI" w:hAnsi="Segoe UI" w:eastAsia="Segoe UI" w:cs="Segoe UI"/>
-                <w:i w:val="0"/>
-                <w:iCs w:val="0"/>
-                <w:caps w:val="0"/>
-                <w:snapToGrid w:val="0"/>
-                <w:color w:val="000000"/>
-                <w:spacing w:val="0"/>
-                <w:kern w:val="0"/>
-                <w:sz w:val="18"/>
-                <w:szCs w:val="18"/>
-                <w:lang w:val="en-US" w:eastAsia="zh-CN"/>
-              </w:rPr>
-              <w:t>未开始</w:t>
-            </w:r>
-          </w:p>
-        </w:tc>
-      </w:tr>
-      <w:tr>
-        <w:tblPrEx>
-          <w:tblBorders>
-            <w:top w:val="none" w:color="auto" w:sz="0" w:space="0"/>
-            <w:left w:val="none" w:color="auto" w:sz="0" w:space="0"/>
-            <w:bottom w:val="none" w:color="auto" w:sz="0" w:space="0"/>
-            <w:right w:val="none" w:color="auto" w:sz="0" w:space="0"/>
-            <w:insideH w:val="none" w:color="auto" w:sz="0" w:space="0"/>
-            <w:insideV w:val="none" w:color="auto" w:sz="0" w:space="0"/>
-          </w:tblBorders>
-          <w:shd w:val="clear" w:color="auto" w:fill="auto"/>
-          <w:tblCellMar>
-            <w:top w:w="15" w:type="dxa"/>
-            <w:left w:w="15" w:type="dxa"/>
-            <w:bottom w:w="15" w:type="dxa"/>
-            <w:right w:w="15" w:type="dxa"/>
-          </w:tblCellMar>
-        </w:tblPrEx>
-        <w:trPr>
-          <w:trHeight w:val="0" w:hRule="atLeast"/>
-          <w:jc w:val="center"/>
-        </w:trPr>
-        <w:tc>
-          <w:tcPr>
-            <w:tcW w:w="1812" w:type="dxa"/>
             <w:vMerge w:val="restart"/>
             <w:tcBorders>
               <w:top w:val="single" w:color="auto" w:sz="4" w:space="0"/>
@@ -9845,7 +11228,7 @@
                 <w:szCs w:val="18"/>
                 <w:lang w:val="en-US" w:eastAsia="zh-CN"/>
               </w:rPr>
-              <w:t>智能告警优化</w:t>
+              <w:t>知识库优化</w:t>
             </w:r>
           </w:p>
         </w:tc>
@@ -9912,7 +11295,7 @@
                 <w:szCs w:val="18"/>
                 <w:lang w:val="en-US" w:eastAsia="zh-CN"/>
               </w:rPr>
-              <w:t>告警聚合</w:t>
+              <w:t>语义搜索</w:t>
             </w:r>
           </w:p>
         </w:tc>
@@ -9979,7 +11362,7 @@
                 <w:szCs w:val="18"/>
                 <w:lang w:val="en-US" w:eastAsia="zh-CN"/>
               </w:rPr>
-              <w:t>相似告警自动聚合</w:t>
+              <w:t>自然语言搜索知识库</w:t>
             </w:r>
           </w:p>
         </w:tc>
@@ -10046,7 +11429,7 @@
                 <w:szCs w:val="18"/>
                 <w:lang w:val="en-US" w:eastAsia="zh-CN"/>
               </w:rPr>
-              <w:t>2026年7月</w:t>
+              <w:t>2026年8月</w:t>
             </w:r>
           </w:p>
         </w:tc>
@@ -10131,1398 +11514,6 @@
             <w:insideH w:val="none" w:color="auto" w:sz="0" w:space="0"/>
             <w:insideV w:val="none" w:color="auto" w:sz="0" w:space="0"/>
           </w:tblBorders>
-          <w:shd w:val="clear" w:color="auto" w:fill="auto"/>
-          <w:tblCellMar>
-            <w:top w:w="15" w:type="dxa"/>
-            <w:left w:w="15" w:type="dxa"/>
-            <w:bottom w:w="15" w:type="dxa"/>
-            <w:right w:w="15" w:type="dxa"/>
-          </w:tblCellMar>
-        </w:tblPrEx>
-        <w:trPr>
-          <w:trHeight w:val="0" w:hRule="atLeast"/>
-          <w:jc w:val="center"/>
-        </w:trPr>
-        <w:tc>
-          <w:tcPr>
-            <w:tcW w:w="1812" w:type="dxa"/>
-            <w:vMerge w:val="continue"/>
-            <w:tcBorders>
-              <w:left w:val="single" w:color="auto" w:sz="12" w:space="0"/>
-              <w:right w:val="nil"/>
-            </w:tcBorders>
-            <w:shd w:val="clear" w:color="auto" w:fill="auto"/>
-            <w:tcMar>
-              <w:top w:w="120" w:type="dxa"/>
-              <w:left w:w="-1" w:type="dxa"/>
-              <w:bottom w:w="120" w:type="dxa"/>
-              <w:right w:w="192" w:type="dxa"/>
-            </w:tcMar>
-            <w:vAlign w:val="center"/>
-          </w:tcPr>
-          <w:p>
-            <w:pPr>
-              <w:keepNext w:val="0"/>
-              <w:keepLines w:val="0"/>
-              <w:pageBreakBefore w:val="0"/>
-              <w:widowControl w:val="0"/>
-              <w:kinsoku w:val="0"/>
-              <w:wordWrap/>
-              <w:overflowPunct/>
-              <w:topLinePunct w:val="0"/>
-              <w:autoSpaceDE w:val="0"/>
-              <w:autoSpaceDN w:val="0"/>
-              <w:bidi w:val="0"/>
-              <w:adjustRightInd w:val="0"/>
-              <w:snapToGrid w:val="0"/>
-              <w:ind w:left="0" w:leftChars="0" w:right="0" w:rightChars="0" w:firstLine="0" w:firstLineChars="0"/>
-              <w:jc w:val="center"/>
-              <w:textAlignment w:val="baseline"/>
-              <w:rPr>
-                <w:rFonts w:hint="default" w:ascii="Segoe UI" w:hAnsi="Segoe UI" w:eastAsia="Segoe UI" w:cs="Segoe UI"/>
-                <w:i w:val="0"/>
-                <w:iCs w:val="0"/>
-                <w:caps w:val="0"/>
-                <w:color w:val="0F1115"/>
-                <w:spacing w:val="0"/>
-                <w:sz w:val="18"/>
-                <w:szCs w:val="18"/>
-              </w:rPr>
-            </w:pPr>
-          </w:p>
-        </w:tc>
-        <w:tc>
-          <w:tcPr>
-            <w:tcW w:w="1400" w:type="dxa"/>
-            <w:tcBorders>
-              <w:top w:val="single" w:color="auto" w:sz="4" w:space="0"/>
-              <w:left w:val="single" w:color="auto" w:sz="4" w:space="0"/>
-              <w:bottom w:val="nil"/>
-              <w:right w:val="nil"/>
-            </w:tcBorders>
-            <w:shd w:val="clear" w:color="auto" w:fill="auto"/>
-            <w:tcMar>
-              <w:top w:w="120" w:type="dxa"/>
-              <w:left w:w="192" w:type="dxa"/>
-              <w:bottom w:w="120" w:type="dxa"/>
-              <w:right w:w="192" w:type="dxa"/>
-            </w:tcMar>
-            <w:vAlign w:val="center"/>
-          </w:tcPr>
-          <w:p>
-            <w:pPr>
-              <w:keepNext w:val="0"/>
-              <w:keepLines w:val="0"/>
-              <w:pageBreakBefore w:val="0"/>
-              <w:widowControl w:val="0"/>
-              <w:suppressLineNumbers w:val="0"/>
-              <w:kinsoku w:val="0"/>
-              <w:wordWrap/>
-              <w:overflowPunct/>
-              <w:topLinePunct w:val="0"/>
-              <w:autoSpaceDE w:val="0"/>
-              <w:autoSpaceDN w:val="0"/>
-              <w:bidi w:val="0"/>
-              <w:adjustRightInd w:val="0"/>
-              <w:snapToGrid w:val="0"/>
-              <w:spacing w:line="240" w:lineRule="auto"/>
-              <w:ind w:left="0" w:leftChars="0" w:right="0" w:rightChars="0" w:firstLine="0" w:firstLineChars="0"/>
-              <w:jc w:val="left"/>
-              <w:textAlignment w:val="baseline"/>
-              <w:rPr>
-                <w:rFonts w:hint="default" w:ascii="Segoe UI" w:hAnsi="Segoe UI" w:eastAsia="Segoe UI" w:cs="Segoe UI"/>
-                <w:i w:val="0"/>
-                <w:iCs w:val="0"/>
-                <w:caps w:val="0"/>
-                <w:color w:val="0F1115"/>
-                <w:spacing w:val="0"/>
-                <w:sz w:val="18"/>
-                <w:szCs w:val="18"/>
-              </w:rPr>
-            </w:pPr>
-            <w:r>
-              <w:rPr>
-                <w:rFonts w:hint="default" w:ascii="Segoe UI" w:hAnsi="Segoe UI" w:eastAsia="Segoe UI" w:cs="Segoe UI"/>
-                <w:i w:val="0"/>
-                <w:iCs w:val="0"/>
-                <w:caps w:val="0"/>
-                <w:snapToGrid w:val="0"/>
-                <w:color w:val="000000"/>
-                <w:spacing w:val="0"/>
-                <w:kern w:val="0"/>
-                <w:sz w:val="18"/>
-                <w:szCs w:val="18"/>
-                <w:lang w:val="en-US" w:eastAsia="zh-CN"/>
-              </w:rPr>
-              <w:t>根因推荐</w:t>
-            </w:r>
-          </w:p>
-        </w:tc>
-        <w:tc>
-          <w:tcPr>
-            <w:tcW w:w="3884" w:type="dxa"/>
-            <w:tcBorders>
-              <w:top w:val="single" w:color="auto" w:sz="4" w:space="0"/>
-              <w:left w:val="single" w:color="auto" w:sz="4" w:space="0"/>
-              <w:bottom w:val="nil"/>
-              <w:right w:val="nil"/>
-            </w:tcBorders>
-            <w:shd w:val="clear" w:color="auto" w:fill="auto"/>
-            <w:tcMar>
-              <w:top w:w="120" w:type="dxa"/>
-              <w:left w:w="192" w:type="dxa"/>
-              <w:bottom w:w="120" w:type="dxa"/>
-              <w:right w:w="192" w:type="dxa"/>
-            </w:tcMar>
-            <w:vAlign w:val="center"/>
-          </w:tcPr>
-          <w:p>
-            <w:pPr>
-              <w:keepNext w:val="0"/>
-              <w:keepLines w:val="0"/>
-              <w:pageBreakBefore w:val="0"/>
-              <w:widowControl w:val="0"/>
-              <w:suppressLineNumbers w:val="0"/>
-              <w:kinsoku w:val="0"/>
-              <w:wordWrap/>
-              <w:overflowPunct/>
-              <w:topLinePunct w:val="0"/>
-              <w:autoSpaceDE w:val="0"/>
-              <w:autoSpaceDN w:val="0"/>
-              <w:bidi w:val="0"/>
-              <w:adjustRightInd w:val="0"/>
-              <w:snapToGrid w:val="0"/>
-              <w:spacing w:line="240" w:lineRule="auto"/>
-              <w:ind w:left="0" w:leftChars="0" w:right="0" w:rightChars="0" w:firstLine="0" w:firstLineChars="0"/>
-              <w:jc w:val="left"/>
-              <w:textAlignment w:val="baseline"/>
-              <w:rPr>
-                <w:rFonts w:hint="default" w:ascii="Segoe UI" w:hAnsi="Segoe UI" w:eastAsia="Segoe UI" w:cs="Segoe UI"/>
-                <w:i w:val="0"/>
-                <w:iCs w:val="0"/>
-                <w:caps w:val="0"/>
-                <w:color w:val="0F1115"/>
-                <w:spacing w:val="0"/>
-                <w:sz w:val="18"/>
-                <w:szCs w:val="18"/>
-              </w:rPr>
-            </w:pPr>
-            <w:r>
-              <w:rPr>
-                <w:rFonts w:hint="default" w:ascii="Segoe UI" w:hAnsi="Segoe UI" w:eastAsia="Segoe UI" w:cs="Segoe UI"/>
-                <w:i w:val="0"/>
-                <w:iCs w:val="0"/>
-                <w:caps w:val="0"/>
-                <w:snapToGrid w:val="0"/>
-                <w:color w:val="000000"/>
-                <w:spacing w:val="0"/>
-                <w:kern w:val="0"/>
-                <w:sz w:val="18"/>
-                <w:szCs w:val="18"/>
-                <w:lang w:val="en-US" w:eastAsia="zh-CN"/>
-              </w:rPr>
-              <w:t>基于历史数据推荐故障根因</w:t>
-            </w:r>
-          </w:p>
-        </w:tc>
-        <w:tc>
-          <w:tcPr>
-            <w:tcW w:w="1402" w:type="dxa"/>
-            <w:tcBorders>
-              <w:top w:val="single" w:color="auto" w:sz="4" w:space="0"/>
-              <w:left w:val="single" w:color="auto" w:sz="4" w:space="0"/>
-              <w:bottom w:val="nil"/>
-              <w:right w:val="single" w:color="auto" w:sz="12" w:space="0"/>
-            </w:tcBorders>
-            <w:shd w:val="clear" w:color="auto" w:fill="auto"/>
-            <w:tcMar>
-              <w:top w:w="120" w:type="dxa"/>
-              <w:left w:w="192" w:type="dxa"/>
-              <w:bottom w:w="120" w:type="dxa"/>
-              <w:right w:w="-1" w:type="dxa"/>
-            </w:tcMar>
-            <w:vAlign w:val="center"/>
-          </w:tcPr>
-          <w:p>
-            <w:pPr>
-              <w:keepNext w:val="0"/>
-              <w:keepLines w:val="0"/>
-              <w:pageBreakBefore w:val="0"/>
-              <w:widowControl w:val="0"/>
-              <w:suppressLineNumbers w:val="0"/>
-              <w:kinsoku w:val="0"/>
-              <w:wordWrap/>
-              <w:overflowPunct/>
-              <w:topLinePunct w:val="0"/>
-              <w:autoSpaceDE w:val="0"/>
-              <w:autoSpaceDN w:val="0"/>
-              <w:bidi w:val="0"/>
-              <w:adjustRightInd w:val="0"/>
-              <w:snapToGrid w:val="0"/>
-              <w:spacing w:line="240" w:lineRule="auto"/>
-              <w:ind w:left="0" w:leftChars="0" w:right="0" w:rightChars="0" w:firstLine="0" w:firstLineChars="0"/>
-              <w:jc w:val="left"/>
-              <w:textAlignment w:val="baseline"/>
-              <w:rPr>
-                <w:rFonts w:hint="default" w:ascii="Segoe UI" w:hAnsi="Segoe UI" w:eastAsia="Segoe UI" w:cs="Segoe UI"/>
-                <w:i w:val="0"/>
-                <w:iCs w:val="0"/>
-                <w:caps w:val="0"/>
-                <w:color w:val="0F1115"/>
-                <w:spacing w:val="0"/>
-                <w:sz w:val="18"/>
-                <w:szCs w:val="18"/>
-              </w:rPr>
-            </w:pPr>
-            <w:r>
-              <w:rPr>
-                <w:rFonts w:hint="default" w:ascii="Segoe UI" w:hAnsi="Segoe UI" w:eastAsia="Segoe UI" w:cs="Segoe UI"/>
-                <w:i w:val="0"/>
-                <w:iCs w:val="0"/>
-                <w:caps w:val="0"/>
-                <w:snapToGrid w:val="0"/>
-                <w:color w:val="000000"/>
-                <w:spacing w:val="0"/>
-                <w:kern w:val="0"/>
-                <w:sz w:val="18"/>
-                <w:szCs w:val="18"/>
-                <w:lang w:val="en-US" w:eastAsia="zh-CN"/>
-              </w:rPr>
-              <w:t>2026年8月</w:t>
-            </w:r>
-          </w:p>
-        </w:tc>
-        <w:tc>
-          <w:tcPr>
-            <w:tcW w:w="1402" w:type="dxa"/>
-            <w:tcBorders>
-              <w:top w:val="single" w:color="auto" w:sz="4" w:space="0"/>
-              <w:left w:val="single" w:color="auto" w:sz="4" w:space="0"/>
-              <w:bottom w:val="nil"/>
-              <w:right w:val="single" w:color="auto" w:sz="12" w:space="0"/>
-            </w:tcBorders>
-            <w:shd w:val="clear" w:color="auto" w:fill="auto"/>
-            <w:tcMar>
-              <w:top w:w="120" w:type="dxa"/>
-              <w:left w:w="192" w:type="dxa"/>
-              <w:bottom w:w="120" w:type="dxa"/>
-              <w:right w:w="-1" w:type="dxa"/>
-            </w:tcMar>
-            <w:vAlign w:val="center"/>
-          </w:tcPr>
-          <w:p>
-            <w:pPr>
-              <w:keepNext w:val="0"/>
-              <w:keepLines w:val="0"/>
-              <w:pageBreakBefore w:val="0"/>
-              <w:widowControl w:val="0"/>
-              <w:suppressLineNumbers w:val="0"/>
-              <w:kinsoku w:val="0"/>
-              <w:wordWrap/>
-              <w:overflowPunct/>
-              <w:topLinePunct w:val="0"/>
-              <w:autoSpaceDE w:val="0"/>
-              <w:autoSpaceDN w:val="0"/>
-              <w:bidi w:val="0"/>
-              <w:adjustRightInd w:val="0"/>
-              <w:snapToGrid w:val="0"/>
-              <w:spacing w:line="240" w:lineRule="auto"/>
-              <w:ind w:left="0" w:leftChars="0" w:right="0" w:rightChars="0" w:firstLine="0" w:firstLineChars="0"/>
-              <w:jc w:val="left"/>
-              <w:textAlignment w:val="baseline"/>
-              <w:rPr>
-                <w:rFonts w:hint="default" w:ascii="Segoe UI" w:hAnsi="Segoe UI" w:eastAsia="Segoe UI" w:cs="Segoe UI"/>
-                <w:i w:val="0"/>
-                <w:iCs w:val="0"/>
-                <w:caps w:val="0"/>
-                <w:snapToGrid w:val="0"/>
-                <w:color w:val="000000"/>
-                <w:spacing w:val="0"/>
-                <w:kern w:val="0"/>
-                <w:sz w:val="18"/>
-                <w:szCs w:val="18"/>
-                <w:lang w:val="en-US" w:eastAsia="zh-CN"/>
-              </w:rPr>
-            </w:pPr>
-            <w:r>
-              <w:rPr>
-                <w:rFonts w:hint="eastAsia" w:ascii="Segoe UI" w:hAnsi="Segoe UI" w:eastAsia="Segoe UI" w:cs="Segoe UI"/>
-                <w:i w:val="0"/>
-                <w:iCs w:val="0"/>
-                <w:caps w:val="0"/>
-                <w:snapToGrid w:val="0"/>
-                <w:color w:val="000000"/>
-                <w:spacing w:val="0"/>
-                <w:kern w:val="0"/>
-                <w:sz w:val="18"/>
-                <w:szCs w:val="18"/>
-                <w:lang w:val="en-US" w:eastAsia="zh-CN"/>
-              </w:rPr>
-              <w:t>未开始</w:t>
-            </w:r>
-          </w:p>
-        </w:tc>
-      </w:tr>
-      <w:tr>
-        <w:tblPrEx>
-          <w:tblBorders>
-            <w:top w:val="none" w:color="auto" w:sz="0" w:space="0"/>
-            <w:left w:val="none" w:color="auto" w:sz="0" w:space="0"/>
-            <w:bottom w:val="none" w:color="auto" w:sz="0" w:space="0"/>
-            <w:right w:val="none" w:color="auto" w:sz="0" w:space="0"/>
-            <w:insideH w:val="none" w:color="auto" w:sz="0" w:space="0"/>
-            <w:insideV w:val="none" w:color="auto" w:sz="0" w:space="0"/>
-          </w:tblBorders>
-          <w:shd w:val="clear" w:color="auto" w:fill="auto"/>
-          <w:tblCellMar>
-            <w:top w:w="15" w:type="dxa"/>
-            <w:left w:w="15" w:type="dxa"/>
-            <w:bottom w:w="15" w:type="dxa"/>
-            <w:right w:w="15" w:type="dxa"/>
-          </w:tblCellMar>
-        </w:tblPrEx>
-        <w:trPr>
-          <w:trHeight w:val="0" w:hRule="atLeast"/>
-          <w:jc w:val="center"/>
-        </w:trPr>
-        <w:tc>
-          <w:tcPr>
-            <w:tcW w:w="1812" w:type="dxa"/>
-            <w:vMerge w:val="continue"/>
-            <w:tcBorders>
-              <w:left w:val="single" w:color="auto" w:sz="12" w:space="0"/>
-              <w:right w:val="nil"/>
-            </w:tcBorders>
-            <w:shd w:val="clear" w:color="auto" w:fill="auto"/>
-            <w:tcMar>
-              <w:top w:w="120" w:type="dxa"/>
-              <w:left w:w="-1" w:type="dxa"/>
-              <w:bottom w:w="120" w:type="dxa"/>
-              <w:right w:w="192" w:type="dxa"/>
-            </w:tcMar>
-            <w:vAlign w:val="center"/>
-          </w:tcPr>
-          <w:p>
-            <w:pPr>
-              <w:keepNext w:val="0"/>
-              <w:keepLines w:val="0"/>
-              <w:pageBreakBefore w:val="0"/>
-              <w:widowControl w:val="0"/>
-              <w:kinsoku w:val="0"/>
-              <w:wordWrap/>
-              <w:overflowPunct/>
-              <w:topLinePunct w:val="0"/>
-              <w:autoSpaceDE w:val="0"/>
-              <w:autoSpaceDN w:val="0"/>
-              <w:bidi w:val="0"/>
-              <w:adjustRightInd w:val="0"/>
-              <w:snapToGrid w:val="0"/>
-              <w:ind w:left="0" w:leftChars="0" w:right="0" w:rightChars="0" w:firstLine="0" w:firstLineChars="0"/>
-              <w:jc w:val="center"/>
-              <w:textAlignment w:val="baseline"/>
-              <w:rPr>
-                <w:rFonts w:hint="default" w:ascii="Segoe UI" w:hAnsi="Segoe UI" w:eastAsia="Segoe UI" w:cs="Segoe UI"/>
-                <w:i w:val="0"/>
-                <w:iCs w:val="0"/>
-                <w:caps w:val="0"/>
-                <w:color w:val="0F1115"/>
-                <w:spacing w:val="0"/>
-                <w:sz w:val="18"/>
-                <w:szCs w:val="18"/>
-              </w:rPr>
-            </w:pPr>
-          </w:p>
-        </w:tc>
-        <w:tc>
-          <w:tcPr>
-            <w:tcW w:w="1400" w:type="dxa"/>
-            <w:tcBorders>
-              <w:top w:val="single" w:color="auto" w:sz="4" w:space="0"/>
-              <w:left w:val="single" w:color="auto" w:sz="4" w:space="0"/>
-              <w:bottom w:val="nil"/>
-              <w:right w:val="nil"/>
-            </w:tcBorders>
-            <w:shd w:val="clear" w:color="auto" w:fill="auto"/>
-            <w:tcMar>
-              <w:top w:w="120" w:type="dxa"/>
-              <w:left w:w="192" w:type="dxa"/>
-              <w:bottom w:w="120" w:type="dxa"/>
-              <w:right w:w="192" w:type="dxa"/>
-            </w:tcMar>
-            <w:vAlign w:val="center"/>
-          </w:tcPr>
-          <w:p>
-            <w:pPr>
-              <w:keepNext w:val="0"/>
-              <w:keepLines w:val="0"/>
-              <w:pageBreakBefore w:val="0"/>
-              <w:widowControl w:val="0"/>
-              <w:suppressLineNumbers w:val="0"/>
-              <w:kinsoku w:val="0"/>
-              <w:wordWrap/>
-              <w:overflowPunct/>
-              <w:topLinePunct w:val="0"/>
-              <w:autoSpaceDE w:val="0"/>
-              <w:autoSpaceDN w:val="0"/>
-              <w:bidi w:val="0"/>
-              <w:adjustRightInd w:val="0"/>
-              <w:snapToGrid w:val="0"/>
-              <w:spacing w:line="240" w:lineRule="auto"/>
-              <w:ind w:left="0" w:leftChars="0" w:right="0" w:rightChars="0" w:firstLine="0" w:firstLineChars="0"/>
-              <w:jc w:val="left"/>
-              <w:textAlignment w:val="baseline"/>
-              <w:rPr>
-                <w:rFonts w:hint="default" w:ascii="Segoe UI" w:hAnsi="Segoe UI" w:eastAsia="Segoe UI" w:cs="Segoe UI"/>
-                <w:i w:val="0"/>
-                <w:iCs w:val="0"/>
-                <w:caps w:val="0"/>
-                <w:color w:val="0F1115"/>
-                <w:spacing w:val="0"/>
-                <w:sz w:val="18"/>
-                <w:szCs w:val="18"/>
-              </w:rPr>
-            </w:pPr>
-            <w:r>
-              <w:rPr>
-                <w:rFonts w:hint="default" w:ascii="Segoe UI" w:hAnsi="Segoe UI" w:eastAsia="Segoe UI" w:cs="Segoe UI"/>
-                <w:i w:val="0"/>
-                <w:iCs w:val="0"/>
-                <w:caps w:val="0"/>
-                <w:snapToGrid w:val="0"/>
-                <w:color w:val="000000"/>
-                <w:spacing w:val="0"/>
-                <w:kern w:val="0"/>
-                <w:sz w:val="18"/>
-                <w:szCs w:val="18"/>
-                <w:lang w:val="en-US" w:eastAsia="zh-CN"/>
-              </w:rPr>
-              <w:t>告警抑制</w:t>
-            </w:r>
-          </w:p>
-        </w:tc>
-        <w:tc>
-          <w:tcPr>
-            <w:tcW w:w="3884" w:type="dxa"/>
-            <w:tcBorders>
-              <w:top w:val="single" w:color="auto" w:sz="4" w:space="0"/>
-              <w:left w:val="single" w:color="auto" w:sz="4" w:space="0"/>
-              <w:bottom w:val="nil"/>
-              <w:right w:val="nil"/>
-            </w:tcBorders>
-            <w:shd w:val="clear" w:color="auto" w:fill="auto"/>
-            <w:tcMar>
-              <w:top w:w="120" w:type="dxa"/>
-              <w:left w:w="192" w:type="dxa"/>
-              <w:bottom w:w="120" w:type="dxa"/>
-              <w:right w:w="192" w:type="dxa"/>
-            </w:tcMar>
-            <w:vAlign w:val="center"/>
-          </w:tcPr>
-          <w:p>
-            <w:pPr>
-              <w:keepNext w:val="0"/>
-              <w:keepLines w:val="0"/>
-              <w:pageBreakBefore w:val="0"/>
-              <w:widowControl w:val="0"/>
-              <w:suppressLineNumbers w:val="0"/>
-              <w:kinsoku w:val="0"/>
-              <w:wordWrap/>
-              <w:overflowPunct/>
-              <w:topLinePunct w:val="0"/>
-              <w:autoSpaceDE w:val="0"/>
-              <w:autoSpaceDN w:val="0"/>
-              <w:bidi w:val="0"/>
-              <w:adjustRightInd w:val="0"/>
-              <w:snapToGrid w:val="0"/>
-              <w:spacing w:line="240" w:lineRule="auto"/>
-              <w:ind w:left="0" w:leftChars="0" w:right="0" w:rightChars="0" w:firstLine="0" w:firstLineChars="0"/>
-              <w:jc w:val="left"/>
-              <w:textAlignment w:val="baseline"/>
-              <w:rPr>
-                <w:rFonts w:hint="default" w:ascii="Segoe UI" w:hAnsi="Segoe UI" w:eastAsia="Segoe UI" w:cs="Segoe UI"/>
-                <w:i w:val="0"/>
-                <w:iCs w:val="0"/>
-                <w:caps w:val="0"/>
-                <w:color w:val="0F1115"/>
-                <w:spacing w:val="0"/>
-                <w:sz w:val="18"/>
-                <w:szCs w:val="18"/>
-              </w:rPr>
-            </w:pPr>
-            <w:r>
-              <w:rPr>
-                <w:rFonts w:hint="default" w:ascii="Segoe UI" w:hAnsi="Segoe UI" w:eastAsia="Segoe UI" w:cs="Segoe UI"/>
-                <w:i w:val="0"/>
-                <w:iCs w:val="0"/>
-                <w:caps w:val="0"/>
-                <w:snapToGrid w:val="0"/>
-                <w:color w:val="000000"/>
-                <w:spacing w:val="0"/>
-                <w:kern w:val="0"/>
-                <w:sz w:val="18"/>
-                <w:szCs w:val="18"/>
-                <w:lang w:val="en-US" w:eastAsia="zh-CN"/>
-              </w:rPr>
-              <w:t>关联告警自动抑制</w:t>
-            </w:r>
-          </w:p>
-        </w:tc>
-        <w:tc>
-          <w:tcPr>
-            <w:tcW w:w="1402" w:type="dxa"/>
-            <w:tcBorders>
-              <w:top w:val="single" w:color="auto" w:sz="4" w:space="0"/>
-              <w:left w:val="single" w:color="auto" w:sz="4" w:space="0"/>
-              <w:bottom w:val="nil"/>
-              <w:right w:val="single" w:color="auto" w:sz="12" w:space="0"/>
-            </w:tcBorders>
-            <w:shd w:val="clear" w:color="auto" w:fill="auto"/>
-            <w:tcMar>
-              <w:top w:w="120" w:type="dxa"/>
-              <w:left w:w="192" w:type="dxa"/>
-              <w:bottom w:w="120" w:type="dxa"/>
-              <w:right w:w="-1" w:type="dxa"/>
-            </w:tcMar>
-            <w:vAlign w:val="center"/>
-          </w:tcPr>
-          <w:p>
-            <w:pPr>
-              <w:keepNext w:val="0"/>
-              <w:keepLines w:val="0"/>
-              <w:pageBreakBefore w:val="0"/>
-              <w:widowControl w:val="0"/>
-              <w:suppressLineNumbers w:val="0"/>
-              <w:kinsoku w:val="0"/>
-              <w:wordWrap/>
-              <w:overflowPunct/>
-              <w:topLinePunct w:val="0"/>
-              <w:autoSpaceDE w:val="0"/>
-              <w:autoSpaceDN w:val="0"/>
-              <w:bidi w:val="0"/>
-              <w:adjustRightInd w:val="0"/>
-              <w:snapToGrid w:val="0"/>
-              <w:spacing w:line="240" w:lineRule="auto"/>
-              <w:ind w:left="0" w:leftChars="0" w:right="0" w:rightChars="0" w:firstLine="0" w:firstLineChars="0"/>
-              <w:jc w:val="left"/>
-              <w:textAlignment w:val="baseline"/>
-              <w:rPr>
-                <w:rFonts w:hint="default" w:ascii="Segoe UI" w:hAnsi="Segoe UI" w:eastAsia="Segoe UI" w:cs="Segoe UI"/>
-                <w:i w:val="0"/>
-                <w:iCs w:val="0"/>
-                <w:caps w:val="0"/>
-                <w:color w:val="0F1115"/>
-                <w:spacing w:val="0"/>
-                <w:sz w:val="18"/>
-                <w:szCs w:val="18"/>
-              </w:rPr>
-            </w:pPr>
-            <w:r>
-              <w:rPr>
-                <w:rFonts w:hint="default" w:ascii="Segoe UI" w:hAnsi="Segoe UI" w:eastAsia="Segoe UI" w:cs="Segoe UI"/>
-                <w:i w:val="0"/>
-                <w:iCs w:val="0"/>
-                <w:caps w:val="0"/>
-                <w:snapToGrid w:val="0"/>
-                <w:color w:val="000000"/>
-                <w:spacing w:val="0"/>
-                <w:kern w:val="0"/>
-                <w:sz w:val="18"/>
-                <w:szCs w:val="18"/>
-                <w:lang w:val="en-US" w:eastAsia="zh-CN"/>
-              </w:rPr>
-              <w:t>2026年8月</w:t>
-            </w:r>
-          </w:p>
-        </w:tc>
-        <w:tc>
-          <w:tcPr>
-            <w:tcW w:w="1402" w:type="dxa"/>
-            <w:tcBorders>
-              <w:top w:val="single" w:color="auto" w:sz="4" w:space="0"/>
-              <w:left w:val="single" w:color="auto" w:sz="4" w:space="0"/>
-              <w:bottom w:val="nil"/>
-              <w:right w:val="single" w:color="auto" w:sz="12" w:space="0"/>
-            </w:tcBorders>
-            <w:shd w:val="clear" w:color="auto" w:fill="auto"/>
-            <w:tcMar>
-              <w:top w:w="120" w:type="dxa"/>
-              <w:left w:w="192" w:type="dxa"/>
-              <w:bottom w:w="120" w:type="dxa"/>
-              <w:right w:w="-1" w:type="dxa"/>
-            </w:tcMar>
-            <w:vAlign w:val="center"/>
-          </w:tcPr>
-          <w:p>
-            <w:pPr>
-              <w:keepNext w:val="0"/>
-              <w:keepLines w:val="0"/>
-              <w:pageBreakBefore w:val="0"/>
-              <w:widowControl w:val="0"/>
-              <w:suppressLineNumbers w:val="0"/>
-              <w:kinsoku w:val="0"/>
-              <w:wordWrap/>
-              <w:overflowPunct/>
-              <w:topLinePunct w:val="0"/>
-              <w:autoSpaceDE w:val="0"/>
-              <w:autoSpaceDN w:val="0"/>
-              <w:bidi w:val="0"/>
-              <w:adjustRightInd w:val="0"/>
-              <w:snapToGrid w:val="0"/>
-              <w:spacing w:line="240" w:lineRule="auto"/>
-              <w:ind w:left="0" w:leftChars="0" w:right="0" w:rightChars="0" w:firstLine="0" w:firstLineChars="0"/>
-              <w:jc w:val="left"/>
-              <w:textAlignment w:val="baseline"/>
-              <w:rPr>
-                <w:rFonts w:hint="default" w:ascii="Segoe UI" w:hAnsi="Segoe UI" w:eastAsia="Segoe UI" w:cs="Segoe UI"/>
-                <w:i w:val="0"/>
-                <w:iCs w:val="0"/>
-                <w:caps w:val="0"/>
-                <w:snapToGrid w:val="0"/>
-                <w:color w:val="000000"/>
-                <w:spacing w:val="0"/>
-                <w:kern w:val="0"/>
-                <w:sz w:val="18"/>
-                <w:szCs w:val="18"/>
-                <w:lang w:val="en-US" w:eastAsia="zh-CN"/>
-              </w:rPr>
-            </w:pPr>
-            <w:r>
-              <w:rPr>
-                <w:rFonts w:hint="eastAsia" w:ascii="Segoe UI" w:hAnsi="Segoe UI" w:eastAsia="Segoe UI" w:cs="Segoe UI"/>
-                <w:i w:val="0"/>
-                <w:iCs w:val="0"/>
-                <w:caps w:val="0"/>
-                <w:snapToGrid w:val="0"/>
-                <w:color w:val="000000"/>
-                <w:spacing w:val="0"/>
-                <w:kern w:val="0"/>
-                <w:sz w:val="18"/>
-                <w:szCs w:val="18"/>
-                <w:lang w:val="en-US" w:eastAsia="zh-CN"/>
-              </w:rPr>
-              <w:t>未开始</w:t>
-            </w:r>
-          </w:p>
-        </w:tc>
-      </w:tr>
-      <w:tr>
-        <w:tblPrEx>
-          <w:tblBorders>
-            <w:top w:val="none" w:color="auto" w:sz="0" w:space="0"/>
-            <w:left w:val="none" w:color="auto" w:sz="0" w:space="0"/>
-            <w:bottom w:val="none" w:color="auto" w:sz="0" w:space="0"/>
-            <w:right w:val="none" w:color="auto" w:sz="0" w:space="0"/>
-            <w:insideH w:val="none" w:color="auto" w:sz="0" w:space="0"/>
-            <w:insideV w:val="none" w:color="auto" w:sz="0" w:space="0"/>
-          </w:tblBorders>
-          <w:shd w:val="clear" w:color="auto" w:fill="auto"/>
-          <w:tblCellMar>
-            <w:top w:w="15" w:type="dxa"/>
-            <w:left w:w="15" w:type="dxa"/>
-            <w:bottom w:w="15" w:type="dxa"/>
-            <w:right w:w="15" w:type="dxa"/>
-          </w:tblCellMar>
-        </w:tblPrEx>
-        <w:trPr>
-          <w:trHeight w:val="0" w:hRule="atLeast"/>
-          <w:jc w:val="center"/>
-        </w:trPr>
-        <w:tc>
-          <w:tcPr>
-            <w:tcW w:w="1812" w:type="dxa"/>
-            <w:vMerge w:val="continue"/>
-            <w:tcBorders>
-              <w:left w:val="single" w:color="auto" w:sz="12" w:space="0"/>
-              <w:bottom w:val="nil"/>
-              <w:right w:val="nil"/>
-            </w:tcBorders>
-            <w:shd w:val="clear" w:color="auto" w:fill="auto"/>
-            <w:tcMar>
-              <w:top w:w="120" w:type="dxa"/>
-              <w:left w:w="-1" w:type="dxa"/>
-              <w:bottom w:w="120" w:type="dxa"/>
-              <w:right w:w="192" w:type="dxa"/>
-            </w:tcMar>
-            <w:vAlign w:val="center"/>
-          </w:tcPr>
-          <w:p>
-            <w:pPr>
-              <w:keepNext w:val="0"/>
-              <w:keepLines w:val="0"/>
-              <w:pageBreakBefore w:val="0"/>
-              <w:widowControl w:val="0"/>
-              <w:kinsoku w:val="0"/>
-              <w:wordWrap/>
-              <w:overflowPunct/>
-              <w:topLinePunct w:val="0"/>
-              <w:autoSpaceDE w:val="0"/>
-              <w:autoSpaceDN w:val="0"/>
-              <w:bidi w:val="0"/>
-              <w:adjustRightInd w:val="0"/>
-              <w:snapToGrid w:val="0"/>
-              <w:ind w:left="0" w:leftChars="0" w:right="0" w:rightChars="0" w:firstLine="0" w:firstLineChars="0"/>
-              <w:jc w:val="center"/>
-              <w:textAlignment w:val="baseline"/>
-              <w:rPr>
-                <w:rFonts w:hint="default" w:ascii="Segoe UI" w:hAnsi="Segoe UI" w:eastAsia="Segoe UI" w:cs="Segoe UI"/>
-                <w:i w:val="0"/>
-                <w:iCs w:val="0"/>
-                <w:caps w:val="0"/>
-                <w:color w:val="0F1115"/>
-                <w:spacing w:val="0"/>
-                <w:sz w:val="18"/>
-                <w:szCs w:val="18"/>
-              </w:rPr>
-            </w:pPr>
-          </w:p>
-        </w:tc>
-        <w:tc>
-          <w:tcPr>
-            <w:tcW w:w="1400" w:type="dxa"/>
-            <w:tcBorders>
-              <w:top w:val="single" w:color="auto" w:sz="4" w:space="0"/>
-              <w:left w:val="single" w:color="auto" w:sz="4" w:space="0"/>
-              <w:bottom w:val="nil"/>
-              <w:right w:val="nil"/>
-            </w:tcBorders>
-            <w:shd w:val="clear" w:color="auto" w:fill="auto"/>
-            <w:tcMar>
-              <w:top w:w="120" w:type="dxa"/>
-              <w:left w:w="192" w:type="dxa"/>
-              <w:bottom w:w="120" w:type="dxa"/>
-              <w:right w:w="192" w:type="dxa"/>
-            </w:tcMar>
-            <w:vAlign w:val="center"/>
-          </w:tcPr>
-          <w:p>
-            <w:pPr>
-              <w:keepNext w:val="0"/>
-              <w:keepLines w:val="0"/>
-              <w:pageBreakBefore w:val="0"/>
-              <w:widowControl w:val="0"/>
-              <w:suppressLineNumbers w:val="0"/>
-              <w:kinsoku w:val="0"/>
-              <w:wordWrap/>
-              <w:overflowPunct/>
-              <w:topLinePunct w:val="0"/>
-              <w:autoSpaceDE w:val="0"/>
-              <w:autoSpaceDN w:val="0"/>
-              <w:bidi w:val="0"/>
-              <w:adjustRightInd w:val="0"/>
-              <w:snapToGrid w:val="0"/>
-              <w:spacing w:line="240" w:lineRule="auto"/>
-              <w:ind w:left="0" w:leftChars="0" w:right="0" w:rightChars="0" w:firstLine="0" w:firstLineChars="0"/>
-              <w:jc w:val="left"/>
-              <w:textAlignment w:val="baseline"/>
-              <w:rPr>
-                <w:rFonts w:hint="default" w:ascii="Segoe UI" w:hAnsi="Segoe UI" w:eastAsia="Segoe UI" w:cs="Segoe UI"/>
-                <w:i w:val="0"/>
-                <w:iCs w:val="0"/>
-                <w:caps w:val="0"/>
-                <w:color w:val="0F1115"/>
-                <w:spacing w:val="0"/>
-                <w:sz w:val="18"/>
-                <w:szCs w:val="18"/>
-              </w:rPr>
-            </w:pPr>
-            <w:r>
-              <w:rPr>
-                <w:rFonts w:hint="default" w:ascii="Segoe UI" w:hAnsi="Segoe UI" w:eastAsia="Segoe UI" w:cs="Segoe UI"/>
-                <w:i w:val="0"/>
-                <w:iCs w:val="0"/>
-                <w:caps w:val="0"/>
-                <w:snapToGrid w:val="0"/>
-                <w:color w:val="000000"/>
-                <w:spacing w:val="0"/>
-                <w:kern w:val="0"/>
-                <w:sz w:val="18"/>
-                <w:szCs w:val="18"/>
-                <w:lang w:val="en-US" w:eastAsia="zh-CN"/>
-              </w:rPr>
-              <w:t>告警升级</w:t>
-            </w:r>
-          </w:p>
-        </w:tc>
-        <w:tc>
-          <w:tcPr>
-            <w:tcW w:w="3884" w:type="dxa"/>
-            <w:tcBorders>
-              <w:top w:val="single" w:color="auto" w:sz="4" w:space="0"/>
-              <w:left w:val="single" w:color="auto" w:sz="4" w:space="0"/>
-              <w:bottom w:val="nil"/>
-              <w:right w:val="nil"/>
-            </w:tcBorders>
-            <w:shd w:val="clear" w:color="auto" w:fill="auto"/>
-            <w:tcMar>
-              <w:top w:w="120" w:type="dxa"/>
-              <w:left w:w="192" w:type="dxa"/>
-              <w:bottom w:w="120" w:type="dxa"/>
-              <w:right w:w="192" w:type="dxa"/>
-            </w:tcMar>
-            <w:vAlign w:val="center"/>
-          </w:tcPr>
-          <w:p>
-            <w:pPr>
-              <w:keepNext w:val="0"/>
-              <w:keepLines w:val="0"/>
-              <w:pageBreakBefore w:val="0"/>
-              <w:widowControl w:val="0"/>
-              <w:suppressLineNumbers w:val="0"/>
-              <w:kinsoku w:val="0"/>
-              <w:wordWrap/>
-              <w:overflowPunct/>
-              <w:topLinePunct w:val="0"/>
-              <w:autoSpaceDE w:val="0"/>
-              <w:autoSpaceDN w:val="0"/>
-              <w:bidi w:val="0"/>
-              <w:adjustRightInd w:val="0"/>
-              <w:snapToGrid w:val="0"/>
-              <w:spacing w:line="240" w:lineRule="auto"/>
-              <w:ind w:left="0" w:leftChars="0" w:right="0" w:rightChars="0" w:firstLine="0" w:firstLineChars="0"/>
-              <w:jc w:val="left"/>
-              <w:textAlignment w:val="baseline"/>
-              <w:rPr>
-                <w:rFonts w:hint="default" w:ascii="Segoe UI" w:hAnsi="Segoe UI" w:eastAsia="Segoe UI" w:cs="Segoe UI"/>
-                <w:i w:val="0"/>
-                <w:iCs w:val="0"/>
-                <w:caps w:val="0"/>
-                <w:color w:val="0F1115"/>
-                <w:spacing w:val="0"/>
-                <w:sz w:val="18"/>
-                <w:szCs w:val="18"/>
-              </w:rPr>
-            </w:pPr>
-            <w:r>
-              <w:rPr>
-                <w:rFonts w:hint="default" w:ascii="Segoe UI" w:hAnsi="Segoe UI" w:eastAsia="Segoe UI" w:cs="Segoe UI"/>
-                <w:i w:val="0"/>
-                <w:iCs w:val="0"/>
-                <w:caps w:val="0"/>
-                <w:snapToGrid w:val="0"/>
-                <w:color w:val="000000"/>
-                <w:spacing w:val="0"/>
-                <w:kern w:val="0"/>
-                <w:sz w:val="18"/>
-                <w:szCs w:val="18"/>
-                <w:lang w:val="en-US" w:eastAsia="zh-CN"/>
-              </w:rPr>
-              <w:t>长时间未处理告警自动升级</w:t>
-            </w:r>
-          </w:p>
-        </w:tc>
-        <w:tc>
-          <w:tcPr>
-            <w:tcW w:w="1402" w:type="dxa"/>
-            <w:tcBorders>
-              <w:top w:val="single" w:color="auto" w:sz="4" w:space="0"/>
-              <w:left w:val="single" w:color="auto" w:sz="4" w:space="0"/>
-              <w:bottom w:val="nil"/>
-              <w:right w:val="single" w:color="auto" w:sz="12" w:space="0"/>
-            </w:tcBorders>
-            <w:shd w:val="clear" w:color="auto" w:fill="auto"/>
-            <w:tcMar>
-              <w:top w:w="120" w:type="dxa"/>
-              <w:left w:w="192" w:type="dxa"/>
-              <w:bottom w:w="120" w:type="dxa"/>
-              <w:right w:w="-1" w:type="dxa"/>
-            </w:tcMar>
-            <w:vAlign w:val="center"/>
-          </w:tcPr>
-          <w:p>
-            <w:pPr>
-              <w:keepNext w:val="0"/>
-              <w:keepLines w:val="0"/>
-              <w:pageBreakBefore w:val="0"/>
-              <w:widowControl w:val="0"/>
-              <w:suppressLineNumbers w:val="0"/>
-              <w:kinsoku w:val="0"/>
-              <w:wordWrap/>
-              <w:overflowPunct/>
-              <w:topLinePunct w:val="0"/>
-              <w:autoSpaceDE w:val="0"/>
-              <w:autoSpaceDN w:val="0"/>
-              <w:bidi w:val="0"/>
-              <w:adjustRightInd w:val="0"/>
-              <w:snapToGrid w:val="0"/>
-              <w:spacing w:line="240" w:lineRule="auto"/>
-              <w:ind w:left="0" w:leftChars="0" w:right="0" w:rightChars="0" w:firstLine="0" w:firstLineChars="0"/>
-              <w:jc w:val="left"/>
-              <w:textAlignment w:val="baseline"/>
-              <w:rPr>
-                <w:rFonts w:hint="default" w:ascii="Segoe UI" w:hAnsi="Segoe UI" w:eastAsia="Segoe UI" w:cs="Segoe UI"/>
-                <w:i w:val="0"/>
-                <w:iCs w:val="0"/>
-                <w:caps w:val="0"/>
-                <w:color w:val="0F1115"/>
-                <w:spacing w:val="0"/>
-                <w:sz w:val="18"/>
-                <w:szCs w:val="18"/>
-              </w:rPr>
-            </w:pPr>
-            <w:r>
-              <w:rPr>
-                <w:rFonts w:hint="default" w:ascii="Segoe UI" w:hAnsi="Segoe UI" w:eastAsia="Segoe UI" w:cs="Segoe UI"/>
-                <w:i w:val="0"/>
-                <w:iCs w:val="0"/>
-                <w:caps w:val="0"/>
-                <w:snapToGrid w:val="0"/>
-                <w:color w:val="000000"/>
-                <w:spacing w:val="0"/>
-                <w:kern w:val="0"/>
-                <w:sz w:val="18"/>
-                <w:szCs w:val="18"/>
-                <w:lang w:val="en-US" w:eastAsia="zh-CN"/>
-              </w:rPr>
-              <w:t>2026年8月</w:t>
-            </w:r>
-          </w:p>
-        </w:tc>
-        <w:tc>
-          <w:tcPr>
-            <w:tcW w:w="1402" w:type="dxa"/>
-            <w:tcBorders>
-              <w:top w:val="single" w:color="auto" w:sz="4" w:space="0"/>
-              <w:left w:val="single" w:color="auto" w:sz="4" w:space="0"/>
-              <w:bottom w:val="nil"/>
-              <w:right w:val="single" w:color="auto" w:sz="12" w:space="0"/>
-            </w:tcBorders>
-            <w:shd w:val="clear" w:color="auto" w:fill="auto"/>
-            <w:tcMar>
-              <w:top w:w="120" w:type="dxa"/>
-              <w:left w:w="192" w:type="dxa"/>
-              <w:bottom w:w="120" w:type="dxa"/>
-              <w:right w:w="-1" w:type="dxa"/>
-            </w:tcMar>
-            <w:vAlign w:val="center"/>
-          </w:tcPr>
-          <w:p>
-            <w:pPr>
-              <w:keepNext w:val="0"/>
-              <w:keepLines w:val="0"/>
-              <w:pageBreakBefore w:val="0"/>
-              <w:widowControl w:val="0"/>
-              <w:suppressLineNumbers w:val="0"/>
-              <w:kinsoku w:val="0"/>
-              <w:wordWrap/>
-              <w:overflowPunct/>
-              <w:topLinePunct w:val="0"/>
-              <w:autoSpaceDE w:val="0"/>
-              <w:autoSpaceDN w:val="0"/>
-              <w:bidi w:val="0"/>
-              <w:adjustRightInd w:val="0"/>
-              <w:snapToGrid w:val="0"/>
-              <w:spacing w:line="240" w:lineRule="auto"/>
-              <w:ind w:left="0" w:leftChars="0" w:right="0" w:rightChars="0" w:firstLine="0" w:firstLineChars="0"/>
-              <w:jc w:val="left"/>
-              <w:textAlignment w:val="baseline"/>
-              <w:rPr>
-                <w:rFonts w:hint="default" w:ascii="Segoe UI" w:hAnsi="Segoe UI" w:eastAsia="Segoe UI" w:cs="Segoe UI"/>
-                <w:i w:val="0"/>
-                <w:iCs w:val="0"/>
-                <w:caps w:val="0"/>
-                <w:snapToGrid w:val="0"/>
-                <w:color w:val="000000"/>
-                <w:spacing w:val="0"/>
-                <w:kern w:val="0"/>
-                <w:sz w:val="18"/>
-                <w:szCs w:val="18"/>
-                <w:lang w:val="en-US" w:eastAsia="zh-CN"/>
-              </w:rPr>
-            </w:pPr>
-            <w:r>
-              <w:rPr>
-                <w:rFonts w:hint="eastAsia" w:ascii="Segoe UI" w:hAnsi="Segoe UI" w:eastAsia="Segoe UI" w:cs="Segoe UI"/>
-                <w:i w:val="0"/>
-                <w:iCs w:val="0"/>
-                <w:caps w:val="0"/>
-                <w:snapToGrid w:val="0"/>
-                <w:color w:val="000000"/>
-                <w:spacing w:val="0"/>
-                <w:kern w:val="0"/>
-                <w:sz w:val="18"/>
-                <w:szCs w:val="18"/>
-                <w:lang w:val="en-US" w:eastAsia="zh-CN"/>
-              </w:rPr>
-              <w:t>未开始</w:t>
-            </w:r>
-          </w:p>
-        </w:tc>
-      </w:tr>
-      <w:tr>
-        <w:tblPrEx>
-          <w:tblBorders>
-            <w:top w:val="none" w:color="auto" w:sz="0" w:space="0"/>
-            <w:left w:val="none" w:color="auto" w:sz="0" w:space="0"/>
-            <w:bottom w:val="none" w:color="auto" w:sz="0" w:space="0"/>
-            <w:right w:val="none" w:color="auto" w:sz="0" w:space="0"/>
-            <w:insideH w:val="none" w:color="auto" w:sz="0" w:space="0"/>
-            <w:insideV w:val="none" w:color="auto" w:sz="0" w:space="0"/>
-          </w:tblBorders>
-          <w:shd w:val="clear" w:color="auto" w:fill="auto"/>
-          <w:tblCellMar>
-            <w:top w:w="15" w:type="dxa"/>
-            <w:left w:w="15" w:type="dxa"/>
-            <w:bottom w:w="15" w:type="dxa"/>
-            <w:right w:w="15" w:type="dxa"/>
-          </w:tblCellMar>
-        </w:tblPrEx>
-        <w:trPr>
-          <w:trHeight w:val="0" w:hRule="atLeast"/>
-          <w:jc w:val="center"/>
-        </w:trPr>
-        <w:tc>
-          <w:tcPr>
-            <w:tcW w:w="1812" w:type="dxa"/>
-            <w:vMerge w:val="restart"/>
-            <w:tcBorders>
-              <w:top w:val="single" w:color="auto" w:sz="4" w:space="0"/>
-              <w:left w:val="single" w:color="auto" w:sz="12" w:space="0"/>
-              <w:right w:val="nil"/>
-            </w:tcBorders>
-            <w:shd w:val="clear" w:color="auto" w:fill="auto"/>
-            <w:tcMar>
-              <w:top w:w="120" w:type="dxa"/>
-              <w:left w:w="-1" w:type="dxa"/>
-              <w:bottom w:w="120" w:type="dxa"/>
-              <w:right w:w="192" w:type="dxa"/>
-            </w:tcMar>
-            <w:vAlign w:val="center"/>
-          </w:tcPr>
-          <w:p>
-            <w:pPr>
-              <w:keepNext w:val="0"/>
-              <w:keepLines w:val="0"/>
-              <w:pageBreakBefore w:val="0"/>
-              <w:widowControl w:val="0"/>
-              <w:suppressLineNumbers w:val="0"/>
-              <w:kinsoku w:val="0"/>
-              <w:wordWrap/>
-              <w:overflowPunct/>
-              <w:topLinePunct w:val="0"/>
-              <w:autoSpaceDE w:val="0"/>
-              <w:autoSpaceDN w:val="0"/>
-              <w:bidi w:val="0"/>
-              <w:adjustRightInd w:val="0"/>
-              <w:snapToGrid w:val="0"/>
-              <w:spacing w:line="240" w:lineRule="auto"/>
-              <w:ind w:left="0" w:leftChars="0" w:right="0" w:rightChars="0" w:firstLine="0" w:firstLineChars="0"/>
-              <w:jc w:val="center"/>
-              <w:textAlignment w:val="baseline"/>
-              <w:rPr>
-                <w:rFonts w:hint="default" w:ascii="Segoe UI" w:hAnsi="Segoe UI" w:eastAsia="Segoe UI" w:cs="Segoe UI"/>
-                <w:i w:val="0"/>
-                <w:iCs w:val="0"/>
-                <w:caps w:val="0"/>
-                <w:color w:val="0F1115"/>
-                <w:spacing w:val="0"/>
-                <w:sz w:val="18"/>
-                <w:szCs w:val="18"/>
-              </w:rPr>
-            </w:pPr>
-            <w:r>
-              <w:rPr>
-                <w:rStyle w:val="25"/>
-                <w:rFonts w:hint="default" w:ascii="Segoe UI" w:hAnsi="Segoe UI" w:eastAsia="Segoe UI" w:cs="Segoe UI"/>
-                <w:b/>
-                <w:bCs/>
-                <w:i w:val="0"/>
-                <w:iCs w:val="0"/>
-                <w:caps w:val="0"/>
-                <w:snapToGrid w:val="0"/>
-                <w:color w:val="000000"/>
-                <w:spacing w:val="0"/>
-                <w:kern w:val="0"/>
-                <w:sz w:val="18"/>
-                <w:szCs w:val="18"/>
-                <w:lang w:val="en-US" w:eastAsia="zh-CN"/>
-              </w:rPr>
-              <w:t>知识库优化</w:t>
-            </w:r>
-          </w:p>
-        </w:tc>
-        <w:tc>
-          <w:tcPr>
-            <w:tcW w:w="1400" w:type="dxa"/>
-            <w:tcBorders>
-              <w:top w:val="single" w:color="auto" w:sz="4" w:space="0"/>
-              <w:left w:val="single" w:color="auto" w:sz="4" w:space="0"/>
-              <w:bottom w:val="nil"/>
-              <w:right w:val="nil"/>
-            </w:tcBorders>
-            <w:shd w:val="clear" w:color="auto" w:fill="auto"/>
-            <w:tcMar>
-              <w:top w:w="120" w:type="dxa"/>
-              <w:left w:w="192" w:type="dxa"/>
-              <w:bottom w:w="120" w:type="dxa"/>
-              <w:right w:w="192" w:type="dxa"/>
-            </w:tcMar>
-            <w:vAlign w:val="center"/>
-          </w:tcPr>
-          <w:p>
-            <w:pPr>
-              <w:keepNext w:val="0"/>
-              <w:keepLines w:val="0"/>
-              <w:pageBreakBefore w:val="0"/>
-              <w:widowControl w:val="0"/>
-              <w:suppressLineNumbers w:val="0"/>
-              <w:kinsoku w:val="0"/>
-              <w:wordWrap/>
-              <w:overflowPunct/>
-              <w:topLinePunct w:val="0"/>
-              <w:autoSpaceDE w:val="0"/>
-              <w:autoSpaceDN w:val="0"/>
-              <w:bidi w:val="0"/>
-              <w:adjustRightInd w:val="0"/>
-              <w:snapToGrid w:val="0"/>
-              <w:spacing w:line="240" w:lineRule="auto"/>
-              <w:ind w:left="0" w:leftChars="0" w:right="0" w:rightChars="0" w:firstLine="0" w:firstLineChars="0"/>
-              <w:jc w:val="left"/>
-              <w:textAlignment w:val="baseline"/>
-              <w:rPr>
-                <w:rFonts w:hint="default" w:ascii="Segoe UI" w:hAnsi="Segoe UI" w:eastAsia="Segoe UI" w:cs="Segoe UI"/>
-                <w:i w:val="0"/>
-                <w:iCs w:val="0"/>
-                <w:caps w:val="0"/>
-                <w:color w:val="0F1115"/>
-                <w:spacing w:val="0"/>
-                <w:sz w:val="18"/>
-                <w:szCs w:val="18"/>
-              </w:rPr>
-            </w:pPr>
-            <w:r>
-              <w:rPr>
-                <w:rFonts w:hint="default" w:ascii="Segoe UI" w:hAnsi="Segoe UI" w:eastAsia="Segoe UI" w:cs="Segoe UI"/>
-                <w:i w:val="0"/>
-                <w:iCs w:val="0"/>
-                <w:caps w:val="0"/>
-                <w:snapToGrid w:val="0"/>
-                <w:color w:val="000000"/>
-                <w:spacing w:val="0"/>
-                <w:kern w:val="0"/>
-                <w:sz w:val="18"/>
-                <w:szCs w:val="18"/>
-                <w:lang w:val="en-US" w:eastAsia="zh-CN"/>
-              </w:rPr>
-              <w:t>语义搜索</w:t>
-            </w:r>
-          </w:p>
-        </w:tc>
-        <w:tc>
-          <w:tcPr>
-            <w:tcW w:w="3884" w:type="dxa"/>
-            <w:tcBorders>
-              <w:top w:val="single" w:color="auto" w:sz="4" w:space="0"/>
-              <w:left w:val="single" w:color="auto" w:sz="4" w:space="0"/>
-              <w:bottom w:val="nil"/>
-              <w:right w:val="nil"/>
-            </w:tcBorders>
-            <w:shd w:val="clear" w:color="auto" w:fill="auto"/>
-            <w:tcMar>
-              <w:top w:w="120" w:type="dxa"/>
-              <w:left w:w="192" w:type="dxa"/>
-              <w:bottom w:w="120" w:type="dxa"/>
-              <w:right w:w="192" w:type="dxa"/>
-            </w:tcMar>
-            <w:vAlign w:val="center"/>
-          </w:tcPr>
-          <w:p>
-            <w:pPr>
-              <w:keepNext w:val="0"/>
-              <w:keepLines w:val="0"/>
-              <w:pageBreakBefore w:val="0"/>
-              <w:widowControl w:val="0"/>
-              <w:suppressLineNumbers w:val="0"/>
-              <w:kinsoku w:val="0"/>
-              <w:wordWrap/>
-              <w:overflowPunct/>
-              <w:topLinePunct w:val="0"/>
-              <w:autoSpaceDE w:val="0"/>
-              <w:autoSpaceDN w:val="0"/>
-              <w:bidi w:val="0"/>
-              <w:adjustRightInd w:val="0"/>
-              <w:snapToGrid w:val="0"/>
-              <w:spacing w:line="240" w:lineRule="auto"/>
-              <w:ind w:left="0" w:leftChars="0" w:right="0" w:rightChars="0" w:firstLine="0" w:firstLineChars="0"/>
-              <w:jc w:val="left"/>
-              <w:textAlignment w:val="baseline"/>
-              <w:rPr>
-                <w:rFonts w:hint="default" w:ascii="Segoe UI" w:hAnsi="Segoe UI" w:eastAsia="Segoe UI" w:cs="Segoe UI"/>
-                <w:i w:val="0"/>
-                <w:iCs w:val="0"/>
-                <w:caps w:val="0"/>
-                <w:color w:val="0F1115"/>
-                <w:spacing w:val="0"/>
-                <w:sz w:val="18"/>
-                <w:szCs w:val="18"/>
-              </w:rPr>
-            </w:pPr>
-            <w:r>
-              <w:rPr>
-                <w:rFonts w:hint="default" w:ascii="Segoe UI" w:hAnsi="Segoe UI" w:eastAsia="Segoe UI" w:cs="Segoe UI"/>
-                <w:i w:val="0"/>
-                <w:iCs w:val="0"/>
-                <w:caps w:val="0"/>
-                <w:snapToGrid w:val="0"/>
-                <w:color w:val="000000"/>
-                <w:spacing w:val="0"/>
-                <w:kern w:val="0"/>
-                <w:sz w:val="18"/>
-                <w:szCs w:val="18"/>
-                <w:lang w:val="en-US" w:eastAsia="zh-CN"/>
-              </w:rPr>
-              <w:t>自然语言搜索知识库</w:t>
-            </w:r>
-          </w:p>
-        </w:tc>
-        <w:tc>
-          <w:tcPr>
-            <w:tcW w:w="1402" w:type="dxa"/>
-            <w:tcBorders>
-              <w:top w:val="single" w:color="auto" w:sz="4" w:space="0"/>
-              <w:left w:val="single" w:color="auto" w:sz="4" w:space="0"/>
-              <w:bottom w:val="nil"/>
-              <w:right w:val="single" w:color="auto" w:sz="12" w:space="0"/>
-            </w:tcBorders>
-            <w:shd w:val="clear" w:color="auto" w:fill="auto"/>
-            <w:tcMar>
-              <w:top w:w="120" w:type="dxa"/>
-              <w:left w:w="192" w:type="dxa"/>
-              <w:bottom w:w="120" w:type="dxa"/>
-              <w:right w:w="-1" w:type="dxa"/>
-            </w:tcMar>
-            <w:vAlign w:val="center"/>
-          </w:tcPr>
-          <w:p>
-            <w:pPr>
-              <w:keepNext w:val="0"/>
-              <w:keepLines w:val="0"/>
-              <w:pageBreakBefore w:val="0"/>
-              <w:widowControl w:val="0"/>
-              <w:suppressLineNumbers w:val="0"/>
-              <w:kinsoku w:val="0"/>
-              <w:wordWrap/>
-              <w:overflowPunct/>
-              <w:topLinePunct w:val="0"/>
-              <w:autoSpaceDE w:val="0"/>
-              <w:autoSpaceDN w:val="0"/>
-              <w:bidi w:val="0"/>
-              <w:adjustRightInd w:val="0"/>
-              <w:snapToGrid w:val="0"/>
-              <w:spacing w:line="240" w:lineRule="auto"/>
-              <w:ind w:left="0" w:leftChars="0" w:right="0" w:rightChars="0" w:firstLine="0" w:firstLineChars="0"/>
-              <w:jc w:val="left"/>
-              <w:textAlignment w:val="baseline"/>
-              <w:rPr>
-                <w:rFonts w:hint="default" w:ascii="Segoe UI" w:hAnsi="Segoe UI" w:eastAsia="Segoe UI" w:cs="Segoe UI"/>
-                <w:i w:val="0"/>
-                <w:iCs w:val="0"/>
-                <w:caps w:val="0"/>
-                <w:color w:val="0F1115"/>
-                <w:spacing w:val="0"/>
-                <w:sz w:val="18"/>
-                <w:szCs w:val="18"/>
-              </w:rPr>
-            </w:pPr>
-            <w:r>
-              <w:rPr>
-                <w:rFonts w:hint="default" w:ascii="Segoe UI" w:hAnsi="Segoe UI" w:eastAsia="Segoe UI" w:cs="Segoe UI"/>
-                <w:i w:val="0"/>
-                <w:iCs w:val="0"/>
-                <w:caps w:val="0"/>
-                <w:snapToGrid w:val="0"/>
-                <w:color w:val="000000"/>
-                <w:spacing w:val="0"/>
-                <w:kern w:val="0"/>
-                <w:sz w:val="18"/>
-                <w:szCs w:val="18"/>
-                <w:lang w:val="en-US" w:eastAsia="zh-CN"/>
-              </w:rPr>
-              <w:t>2026年8月</w:t>
-            </w:r>
-          </w:p>
-        </w:tc>
-        <w:tc>
-          <w:tcPr>
-            <w:tcW w:w="1402" w:type="dxa"/>
-            <w:tcBorders>
-              <w:top w:val="single" w:color="auto" w:sz="4" w:space="0"/>
-              <w:left w:val="single" w:color="auto" w:sz="4" w:space="0"/>
-              <w:bottom w:val="nil"/>
-              <w:right w:val="single" w:color="auto" w:sz="12" w:space="0"/>
-            </w:tcBorders>
-            <w:shd w:val="clear" w:color="auto" w:fill="auto"/>
-            <w:tcMar>
-              <w:top w:w="120" w:type="dxa"/>
-              <w:left w:w="192" w:type="dxa"/>
-              <w:bottom w:w="120" w:type="dxa"/>
-              <w:right w:w="-1" w:type="dxa"/>
-            </w:tcMar>
-            <w:vAlign w:val="center"/>
-          </w:tcPr>
-          <w:p>
-            <w:pPr>
-              <w:keepNext w:val="0"/>
-              <w:keepLines w:val="0"/>
-              <w:pageBreakBefore w:val="0"/>
-              <w:widowControl w:val="0"/>
-              <w:suppressLineNumbers w:val="0"/>
-              <w:kinsoku w:val="0"/>
-              <w:wordWrap/>
-              <w:overflowPunct/>
-              <w:topLinePunct w:val="0"/>
-              <w:autoSpaceDE w:val="0"/>
-              <w:autoSpaceDN w:val="0"/>
-              <w:bidi w:val="0"/>
-              <w:adjustRightInd w:val="0"/>
-              <w:snapToGrid w:val="0"/>
-              <w:spacing w:line="240" w:lineRule="auto"/>
-              <w:ind w:left="0" w:leftChars="0" w:right="0" w:rightChars="0" w:firstLine="0" w:firstLineChars="0"/>
-              <w:jc w:val="left"/>
-              <w:textAlignment w:val="baseline"/>
-              <w:rPr>
-                <w:rFonts w:hint="default" w:ascii="Segoe UI" w:hAnsi="Segoe UI" w:eastAsia="Segoe UI" w:cs="Segoe UI"/>
-                <w:i w:val="0"/>
-                <w:iCs w:val="0"/>
-                <w:caps w:val="0"/>
-                <w:snapToGrid w:val="0"/>
-                <w:color w:val="000000"/>
-                <w:spacing w:val="0"/>
-                <w:kern w:val="0"/>
-                <w:sz w:val="18"/>
-                <w:szCs w:val="18"/>
-                <w:lang w:val="en-US" w:eastAsia="zh-CN"/>
-              </w:rPr>
-            </w:pPr>
-            <w:r>
-              <w:rPr>
-                <w:rFonts w:hint="eastAsia" w:ascii="Segoe UI" w:hAnsi="Segoe UI" w:eastAsia="Segoe UI" w:cs="Segoe UI"/>
-                <w:i w:val="0"/>
-                <w:iCs w:val="0"/>
-                <w:caps w:val="0"/>
-                <w:snapToGrid w:val="0"/>
-                <w:color w:val="000000"/>
-                <w:spacing w:val="0"/>
-                <w:kern w:val="0"/>
-                <w:sz w:val="18"/>
-                <w:szCs w:val="18"/>
-                <w:lang w:val="en-US" w:eastAsia="zh-CN"/>
-              </w:rPr>
-              <w:t>未开始</w:t>
-            </w:r>
-          </w:p>
-        </w:tc>
-      </w:tr>
-      <w:tr>
-        <w:tblPrEx>
-          <w:tblBorders>
-            <w:top w:val="none" w:color="auto" w:sz="0" w:space="0"/>
-            <w:left w:val="none" w:color="auto" w:sz="0" w:space="0"/>
-            <w:bottom w:val="none" w:color="auto" w:sz="0" w:space="0"/>
-            <w:right w:val="none" w:color="auto" w:sz="0" w:space="0"/>
-            <w:insideH w:val="none" w:color="auto" w:sz="0" w:space="0"/>
-            <w:insideV w:val="none" w:color="auto" w:sz="0" w:space="0"/>
-          </w:tblBorders>
-          <w:shd w:val="clear" w:color="auto" w:fill="auto"/>
           <w:tblCellMar>
             <w:top w:w="15" w:type="dxa"/>
             <w:left w:w="15" w:type="dxa"/>
@@ -11874,8 +11865,8 @@
         <w:snapToGrid w:val="0"/>
         <w:textAlignment w:val="baseline"/>
       </w:pPr>
-      <w:bookmarkStart w:id="15" w:name="heading_10"/>
-      <w:bookmarkStart w:id="16" w:name="_Toc10067"/>
+      <w:bookmarkStart w:id="15" w:name="_Toc10067"/>
+      <w:bookmarkStart w:id="16" w:name="heading_10"/>
       <w:r>
         <w:t>研发工具应用情况</w:t>
       </w:r>
@@ -11933,8 +11924,8 @@
         <w:snapToGrid w:val="0"/>
         <w:textAlignment w:val="baseline"/>
       </w:pPr>
-      <w:bookmarkStart w:id="17" w:name="heading_11"/>
-      <w:bookmarkStart w:id="18" w:name="_Toc6485"/>
+      <w:bookmarkStart w:id="17" w:name="_Toc6485"/>
+      <w:bookmarkStart w:id="18" w:name="heading_11"/>
       <w:r>
         <w:t>手册研发完成情况</w:t>
       </w:r>
@@ -14613,8 +14604,8 @@
         <w:snapToGrid w:val="0"/>
         <w:textAlignment w:val="baseline"/>
       </w:pPr>
-      <w:bookmarkStart w:id="21" w:name="heading_13"/>
-      <w:bookmarkStart w:id="22" w:name="_Toc19120"/>
+      <w:bookmarkStart w:id="21" w:name="_Toc19120"/>
+      <w:bookmarkStart w:id="22" w:name="heading_13"/>
       <w:r>
         <w:t>资源使用情况</w:t>
       </w:r>
@@ -14639,8 +14630,8 @@
         <w:snapToGrid w:val="0"/>
         <w:textAlignment w:val="baseline"/>
       </w:pPr>
-      <w:bookmarkStart w:id="23" w:name="heading_14"/>
-      <w:bookmarkStart w:id="24" w:name="_Toc31825"/>
+      <w:bookmarkStart w:id="23" w:name="_Toc31825"/>
+      <w:bookmarkStart w:id="24" w:name="heading_14"/>
       <w:r>
         <w:t>人员投入</w:t>
       </w:r>
@@ -15243,9 +15234,17 @@
               <w:ind w:left="0" w:leftChars="0" w:right="0" w:rightChars="0" w:firstLine="0" w:firstLineChars="0"/>
               <w:jc w:val="left"/>
               <w:textAlignment w:val="baseline"/>
-            </w:pPr>
-            <w:r>
-              <w:t>石宝升</w:t>
+              <w:rPr>
+                <w:rFonts w:hint="eastAsia" w:eastAsia="宋体"/>
+                <w:lang w:eastAsia="zh-CN"/>
+              </w:rPr>
+            </w:pPr>
+            <w:r>
+              <w:rPr>
+                <w:rFonts w:hint="eastAsia"/>
+                <w:lang w:eastAsia="zh-CN"/>
+              </w:rPr>
+              <w:t>黄正宇</w:t>
             </w:r>
           </w:p>
         </w:tc>
